--- a/Interpretation tool.docx
+++ b/Interpretation tool.docx
@@ -18,7 +18,7 @@
         <w:t xml:space="preserve">This document is to go over the details of the interpretation tool part of the update framework, which is based on the work by Langan et. al.</w:t>
       </w:r>
     </w:p>
-    <w:bookmarkStart w:id="86" w:name="derivation-of-contours"/>
+    <w:bookmarkStart w:id="90" w:name="derivation-of-contours"/>
     <w:p>
       <w:pPr>
         <w:pStyle w:val="Heading1"/>
@@ -280,7 +280,7 @@
         <w:t xml:space="preserve"> </w:t>
       </w:r>
       <w:r>
-        <w:t xml:space="preserve">is the type I error rate (normally set at 0.5),</w:t>
+        <w:t xml:space="preserve">is the type I error rate (normally set at 0.05),</w:t>
       </w:r>
       <w:r>
         <w:t xml:space="preserve"> </w:t>
@@ -2630,7 +2630,378 @@
         <w:t xml:space="preserve"> </w:t>
       </w:r>
       <w:r>
-        <w:t xml:space="preserve">brings us back to equations</w:t>
+        <w:t xml:space="preserve">gives us the following:</w:t>
+      </w:r>
+    </w:p>
+    <w:p>
+      <w:pPr>
+        <w:pStyle w:val="BodyText"/>
+      </w:pPr>
+      <m:oMathPara>
+        <m:oMathParaPr>
+          <m:jc m:val="center"/>
+        </m:oMathParaPr>
+        <m:oMath>
+          <m:acc>
+            <m:accPr>
+              <m:chr m:val="̂"/>
+            </m:accPr>
+            <m:e>
+              <m:r>
+                <m:t>θ</m:t>
+              </m:r>
+            </m:e>
+          </m:acc>
+          <m:r>
+            <m:rPr>
+              <m:sty m:val="p"/>
+            </m:rPr>
+            <m:t>=</m:t>
+          </m:r>
+          <m:f>
+            <m:fPr>
+              <m:type m:val="bar"/>
+            </m:fPr>
+            <m:num>
+              <m:nary>
+                <m:naryPr>
+                  <m:chr m:val="∑"/>
+                  <m:limLoc m:val="undOvr"/>
+                  <m:subHide m:val="off"/>
+                  <m:supHide m:val="off"/>
+                </m:naryPr>
+                <m:sub>
+                  <m:r>
+                    <m:t>i</m:t>
+                  </m:r>
+                  <m:r>
+                    <m:rPr>
+                      <m:sty m:val="p"/>
+                    </m:rPr>
+                    <m:t>=</m:t>
+                  </m:r>
+                  <m:r>
+                    <m:t>1</m:t>
+                  </m:r>
+                </m:sub>
+                <m:sup>
+                  <m:r>
+                    <m:t>n</m:t>
+                  </m:r>
+                </m:sup>
+                <m:e>
+                  <m:sSub>
+                    <m:e>
+                      <m:r>
+                        <m:t>w</m:t>
+                      </m:r>
+                    </m:e>
+                    <m:sub>
+                      <m:r>
+                        <m:t>i</m:t>
+                      </m:r>
+                    </m:sub>
+                  </m:sSub>
+                  <m:sSub>
+                    <m:e>
+                      <m:acc>
+                        <m:accPr>
+                          <m:chr m:val="̂"/>
+                        </m:accPr>
+                        <m:e>
+                          <m:r>
+                            <m:t>θ</m:t>
+                          </m:r>
+                        </m:e>
+                      </m:acc>
+                    </m:e>
+                    <m:sub>
+                      <m:r>
+                        <m:t>i</m:t>
+                      </m:r>
+                    </m:sub>
+                  </m:sSub>
+                </m:e>
+              </m:nary>
+              <m:r>
+                <m:rPr>
+                  <m:sty m:val="p"/>
+                </m:rPr>
+                <m:t>+</m:t>
+              </m:r>
+              <m:sSub>
+                <m:e>
+                  <m:r>
+                    <m:t>w</m:t>
+                  </m:r>
+                </m:e>
+                <m:sub>
+                  <m:acc>
+                    <m:accPr>
+                      <m:chr m:val="‾"/>
+                    </m:accPr>
+                    <m:e>
+                      <m:r>
+                        <m:t>n</m:t>
+                      </m:r>
+                      <m:r>
+                        <m:t>e</m:t>
+                      </m:r>
+                      <m:r>
+                        <m:t>w</m:t>
+                      </m:r>
+                    </m:e>
+                  </m:acc>
+                </m:sub>
+              </m:sSub>
+              <m:sSub>
+                <m:e>
+                  <m:acc>
+                    <m:accPr>
+                      <m:chr m:val="̂"/>
+                    </m:accPr>
+                    <m:e>
+                      <m:r>
+                        <m:t>θ</m:t>
+                      </m:r>
+                    </m:e>
+                  </m:acc>
+                </m:e>
+                <m:sub>
+                  <m:acc>
+                    <m:accPr>
+                      <m:chr m:val="‾"/>
+                    </m:accPr>
+                    <m:e>
+                      <m:r>
+                        <m:t>n</m:t>
+                      </m:r>
+                      <m:r>
+                        <m:t>e</m:t>
+                      </m:r>
+                      <m:r>
+                        <m:t>w</m:t>
+                      </m:r>
+                    </m:e>
+                  </m:acc>
+                </m:sub>
+              </m:sSub>
+            </m:num>
+            <m:den>
+              <m:nary>
+                <m:naryPr>
+                  <m:chr m:val="∑"/>
+                  <m:limLoc m:val="undOvr"/>
+                  <m:subHide m:val="off"/>
+                  <m:supHide m:val="off"/>
+                </m:naryPr>
+                <m:sub>
+                  <m:r>
+                    <m:t>i</m:t>
+                  </m:r>
+                  <m:r>
+                    <m:rPr>
+                      <m:sty m:val="p"/>
+                    </m:rPr>
+                    <m:t>=</m:t>
+                  </m:r>
+                  <m:r>
+                    <m:t>1</m:t>
+                  </m:r>
+                </m:sub>
+                <m:sup>
+                  <m:r>
+                    <m:t>n</m:t>
+                  </m:r>
+                </m:sup>
+                <m:e>
+                  <m:sSub>
+                    <m:e>
+                      <m:r>
+                        <m:t>w</m:t>
+                      </m:r>
+                    </m:e>
+                    <m:sub>
+                      <m:r>
+                        <m:t>i</m:t>
+                      </m:r>
+                    </m:sub>
+                  </m:sSub>
+                </m:e>
+              </m:nary>
+              <m:r>
+                <m:rPr>
+                  <m:sty m:val="p"/>
+                </m:rPr>
+                <m:t>+</m:t>
+              </m:r>
+              <m:sSub>
+                <m:e>
+                  <m:r>
+                    <m:t>w</m:t>
+                  </m:r>
+                </m:e>
+                <m:sub>
+                  <m:acc>
+                    <m:accPr>
+                      <m:chr m:val="‾"/>
+                    </m:accPr>
+                    <m:e>
+                      <m:r>
+                        <m:t>n</m:t>
+                      </m:r>
+                      <m:r>
+                        <m:t>e</m:t>
+                      </m:r>
+                      <m:r>
+                        <m:t>w</m:t>
+                      </m:r>
+                    </m:e>
+                  </m:acc>
+                </m:sub>
+              </m:sSub>
+            </m:den>
+          </m:f>
+        </m:oMath>
+      </m:oMathPara>
+    </w:p>
+    <w:p>
+      <w:pPr>
+        <w:pStyle w:val="FirstParagraph"/>
+      </w:pPr>
+      <m:oMathPara>
+        <m:oMathParaPr>
+          <m:jc m:val="center"/>
+        </m:oMathParaPr>
+        <m:oMath>
+          <m:r>
+            <m:t>v</m:t>
+          </m:r>
+          <m:r>
+            <m:t>a</m:t>
+          </m:r>
+          <m:r>
+            <m:t>r</m:t>
+          </m:r>
+          <m:d>
+            <m:dPr>
+              <m:begChr m:val="("/>
+              <m:endChr m:val=")"/>
+              <m:sepChr m:val=""/>
+              <m:grow/>
+            </m:dPr>
+            <m:e>
+              <m:acc>
+                <m:accPr>
+                  <m:chr m:val="̂"/>
+                </m:accPr>
+                <m:e>
+                  <m:r>
+                    <m:t>θ</m:t>
+                  </m:r>
+                </m:e>
+              </m:acc>
+            </m:e>
+          </m:d>
+          <m:r>
+            <m:rPr>
+              <m:sty m:val="p"/>
+            </m:rPr>
+            <m:t>=</m:t>
+          </m:r>
+          <m:f>
+            <m:fPr>
+              <m:type m:val="bar"/>
+            </m:fPr>
+            <m:num>
+              <m:r>
+                <m:t>1</m:t>
+              </m:r>
+            </m:num>
+            <m:den>
+              <m:nary>
+                <m:naryPr>
+                  <m:chr m:val="∑"/>
+                  <m:limLoc m:val="undOvr"/>
+                  <m:subHide m:val="off"/>
+                  <m:supHide m:val="off"/>
+                </m:naryPr>
+                <m:sub>
+                  <m:r>
+                    <m:t>i</m:t>
+                  </m:r>
+                  <m:r>
+                    <m:rPr>
+                      <m:sty m:val="p"/>
+                    </m:rPr>
+                    <m:t>=</m:t>
+                  </m:r>
+                  <m:r>
+                    <m:t>1</m:t>
+                  </m:r>
+                </m:sub>
+                <m:sup>
+                  <m:r>
+                    <m:t>n</m:t>
+                  </m:r>
+                </m:sup>
+                <m:e>
+                  <m:sSub>
+                    <m:e>
+                      <m:r>
+                        <m:t>w</m:t>
+                      </m:r>
+                    </m:e>
+                    <m:sub>
+                      <m:r>
+                        <m:t>i</m:t>
+                      </m:r>
+                    </m:sub>
+                  </m:sSub>
+                </m:e>
+              </m:nary>
+              <m:r>
+                <m:rPr>
+                  <m:sty m:val="p"/>
+                </m:rPr>
+                <m:t>+</m:t>
+              </m:r>
+              <m:sSub>
+                <m:e>
+                  <m:r>
+                    <m:t>w</m:t>
+                  </m:r>
+                </m:e>
+                <m:sub>
+                  <m:acc>
+                    <m:accPr>
+                      <m:chr m:val="‾"/>
+                    </m:accPr>
+                    <m:e>
+                      <m:r>
+                        <m:t>n</m:t>
+                      </m:r>
+                      <m:r>
+                        <m:t>e</m:t>
+                      </m:r>
+                      <m:r>
+                        <m:t>w</m:t>
+                      </m:r>
+                    </m:e>
+                  </m:acc>
+                </m:sub>
+              </m:sSub>
+            </m:den>
+          </m:f>
+        </m:oMath>
+      </m:oMathPara>
+    </w:p>
+    <w:p>
+      <w:pPr>
+        <w:pStyle w:val="FirstParagraph"/>
+      </w:pPr>
+      <w:r>
+        <w:t xml:space="preserve">This is simply the same equations as equations</w:t>
       </w:r>
       <w:r>
         <w:t xml:space="preserve"> </w:t>
@@ -2661,7 +3032,7 @@
         </w:r>
       </w:hyperlink>
       <w:r>
-        <w:t xml:space="preserve">. Therefore, everything else follows through as before, but with new definitions for</w:t>
+        <w:t xml:space="preserve">. Therefore, everything else follows through as before, but with</w:t>
       </w:r>
       <w:r>
         <w:t xml:space="preserve"> </w:t>
@@ -2737,11 +3108,76 @@
         </m:sSub>
       </m:oMath>
       <w:r>
+        <w:t xml:space="preserve"> </w:t>
+      </w:r>
+      <w:r>
+        <w:t xml:space="preserve">in place of</w:t>
+      </w:r>
+      <w:r>
+        <w:t xml:space="preserve"> </w:t>
+      </w:r>
+      <m:oMath>
+        <m:sSub>
+          <m:e>
+            <m:r>
+              <m:t>w</m:t>
+            </m:r>
+          </m:e>
+          <m:sub>
+            <m:r>
+              <m:t>n</m:t>
+            </m:r>
+            <m:r>
+              <m:t>e</m:t>
+            </m:r>
+            <m:r>
+              <m:t>w</m:t>
+            </m:r>
+          </m:sub>
+        </m:sSub>
+      </m:oMath>
+      <w:r>
+        <w:t xml:space="preserve"> </w:t>
+      </w:r>
+      <w:r>
+        <w:t xml:space="preserve">and</w:t>
+      </w:r>
+      <w:r>
+        <w:t xml:space="preserve"> </w:t>
+      </w:r>
+      <m:oMath>
+        <m:sSub>
+          <m:e>
+            <m:acc>
+              <m:accPr>
+                <m:chr m:val="̂"/>
+              </m:accPr>
+              <m:e>
+                <m:r>
+                  <m:t>θ</m:t>
+                </m:r>
+              </m:e>
+            </m:acc>
+          </m:e>
+          <m:sub>
+            <m:r>
+              <m:t>n</m:t>
+            </m:r>
+            <m:r>
+              <m:t>e</m:t>
+            </m:r>
+            <m:r>
+              <m:t>w</m:t>
+            </m:r>
+          </m:sub>
+        </m:sSub>
+      </m:oMath>
+      <w:r>
         <w:t xml:space="preserve">.</w:t>
       </w:r>
     </w:p>
     <w:bookmarkEnd w:id="34"/>
-    <w:bookmarkStart w:id="39" w:name="multiple-new-studies"/>
+    <w:bookmarkStart w:id="39" w:name="sec-multiple-new-studies-fixed"/>
     <w:p>
       <w:pPr>
         <w:pStyle w:val="Heading4"/>
@@ -4655,7 +5091,7 @@
     <w:bookmarkEnd w:id="46"/>
     <w:bookmarkEnd w:id="47"/>
     <w:bookmarkEnd w:id="48"/>
-    <w:bookmarkStart w:id="63" w:name="random-effects"/>
+    <w:bookmarkStart w:id="76" w:name="random-effects"/>
     <w:p>
       <w:pPr>
         <w:pStyle w:val="Heading2"/>
@@ -4740,7 +5176,7 @@
         <w:pStyle w:val="BodyText"/>
       </w:pPr>
       <w:r>
-        <w:t xml:space="preserve">Under a random-effects framework, the weight for each study is instead calculated as</w:t>
+        <w:t xml:space="preserve">Under a random-effects framework, the weight for each study (including new studies) is instead calculated as</w:t>
       </w:r>
     </w:p>
     <w:p>
@@ -4825,18 +5261,29 @@
                 </m:rPr>
                 <m:t>+</m:t>
               </m:r>
-              <m:sSup>
+              <m:sSubSup>
                 <m:e>
                   <m:r>
                     <m:t>τ</m:t>
                   </m:r>
                 </m:e>
+                <m:sub>
+                  <m:r>
+                    <m:t>n</m:t>
+                  </m:r>
+                  <m:r>
+                    <m:t>e</m:t>
+                  </m:r>
+                  <m:r>
+                    <m:t>w</m:t>
+                  </m:r>
+                </m:sub>
                 <m:sup>
                   <m:r>
                     <m:t>2</m:t>
                   </m:r>
                 </m:sup>
-              </m:sSup>
+              </m:sSubSup>
             </m:den>
           </m:f>
           <m:r>
@@ -4864,27 +5311,153 @@
         <w:pStyle w:val="FirstParagraph"/>
       </w:pPr>
       <w:r>
-        <w:t xml:space="preserve">Unfortunately,</w:t>
+        <w:t xml:space="preserve">where</w:t>
       </w:r>
       <w:r>
         <w:t xml:space="preserve"> </w:t>
       </w:r>
       <m:oMath>
-        <m:sSup>
+        <m:sSubSup>
           <m:e>
             <m:r>
               <m:t>τ</m:t>
             </m:r>
           </m:e>
+          <m:sub>
+            <m:r>
+              <m:t>n</m:t>
+            </m:r>
+            <m:r>
+              <m:t>e</m:t>
+            </m:r>
+            <m:r>
+              <m:t>w</m:t>
+            </m:r>
+          </m:sub>
           <m:sup>
             <m:r>
               <m:t>2</m:t>
             </m:r>
           </m:sup>
-        </m:sSup>
+        </m:sSubSup>
       </m:oMath>
       <w:r>
-        <w:t xml:space="preserve">, the between-study heterogeneity which is calculated from all studies, is too complicated to estimate by hand, and so researchers often use established estimators instead, such as the DerSimonian-Laird estimator or Restricted Maximum Likelihood.</w:t>
+        <w:t xml:space="preserve"> </w:t>
+      </w:r>
+      <w:r>
+        <w:t xml:space="preserve">is the estimated between-study heterogeneity when included the new studies into the meta-analysis. Unfortunately, we can’t simply plug the random-effects equation for weights into the contour equations derived for fixed effects (</w:t>
+      </w:r>
+      <w:hyperlink w:anchor="eq-rearranged-theta-new">
+        <w:r>
+          <w:rPr>
+            <w:rStyle w:val="Hyperlink"/>
+          </w:rPr>
+          <w:t xml:space="preserve">Equation 4</w:t>
+        </w:r>
+      </w:hyperlink>
+      <w:r>
+        <w:t xml:space="preserve">) as</w:t>
+      </w:r>
+      <w:r>
+        <w:t xml:space="preserve"> </w:t>
+      </w:r>
+      <m:oMath>
+        <m:sSubSup>
+          <m:e>
+            <m:r>
+              <m:t>τ</m:t>
+            </m:r>
+          </m:e>
+          <m:sub>
+            <m:r>
+              <m:t>n</m:t>
+            </m:r>
+            <m:r>
+              <m:t>e</m:t>
+            </m:r>
+            <m:r>
+              <m:t>w</m:t>
+            </m:r>
+          </m:sub>
+          <m:sup>
+            <m:r>
+              <m:t>2</m:t>
+            </m:r>
+          </m:sup>
+        </m:sSubSup>
+      </m:oMath>
+      <w:r>
+        <w:t xml:space="preserve"> </w:t>
+      </w:r>
+      <w:r>
+        <w:t xml:space="preserve">depends on</w:t>
+      </w:r>
+      <w:r>
+        <w:t xml:space="preserve"> </w:t>
+      </w:r>
+      <m:oMath>
+        <m:sSub>
+          <m:e>
+            <m:acc>
+              <m:accPr>
+                <m:chr m:val="̂"/>
+              </m:accPr>
+              <m:e>
+                <m:r>
+                  <m:t>θ</m:t>
+                </m:r>
+              </m:e>
+            </m:acc>
+          </m:e>
+          <m:sub>
+            <m:r>
+              <m:t>n</m:t>
+            </m:r>
+            <m:r>
+              <m:t>e</m:t>
+            </m:r>
+            <m:r>
+              <m:t>w</m:t>
+            </m:r>
+          </m:sub>
+        </m:sSub>
+      </m:oMath>
+      <w:r>
+        <w:t xml:space="preserve">. Furthermore, we can’t simply plug in an equation for</w:t>
+      </w:r>
+      <w:r>
+        <w:t xml:space="preserve"> </w:t>
+      </w:r>
+      <m:oMath>
+        <m:sSubSup>
+          <m:e>
+            <m:r>
+              <m:t>τ</m:t>
+            </m:r>
+          </m:e>
+          <m:sub>
+            <m:r>
+              <m:t>n</m:t>
+            </m:r>
+            <m:r>
+              <m:t>e</m:t>
+            </m:r>
+            <m:r>
+              <m:t>w</m:t>
+            </m:r>
+          </m:sub>
+          <m:sup>
+            <m:r>
+              <m:t>2</m:t>
+            </m:r>
+          </m:sup>
+        </m:sSubSup>
+      </m:oMath>
+      <w:r>
+        <w:t xml:space="preserve"> </w:t>
+      </w:r>
+      <w:r>
+        <w:t xml:space="preserve">and rearrange as calculating an estimate for between-study heterogeneity is too complicated to do by hand, and so researchers often use established estimators instead, such as the DerSimonian-Laird estimator or Restricted Maximum Likelihood. (Note the further challenge, that these commonly used estimators wouldn’t allow us to incorporate the uncertainty in estimating between-study heterogeneity).</w:t>
       </w:r>
     </w:p>
     <w:p>
@@ -4907,18 +5480,29 @@
         <w:t xml:space="preserve"> </w:t>
       </w:r>
       <m:oMath>
-        <m:sSup>
+        <m:sSubSup>
           <m:e>
             <m:r>
               <m:t>τ</m:t>
             </m:r>
           </m:e>
+          <m:sub>
+            <m:r>
+              <m:t>n</m:t>
+            </m:r>
+            <m:r>
+              <m:t>e</m:t>
+            </m:r>
+            <m:r>
+              <m:t>w</m:t>
+            </m:r>
+          </m:sub>
           <m:sup>
             <m:r>
               <m:t>2</m:t>
             </m:r>
           </m:sup>
-        </m:sSup>
+        </m:sSubSup>
       </m:oMath>
       <w:r>
         <w:t xml:space="preserve"> </w:t>
@@ -4930,24 +5514,32 @@
         <w:t xml:space="preserve"> </w:t>
       </w:r>
       <m:oMath>
-        <m:sSup>
+        <m:sSubSup>
           <m:e>
             <m:r>
               <m:t>τ</m:t>
             </m:r>
           </m:e>
+          <m:sub>
+            <m:r>
+              <m:t>n</m:t>
+            </m:r>
+            <m:r>
+              <m:t>e</m:t>
+            </m:r>
+            <m:r>
+              <m:t>w</m:t>
+            </m:r>
+          </m:sub>
           <m:sup>
             <m:r>
               <m:t>2</m:t>
             </m:r>
           </m:sup>
-        </m:sSup>
+        </m:sSubSup>
       </m:oMath>
       <w:r>
-        <w:t xml:space="preserve"> </w:t>
-      </w:r>
-      <w:r>
-        <w:t xml:space="preserve">value,</w:t>
+        <w:t xml:space="preserve">,</w:t>
       </w:r>
       <w:r>
         <w:t xml:space="preserve"> </w:t>
@@ -5151,7 +5743,7 @@
       </w:r>
     </w:p>
     <w:bookmarkEnd w:id="53"/>
-    <w:bookmarkStart w:id="62" w:name="multiple-new-studies-1"/>
+    <w:bookmarkStart w:id="75" w:name="multiple-new-studies-1"/>
     <w:p>
       <w:pPr>
         <w:pStyle w:val="Heading3"/>
@@ -5165,21 +5757,64 @@
         <w:pStyle w:val="FirstParagraph"/>
       </w:pPr>
       <w:r>
-        <w:t xml:space="preserve">Under the fixed-effects model, the weighted sum of the new studies became the point that visually represented whether the updated meta-analysis was in a certain zone (as created by the contours). This worked because the lack of between-study heterogeneity simplified the maths to weighted averages (see</w:t>
-      </w:r>
-      <w:r>
-        <w:t xml:space="preserve"> </w:t>
-      </w:r>
-      <w:hyperlink w:anchor="multiple-new-studies-1">
-        <w:r>
-          <w:rPr>
-            <w:rStyle w:val="Hyperlink"/>
-          </w:rPr>
-          <w:t xml:space="preserve">Multiple new studies</w:t>
-        </w:r>
-      </w:hyperlink>
-      <w:r>
-        <w:t xml:space="preserve">).</w:t>
+        <w:t xml:space="preserve">Under the random-effects model, we have to take the estimate-variance plane</w:t>
+      </w:r>
+      <w:r>
+        <w:t xml:space="preserve"> </w:t>
+      </w:r>
+      <w:r>
+        <w:t xml:space="preserve">‘pixel-by-pixel’</w:t>
+      </w:r>
+      <w:r>
+        <w:t xml:space="preserve">. When there was one new study, this was simple as the pixel had one set of possible values</w:t>
+      </w:r>
+      <w:r>
+        <w:t xml:space="preserve"> </w:t>
+      </w:r>
+      <w:r>
+        <w:t xml:space="preserve">‘attached’</w:t>
+      </w:r>
+      <w:r>
+        <w:t xml:space="preserve"> </w:t>
+      </w:r>
+      <w:r>
+        <w:t xml:space="preserve">to it that were easily obtained. When considering multiple new studies, the idea of using the</w:t>
+      </w:r>
+      <w:r>
+        <w:t xml:space="preserve"> </w:t>
+      </w:r>
+      <w:r>
+        <w:t xml:space="preserve">‘average’</w:t>
+      </w:r>
+      <w:r>
+        <w:t xml:space="preserve"> </w:t>
+      </w:r>
+      <w:r>
+        <w:t xml:space="preserve">(using random-effects weightings) of the new studies (as was done for fixed-effects) doesn’t work for multiple reasons. Firstly, for each pixel, it is not possible to know what new studies created the</w:t>
+      </w:r>
+      <w:r>
+        <w:t xml:space="preserve"> </w:t>
+      </w:r>
+      <w:r>
+        <w:t xml:space="preserve">‘average’</w:t>
+      </w:r>
+      <w:r>
+        <w:t xml:space="preserve"> </w:t>
+      </w:r>
+      <w:r>
+        <w:t xml:space="preserve">represented by the respective point. Without knowing the new studies, the between-study heterogeneity can’t be estimated. Secondly, different combinations of new studies could lead to the same</w:t>
+      </w:r>
+      <w:r>
+        <w:t xml:space="preserve"> </w:t>
+      </w:r>
+      <w:r>
+        <w:t xml:space="preserve">‘average’</w:t>
+      </w:r>
+      <w:r>
+        <w:t xml:space="preserve"> </w:t>
+      </w:r>
+      <w:r>
+        <w:t xml:space="preserve">effect size and standard error. It therefore follows that as there is no unique combination, there could be multiple different estimates of the between-study heterogeneity represented by a single pixel. To move forward, a compromise or assumption has to be made.</w:t>
       </w:r>
     </w:p>
     <w:p>
@@ -5187,28 +5822,38 @@
         <w:pStyle w:val="BodyText"/>
       </w:pPr>
       <w:r>
-        <w:t xml:space="preserve">Under the random-effects model, we have to take the estimate-variance plane</w:t>
-      </w:r>
-      <w:r>
-        <w:t xml:space="preserve"> </w:t>
-      </w:r>
-      <w:r>
-        <w:t xml:space="preserve">‘pixel-by-pixel’</w:t>
-      </w:r>
-      <w:r>
-        <w:t xml:space="preserve">. When there was one new study, this was simple as the pixel had one set of possible values</w:t>
-      </w:r>
-      <w:r>
-        <w:t xml:space="preserve"> </w:t>
-      </w:r>
-      <w:r>
-        <w:t xml:space="preserve">‘attached’</w:t>
-      </w:r>
-      <w:r>
-        <w:t xml:space="preserve"> </w:t>
-      </w:r>
-      <w:r>
-        <w:t xml:space="preserve">to it that were easily obtained. When considering multiple new studies, the idea of using the</w:t>
+        <w:t xml:space="preserve">One idea is to assume a constant between-study heterogeneity across all pixels in the plane. If this idea was to be carried out, then the optimal choice for the common between-study heterogeneity across all pixels would be the updated meta-analysis,</w:t>
+      </w:r>
+      <w:r>
+        <w:t xml:space="preserve"> </w:t>
+      </w:r>
+      <m:oMath>
+        <m:sSubSup>
+          <m:e>
+            <m:r>
+              <m:t>τ</m:t>
+            </m:r>
+          </m:e>
+          <m:sub>
+            <m:r>
+              <m:t>n</m:t>
+            </m:r>
+            <m:r>
+              <m:t>e</m:t>
+            </m:r>
+            <m:r>
+              <m:t>w</m:t>
+            </m:r>
+          </m:sub>
+          <m:sup>
+            <m:r>
+              <m:t>2</m:t>
+            </m:r>
+          </m:sup>
+        </m:sSubSup>
+      </m:oMath>
+      <w:r>
+        <w:t xml:space="preserve">. Whilst the new studies</w:t>
       </w:r>
       <w:r>
         <w:t xml:space="preserve"> </w:t>
@@ -5220,7 +5865,178 @@
         <w:t xml:space="preserve"> </w:t>
       </w:r>
       <w:r>
-        <w:t xml:space="preserve">of the new studies doesn’t work, as we cannot know from what new studies created the</w:t>
+        <w:t xml:space="preserve">would at least sit in the correct section of the plot, this becomes a very strong assumption as you get to more</w:t>
+      </w:r>
+      <w:r>
+        <w:t xml:space="preserve"> </w:t>
+      </w:r>
+      <w:r>
+        <w:t xml:space="preserve">‘extreme’</w:t>
+      </w:r>
+      <w:r>
+        <w:t xml:space="preserve"> </w:t>
+      </w:r>
+      <w:r>
+        <w:t xml:space="preserve">pixels/values. This has a consequence on the contours created, as the further extreme you go in the plot, the between-study heterogeneity is likely being underestimated, and therefore being coloured</w:t>
+      </w:r>
+      <w:r>
+        <w:t xml:space="preserve"> </w:t>
+      </w:r>
+      <w:r>
+        <w:t xml:space="preserve">‘incorrectly’</w:t>
+      </w:r>
+      <w:r>
+        <w:t xml:space="preserve"> </w:t>
+      </w:r>
+      <w:r>
+        <w:t xml:space="preserve">as leading to significance, whereas such cases would be unlikely.</w:t>
+      </w:r>
+    </w:p>
+    <w:tbl>
+      <w:tblPr>
+        <w:tblStyle w:val="Table"/>
+        <w:tblLook w:firstRow="0" w:lastRow="0" w:firstColumn="0" w:lastColumn="0" w:noHBand="0" w:noVBand="0" w:val="0000"/>
+        <w:tblBorders>
+          <w:left w:val="single" w:sz="24" w:space="0" w:color="CC1914"/>
+          <w:right w:val="single" w:sz="4" w:space="0" w:color="CC1914"/>
+          <w:top w:val="single" w:sz="4" w:space="0" w:color="CC1914"/>
+          <w:bottom w:val="single" w:sz="4" w:space="0" w:color="CC1914"/>
+        </w:tblBorders>
+        <w:tblCellMar>
+          <w:left w:w="144" w:type="dxa"/>
+          <w:right w:w="144" w:type="dxa"/>
+        </w:tblCellMar>
+        <w:tblInd w:w="164" w:type="dxa"/>
+        <w:tblW w:type="pct" w:w="100%"/>
+      </w:tblPr>
+      <w:tr>
+        <w:trPr>
+          <w:cantSplit/>
+        </w:trPr>
+        <w:tc>
+          <w:tcPr>
+            <w:shd w:color="auto" w:fill="f7dddc" w:val="clear"/>
+            <w:tcMar>
+              <w:top w:w="92" w:type="dxa"/>
+              <w:bottom w:w="92" w:type="dxa"/>
+            </w:tcMar>
+          </w:tcPr>
+          <w:p>
+            <w:pPr>
+              <w:pStyle w:val="BodyText"/>
+            </w:pPr>
+            <w:pPr>
+              <w:spacing w:before="0" w:after="0"/>
+              <w:textAlignment w:val="center"/>
+            </w:pPr>
+            <w:r>
+              <w:drawing>
+                <wp:inline>
+                  <wp:extent cx="152400" cy="152400"/>
+                  <wp:effectExtent b="0" l="0" r="0" t="0"/>
+                  <wp:docPr descr="" title="" id="55" name="Picture"/>
+                  <a:graphic>
+                    <a:graphicData uri="http://schemas.openxmlformats.org/drawingml/2006/picture">
+                      <pic:pic>
+                        <pic:nvPicPr>
+                          <pic:cNvPr descr="C:\Users\crn4\AppData\Local\Apps\Quarto\share\formats\docx\important.png" id="56" name="Picture"/>
+                          <pic:cNvPicPr>
+                            <a:picLocks noChangeArrowheads="1" noChangeAspect="1"/>
+                          </pic:cNvPicPr>
+                        </pic:nvPicPr>
+                        <pic:blipFill>
+                          <a:blip r:embed="rId54"/>
+                          <a:stretch>
+                            <a:fillRect/>
+                          </a:stretch>
+                        </pic:blipFill>
+                        <pic:spPr bwMode="auto">
+                          <a:xfrm>
+                            <a:off x="0" y="0"/>
+                            <a:ext cx="152400" cy="152400"/>
+                          </a:xfrm>
+                          <a:prstGeom prst="rect">
+                            <a:avLst/>
+                          </a:prstGeom>
+                          <a:noFill/>
+                          <a:ln w="9525">
+                            <a:noFill/>
+                            <a:headEnd/>
+                            <a:tailEnd/>
+                          </a:ln>
+                        </pic:spPr>
+                      </pic:pic>
+                    </a:graphicData>
+                  </a:graphic>
+                </wp:inline>
+              </w:drawing>
+            </w:r>
+            <w:r>
+              <w:t xml:space="preserve"> </w:t>
+            </w:r>
+            <w:r>
+              <w:t xml:space="preserve"> </w:t>
+            </w:r>
+            <w:r>
+              <w:t xml:space="preserve">Plot addition</w:t>
+            </w:r>
+          </w:p>
+        </w:tc>
+      </w:tr>
+      <w:tr>
+        <w:trPr>
+          <w:cantSplit/>
+        </w:trPr>
+        <w:tc>
+          <w:tcPr>
+            <w:tcMar>
+              <w:top w:w="108" w:type="dxa"/>
+              <w:bottom w:w="108" w:type="dxa"/>
+            </w:tcMar>
+          </w:tcPr>
+          <w:p>
+            <w:pPr>
+              <w:pStyle w:val="BodyText"/>
+            </w:pPr>
+            <w:pPr>
+              <w:spacing w:before="16" w:after="16"/>
+            </w:pPr>
+            <w:r>
+              <w:t xml:space="preserve">To ensure that viewers are appropriately aware of the assumption, the plot needs to have a summary somewhere of how</w:t>
+            </w:r>
+            <w:r>
+              <w:t xml:space="preserve"> </w:t>
+            </w:r>
+            <m:oMath>
+              <m:sSup>
+                <m:e>
+                  <m:r>
+                    <m:t>τ</m:t>
+                  </m:r>
+                </m:e>
+                <m:sup>
+                  <m:r>
+                    <m:t>2</m:t>
+                  </m:r>
+                </m:sup>
+              </m:sSup>
+            </m:oMath>
+            <w:r>
+              <w:t xml:space="preserve"> </w:t>
+            </w:r>
+            <w:r>
+              <w:t xml:space="preserve">has changed due to the inclusion of the new studies (and if possible, it’s uncertainty).</w:t>
+            </w:r>
+          </w:p>
+        </w:tc>
+      </w:tr>
+    </w:tbl>
+    <w:p>
+      <w:pPr>
+        <w:pStyle w:val="BodyText"/>
+      </w:pPr>
+      <w:r>
+        <w:t xml:space="preserve">Another idea, that has less strong assumptions across the plot space is to consider the</w:t>
       </w:r>
       <w:r>
         <w:t xml:space="preserve"> </w:t>
@@ -5232,7 +6048,16 @@
         <w:t xml:space="preserve"> </w:t>
       </w:r>
       <w:r>
-        <w:t xml:space="preserve">represented by the pixel. Furthermore, there would be no way of estimating</w:t>
+        <w:t xml:space="preserve">of the new studies, without taking into account the between-study heterogeneity, as the visual</w:t>
+      </w:r>
+      <w:r>
+        <w:t xml:space="preserve"> </w:t>
+      </w:r>
+      <w:r>
+        <w:t xml:space="preserve">‘contribution’</w:t>
+      </w:r>
+      <w:r>
+        <w:t xml:space="preserve">. As mentioned earlier, using random-weightings requires knowledge of</w:t>
       </w:r>
       <w:r>
         <w:t xml:space="preserve"> </w:t>
@@ -5252,28 +6077,19 @@
         </m:sSup>
       </m:oMath>
       <w:r>
-        <w:t xml:space="preserve"> </w:t>
-      </w:r>
-      <w:r>
-        <w:t xml:space="preserve">without estimates of the new studies represented by the</w:t>
-      </w:r>
-      <w:r>
-        <w:t xml:space="preserve"> </w:t>
-      </w:r>
-      <w:r>
-        <w:t xml:space="preserve">‘average’</w:t>
-      </w:r>
-      <w:r>
-        <w:t xml:space="preserve">. For a single pixel representing the new studies</w:t>
-      </w:r>
-      <w:r>
-        <w:t xml:space="preserve"> </w:t>
-      </w:r>
-      <w:r>
-        <w:t xml:space="preserve">‘average’</w:t>
-      </w:r>
-      <w:r>
-        <w:t xml:space="preserve">, without the new studies data, there could be multiple values of</w:t>
+        <w:t xml:space="preserve">, but this isn’t possible without knowing the exact</w:t>
+      </w:r>
+      <w:r>
+        <w:t xml:space="preserve"> </w:t>
+      </w:r>
+      <w:r>
+        <w:t xml:space="preserve">‘layout’</w:t>
+      </w:r>
+      <w:r>
+        <w:t xml:space="preserve"> </w:t>
+      </w:r>
+      <w:r>
+        <w:t xml:space="preserve">of the multiple new studies. If we remove the</w:t>
       </w:r>
       <w:r>
         <w:t xml:space="preserve"> </w:t>
@@ -5293,7 +6109,10 @@
         </m:sSup>
       </m:oMath>
       <w:r>
-        <w:t xml:space="preserve">.</w:t>
+        <w:t xml:space="preserve"> </w:t>
+      </w:r>
+      <w:r>
+        <w:t xml:space="preserve">term, then things simplify.</w:t>
       </w:r>
     </w:p>
     <w:p>
@@ -5301,120 +6120,22 @@
         <w:pStyle w:val="BodyText"/>
       </w:pPr>
       <w:r>
-        <w:rPr>
-          <w:b/>
-          <w:bCs/>
-        </w:rPr>
-        <w:t xml:space="preserve">We have to assume a constant</w:t>
-      </w:r>
-      <w:r>
-        <w:t xml:space="preserve"> </w:t>
-      </w:r>
-      <m:oMath>
-        <m:sSup>
-          <m:e>
-            <m:r>
-              <m:t>τ</m:t>
-            </m:r>
-          </m:e>
-          <m:sup>
-            <m:r>
-              <m:t>2</m:t>
-            </m:r>
-          </m:sup>
-        </m:sSup>
-      </m:oMath>
-      <w:r>
-        <w:t xml:space="preserve"> </w:t>
-      </w:r>
-      <w:r>
-        <w:rPr>
-          <w:b/>
-          <w:bCs/>
-        </w:rPr>
-        <w:t xml:space="preserve">across all pixels in the plane.</w:t>
+        <w:t xml:space="preserve">Let’s assume the visual contribution of the new studies (or</w:t>
+      </w:r>
+      <w:r>
+        <w:t xml:space="preserve"> </w:t>
+      </w:r>
+      <w:r>
+        <w:t xml:space="preserve">‘average’</w:t>
+      </w:r>
+      <w:r>
+        <w:t xml:space="preserve">) that would be plotted (in addition to all the new studies) would be calculated as</w:t>
       </w:r>
     </w:p>
     <w:p>
       <w:pPr>
         <w:pStyle w:val="BodyText"/>
       </w:pPr>
-      <w:r>
-        <w:t xml:space="preserve">The estimated between-study heterogeneity from the updated meta-analysis is proposed as the common</w:t>
-      </w:r>
-      <w:r>
-        <w:t xml:space="preserve"> </w:t>
-      </w:r>
-      <m:oMath>
-        <m:sSup>
-          <m:e>
-            <m:r>
-              <m:t>τ</m:t>
-            </m:r>
-          </m:e>
-          <m:sup>
-            <m:r>
-              <m:t>2</m:t>
-            </m:r>
-          </m:sup>
-        </m:sSup>
-      </m:oMath>
-      <w:r>
-        <w:t xml:space="preserve"> </w:t>
-      </w:r>
-      <w:r>
-        <w:t xml:space="preserve">across all pixels. Whilst this may be a strong assumption as you get to more</w:t>
-      </w:r>
-      <w:r>
-        <w:t xml:space="preserve"> </w:t>
-      </w:r>
-      <w:r>
-        <w:t xml:space="preserve">‘extreme’</w:t>
-      </w:r>
-      <w:r>
-        <w:t xml:space="preserve"> </w:t>
-      </w:r>
-      <w:r>
-        <w:t xml:space="preserve">pixels/values, the new studies</w:t>
-      </w:r>
-      <w:r>
-        <w:t xml:space="preserve"> </w:t>
-      </w:r>
-      <w:r>
-        <w:t xml:space="preserve">‘average’</w:t>
-      </w:r>
-      <w:r>
-        <w:t xml:space="preserve"> </w:t>
-      </w:r>
-      <w:r>
-        <w:t xml:space="preserve">would at least sit in the correct section of the plot (as per the fixed-effects).</w:t>
-      </w:r>
-    </w:p>
-    <w:p>
-      <w:pPr>
-        <w:pStyle w:val="BodyText"/>
-      </w:pPr>
-      <w:r>
-        <w:t xml:space="preserve">The new studies</w:t>
-      </w:r>
-      <w:r>
-        <w:t xml:space="preserve"> </w:t>
-      </w:r>
-      <w:r>
-        <w:t xml:space="preserve">‘average’</w:t>
-      </w:r>
-      <w:r>
-        <w:t xml:space="preserve"> </w:t>
-      </w:r>
-      <w:r>
-        <w:t xml:space="preserve">that would be plotted (in addition to all the new studies) would be calculated as</w:t>
-      </w:r>
-    </w:p>
-    <w:p>
-      <w:pPr>
-        <w:pStyle w:val="BodyText"/>
-      </w:pPr>
-      <w:bookmarkStart w:id="54" w:name="eq-average-new-random"/>
       <m:oMathPara>
         <m:oMathParaPr>
           <m:jc m:val="center"/>
@@ -5560,24 +6281,6 @@
                           </m:sSub>
                         </m:e>
                       </m:d>
-                      <m:r>
-                        <m:rPr>
-                          <m:sty m:val="p"/>
-                        </m:rPr>
-                        <m:t>+</m:t>
-                      </m:r>
-                      <m:sSup>
-                        <m:e>
-                          <m:r>
-                            <m:t>τ</m:t>
-                          </m:r>
-                        </m:e>
-                        <m:sup>
-                          <m:r>
-                            <m:t>2</m:t>
-                          </m:r>
-                        </m:sup>
-                      </m:sSup>
                     </m:den>
                   </m:f>
                 </m:e>
@@ -5662,55 +6365,19 @@
                           </m:sSub>
                         </m:e>
                       </m:d>
-                      <m:r>
-                        <m:rPr>
-                          <m:sty m:val="p"/>
-                        </m:rPr>
-                        <m:t>+</m:t>
-                      </m:r>
-                      <m:sSup>
-                        <m:e>
-                          <m:r>
-                            <m:t>τ</m:t>
-                          </m:r>
-                        </m:e>
-                        <m:sup>
-                          <m:r>
-                            <m:t>2</m:t>
-                          </m:r>
-                        </m:sup>
-                      </m:sSup>
                     </m:den>
                   </m:f>
                 </m:e>
               </m:nary>
             </m:den>
           </m:f>
-          <m:r>
-            <m:t>  </m:t>
-          </m:r>
-          <m:d>
-            <m:dPr>
-              <m:begChr m:val="("/>
-              <m:endChr m:val=")"/>
-              <m:sepChr m:val=""/>
-              <m:grow/>
-            </m:dPr>
-            <m:e>
-              <m:r>
-                <m:t>13</m:t>
-              </m:r>
-            </m:e>
-          </m:d>
         </m:oMath>
       </m:oMathPara>
-      <w:bookmarkEnd w:id="54"/>
     </w:p>
     <w:p>
       <w:pPr>
         <w:pStyle w:val="FirstParagraph"/>
       </w:pPr>
-      <w:bookmarkStart w:id="55" w:name="eq-average-new-var-random"/>
       <m:oMathPara>
         <m:oMathParaPr>
           <m:jc m:val="center"/>
@@ -5860,58 +6527,17 @@
                       </m:sSub>
                     </m:e>
                   </m:d>
-                  <m:r>
-                    <m:rPr>
-                      <m:sty m:val="p"/>
-                    </m:rPr>
-                    <m:t>+</m:t>
-                  </m:r>
-                  <m:sSup>
-                    <m:e>
-                      <m:r>
-                        <m:t>τ</m:t>
-                      </m:r>
-                    </m:e>
-                    <m:sup>
-                      <m:r>
-                        <m:t>2</m:t>
-                      </m:r>
-                    </m:sup>
-                  </m:sSup>
                 </m:den>
               </m:f>
             </m:e>
           </m:nary>
-          <m:r>
-            <m:t>  </m:t>
-          </m:r>
-          <m:d>
-            <m:dPr>
-              <m:begChr m:val="("/>
-              <m:endChr m:val=")"/>
-              <m:sepChr m:val=""/>
-              <m:grow/>
-            </m:dPr>
-            <m:e>
-              <m:r>
-                <m:t>14</m:t>
-              </m:r>
-            </m:e>
-          </m:d>
         </m:oMath>
       </m:oMathPara>
-      <w:bookmarkEnd w:id="55"/>
     </w:p>
     <w:p>
       <w:pPr>
         <w:pStyle w:val="FirstParagraph"/>
       </w:pPr>
-      <w:r>
-        <w:t xml:space="preserve">where</w:t>
-      </w:r>
-      <w:r>
-        <w:t xml:space="preserve"> </w:t>
-      </w:r>
       <m:oMath>
         <m:r>
           <m:t>m</m:t>
@@ -6015,7 +6641,7 @@
         <w:pStyle w:val="BodyText"/>
       </w:pPr>
       <w:r>
-        <w:t xml:space="preserve">As we’re interested in how the</w:t>
+        <w:t xml:space="preserve">This new</w:t>
       </w:r>
       <w:r>
         <w:t xml:space="preserve"> </w:t>
@@ -6027,98 +6653,512 @@
         <w:t xml:space="preserve"> </w:t>
       </w:r>
       <w:r>
-        <w:t xml:space="preserve">new study (or contribution) impacts the updated meta-analysis, we need to consider the pooled estimate (and associated standard error/variance) in terms of the</w:t>
-      </w:r>
-      <w:r>
-        <w:t xml:space="preserve"> </w:t>
-      </w:r>
-      <w:r>
-        <w:t xml:space="preserve">‘average’</w:t>
-      </w:r>
-      <w:r>
-        <w:t xml:space="preserve"> </w:t>
-      </w:r>
-      <w:r>
-        <w:t xml:space="preserve">new study. The following equations satisfy this:</w:t>
+        <w:t xml:space="preserve">study is then added to the meta-analysis in the same manner as when we were only considering one new study. How much of a difference does this make?</w:t>
       </w:r>
     </w:p>
     <w:p>
       <w:pPr>
+        <w:pStyle w:val="SourceCode"/>
+      </w:pPr>
+      <w:r>
+        <w:br/>
+      </w:r>
+      <w:r>
+        <w:rPr>
+          <w:rStyle w:val="VerbatimChar"/>
+        </w:rPr>
+        <w:t xml:space="preserve">Random-Effects Model (k = 9; tau^2 estimator: DL)</w:t>
+      </w:r>
+      <w:r>
+        <w:br/>
+      </w:r>
+      <w:r>
+        <w:br/>
+      </w:r>
+      <w:r>
+        <w:rPr>
+          <w:rStyle w:val="VerbatimChar"/>
+        </w:rPr>
+        <w:t xml:space="preserve">tau^2 (estimated amount of total heterogeneity): 0.0979 (SE = 0.0879)</w:t>
+      </w:r>
+      <w:r>
+        <w:br/>
+      </w:r>
+      <w:r>
+        <w:rPr>
+          <w:rStyle w:val="VerbatimChar"/>
+        </w:rPr>
+        <w:t xml:space="preserve">tau (square root of estimated tau^2 value):      0.3128</w:t>
+      </w:r>
+      <w:r>
+        <w:br/>
+      </w:r>
+      <w:r>
+        <w:rPr>
+          <w:rStyle w:val="VerbatimChar"/>
+        </w:rPr>
+        <w:t xml:space="preserve">I^2 (total heterogeneity / total variability):   72.20%</w:t>
+      </w:r>
+      <w:r>
+        <w:br/>
+      </w:r>
+      <w:r>
+        <w:rPr>
+          <w:rStyle w:val="VerbatimChar"/>
+        </w:rPr>
+        <w:t xml:space="preserve">H^2 (total variability / sampling variability):  3.60</w:t>
+      </w:r>
+      <w:r>
+        <w:br/>
+      </w:r>
+      <w:r>
+        <w:br/>
+      </w:r>
+      <w:r>
+        <w:rPr>
+          <w:rStyle w:val="VerbatimChar"/>
+        </w:rPr>
+        <w:t xml:space="preserve">Test for Heterogeneity:</w:t>
+      </w:r>
+      <w:r>
+        <w:br/>
+      </w:r>
+      <w:r>
+        <w:rPr>
+          <w:rStyle w:val="VerbatimChar"/>
+        </w:rPr>
+        <w:t xml:space="preserve">Q(df = 8) = 28.7783, p-val = 0.0003</w:t>
+      </w:r>
+      <w:r>
+        <w:br/>
+      </w:r>
+      <w:r>
+        <w:br/>
+      </w:r>
+      <w:r>
+        <w:rPr>
+          <w:rStyle w:val="VerbatimChar"/>
+        </w:rPr>
+        <w:t xml:space="preserve">Model Results:</w:t>
+      </w:r>
+      <w:r>
+        <w:br/>
+      </w:r>
+      <w:r>
+        <w:br/>
+      </w:r>
+      <w:r>
+        <w:rPr>
+          <w:rStyle w:val="VerbatimChar"/>
+        </w:rPr>
+        <w:t xml:space="preserve">estimate      se     zval    pval    ci.lb    ci.ub    </w:t>
+      </w:r>
+      <w:r>
+        <w:br/>
+      </w:r>
+      <w:r>
+        <w:rPr>
+          <w:rStyle w:val="VerbatimChar"/>
+        </w:rPr>
+        <w:t xml:space="preserve"> -0.3472  0.1403  -2.4746  0.0133  -0.6223  -0.0722  * </w:t>
+      </w:r>
+      <w:r>
+        <w:br/>
+      </w:r>
+      <w:r>
+        <w:br/>
+      </w:r>
+      <w:r>
+        <w:rPr>
+          <w:rStyle w:val="VerbatimChar"/>
+        </w:rPr>
+        <w:t xml:space="preserve">---</w:t>
+      </w:r>
+      <w:r>
+        <w:br/>
+      </w:r>
+      <w:r>
+        <w:rPr>
+          <w:rStyle w:val="VerbatimChar"/>
+        </w:rPr>
+        <w:t xml:space="preserve">Signif. codes:  0 '***' 0.001 '**' 0.01 '*' 0.05 '.' 0.1 ' ' 1</w:t>
+      </w:r>
+    </w:p>
+    <w:p>
+      <w:pPr>
+        <w:pStyle w:val="SourceCode"/>
+      </w:pPr>
+      <w:r>
+        <w:br/>
+      </w:r>
+      <w:r>
+        <w:rPr>
+          <w:rStyle w:val="VerbatimChar"/>
+        </w:rPr>
+        <w:t xml:space="preserve">Random-Effects Model (k = 7; tau^2 estimator: DL)</w:t>
+      </w:r>
+      <w:r>
+        <w:br/>
+      </w:r>
+      <w:r>
+        <w:br/>
+      </w:r>
+      <w:r>
+        <w:rPr>
+          <w:rStyle w:val="VerbatimChar"/>
+        </w:rPr>
+        <w:t xml:space="preserve">tau^2 (estimated amount of total heterogeneity): 0.0946 (SE = 0.1060)</w:t>
+      </w:r>
+      <w:r>
+        <w:br/>
+      </w:r>
+      <w:r>
+        <w:rPr>
+          <w:rStyle w:val="VerbatimChar"/>
+        </w:rPr>
+        <w:t xml:space="preserve">tau (square root of estimated tau^2 value):      0.3075</w:t>
+      </w:r>
+      <w:r>
+        <w:br/>
+      </w:r>
+      <w:r>
+        <w:rPr>
+          <w:rStyle w:val="VerbatimChar"/>
+        </w:rPr>
+        <w:t xml:space="preserve">I^2 (total heterogeneity / total variability):   74.78%</w:t>
+      </w:r>
+      <w:r>
+        <w:br/>
+      </w:r>
+      <w:r>
+        <w:rPr>
+          <w:rStyle w:val="VerbatimChar"/>
+        </w:rPr>
+        <w:t xml:space="preserve">H^2 (total variability / sampling variability):  3.97</w:t>
+      </w:r>
+      <w:r>
+        <w:br/>
+      </w:r>
+      <w:r>
+        <w:br/>
+      </w:r>
+      <w:r>
+        <w:rPr>
+          <w:rStyle w:val="VerbatimChar"/>
+        </w:rPr>
+        <w:t xml:space="preserve">Test for Heterogeneity:</w:t>
+      </w:r>
+      <w:r>
+        <w:br/>
+      </w:r>
+      <w:r>
+        <w:rPr>
+          <w:rStyle w:val="VerbatimChar"/>
+        </w:rPr>
+        <w:t xml:space="preserve">Q(df = 6) = 23.7942, p-val = 0.0006</w:t>
+      </w:r>
+      <w:r>
+        <w:br/>
+      </w:r>
+      <w:r>
+        <w:br/>
+      </w:r>
+      <w:r>
+        <w:rPr>
+          <w:rStyle w:val="VerbatimChar"/>
+        </w:rPr>
+        <w:t xml:space="preserve">Model Results:</w:t>
+      </w:r>
+      <w:r>
+        <w:br/>
+      </w:r>
+      <w:r>
+        <w:br/>
+      </w:r>
+      <w:r>
+        <w:rPr>
+          <w:rStyle w:val="VerbatimChar"/>
+        </w:rPr>
+        <w:t xml:space="preserve">estimate      se     zval    pval    ci.lb   ci.ub    </w:t>
+      </w:r>
+      <w:r>
+        <w:br/>
+      </w:r>
+      <w:r>
+        <w:rPr>
+          <w:rStyle w:val="VerbatimChar"/>
+        </w:rPr>
+        <w:t xml:space="preserve"> -0.2817  0.1607  -1.7523  0.0797  -0.5967  0.0334  . </w:t>
+      </w:r>
+      <w:r>
+        <w:br/>
+      </w:r>
+      <w:r>
+        <w:br/>
+      </w:r>
+      <w:r>
+        <w:rPr>
+          <w:rStyle w:val="VerbatimChar"/>
+        </w:rPr>
+        <w:t xml:space="preserve">---</w:t>
+      </w:r>
+      <w:r>
+        <w:br/>
+      </w:r>
+      <w:r>
+        <w:rPr>
+          <w:rStyle w:val="VerbatimChar"/>
+        </w:rPr>
+        <w:t xml:space="preserve">Signif. codes:  0 '***' 0.001 '**' 0.01 '*' 0.05 '.' 0.1 ' ' 1</w:t>
+      </w:r>
+    </w:p>
+    <w:p>
+      <w:pPr>
+        <w:pStyle w:val="FirstParagraph"/>
+      </w:pPr>
+      <w:r>
+        <w:t xml:space="preserve">When including the additional studies as they are, we get a (log)RR of -0.347 with 95% CI: -0.622 to -0.072. Whereas when we make the additional studies into one new one based on inverse-variance weighting (without accounting for between-study heterogeneity), then the (log)RR is -0.2816593 with 95% CI: -0.597 to 0.033. Even though the estimates of between-study heterogeneity were similar (0.098 vs 0.095), the confidence bound move from being statistically significant to non-significant. This would lend itself to the visual contribution point to not match the true update (i.e., it wouldn’t sit in the coloured contour, but the updated meta-analysis diamond would indicate significance). So even though this method would be closer to the</w:t>
+      </w:r>
+      <w:r>
+        <w:t xml:space="preserve"> </w:t>
+      </w:r>
+      <w:r>
+        <w:t xml:space="preserve">‘truth’</w:t>
+      </w:r>
+      <w:r>
+        <w:t xml:space="preserve"> </w:t>
+      </w:r>
+      <w:r>
+        <w:t xml:space="preserve">across the plot than previously, it risks there containing conflicting visual elements, rendering the plot not a useful aid.</w:t>
+      </w:r>
+    </w:p>
+    <w:p>
+      <w:pPr>
         <w:pStyle w:val="BodyText"/>
       </w:pPr>
-      <w:bookmarkStart w:id="56" w:name="eq-pooled-est-random-multiple"/>
+      <w:r>
+        <w:t xml:space="preserve">Furthermore, it isn’t possible to write the overall pooled effect (and associated standard error) in terms of this suggested formula for new</w:t>
+      </w:r>
+      <w:r>
+        <w:t xml:space="preserve"> </w:t>
+      </w:r>
+      <w:r>
+        <w:t xml:space="preserve">‘average’</w:t>
+      </w:r>
+      <w:r>
+        <w:t xml:space="preserve"> </w:t>
+      </w:r>
+      <w:r>
+        <w:t xml:space="preserve">study due to the</w:t>
+      </w:r>
+      <w:r>
+        <w:t xml:space="preserve"> </w:t>
+      </w:r>
+      <m:oMath>
+        <m:sSup>
+          <m:e>
+            <m:r>
+              <m:t>τ</m:t>
+            </m:r>
+          </m:e>
+          <m:sup>
+            <m:r>
+              <m:t>2</m:t>
+            </m:r>
+          </m:sup>
+        </m:sSup>
+      </m:oMath>
+      <w:r>
+        <w:t xml:space="preserve"> </w:t>
+      </w:r>
+      <w:r>
+        <w:t xml:space="preserve">term needing to be incorporating into each individual new study. I.e., if we treated the</w:t>
+      </w:r>
+      <w:r>
+        <w:t xml:space="preserve"> </w:t>
+      </w:r>
+      <w:r>
+        <w:t xml:space="preserve">‘average’</w:t>
+      </w:r>
+      <w:r>
+        <w:t xml:space="preserve"> </w:t>
+      </w:r>
+      <w:r>
+        <w:t xml:space="preserve">study as a single study (as is done when considering pixel by pixel), then</w:t>
+      </w:r>
+    </w:p>
+    <w:p>
+      <w:pPr>
+        <w:pStyle w:val="BodyText"/>
+      </w:pPr>
       <m:oMathPara>
         <m:oMathParaPr>
           <m:jc m:val="center"/>
         </m:oMathParaPr>
         <m:oMath>
-          <m:acc>
-            <m:accPr>
-              <m:chr m:val="̂"/>
-            </m:accPr>
+          <m:r>
+            <m:t>v</m:t>
+          </m:r>
+          <m:r>
+            <m:t>a</m:t>
+          </m:r>
+          <m:r>
+            <m:t>r</m:t>
+          </m:r>
+          <m:d>
+            <m:dPr>
+              <m:begChr m:val="("/>
+              <m:endChr m:val=")"/>
+              <m:sepChr m:val=""/>
+              <m:grow/>
+            </m:dPr>
             <m:e>
-              <m:r>
-                <m:t>θ</m:t>
-              </m:r>
+              <m:acc>
+                <m:accPr>
+                  <m:chr m:val="̂"/>
+                </m:accPr>
+                <m:e>
+                  <m:r>
+                    <m:t>θ</m:t>
+                  </m:r>
+                </m:e>
+              </m:acc>
             </m:e>
-          </m:acc>
+          </m:d>
           <m:r>
             <m:rPr>
               <m:sty m:val="p"/>
             </m:rPr>
             <m:t>=</m:t>
           </m:r>
-          <m:nary>
-            <m:naryPr>
-              <m:chr m:val="∑"/>
-              <m:limLoc m:val="undOvr"/>
-              <m:subHide m:val="off"/>
-              <m:supHide m:val="off"/>
-            </m:naryPr>
-            <m:sub>
-              <m:r>
-                <m:t>i</m:t>
-              </m:r>
+          <m:r>
+            <m:t>1</m:t>
+          </m:r>
+          <m:r>
+            <m:rPr>
+              <m:sty m:val="p"/>
+            </m:rPr>
+            <m:t>/</m:t>
+          </m:r>
+          <m:d>
+            <m:dPr>
+              <m:begChr m:val="["/>
+              <m:endChr m:val="]"/>
+              <m:sepChr m:val=""/>
+              <m:grow/>
+            </m:dPr>
+            <m:e>
+              <m:nary>
+                <m:naryPr>
+                  <m:chr m:val="∑"/>
+                  <m:limLoc m:val="undOvr"/>
+                  <m:subHide m:val="off"/>
+                  <m:supHide m:val="off"/>
+                </m:naryPr>
+                <m:sub>
+                  <m:r>
+                    <m:t>i</m:t>
+                  </m:r>
+                  <m:r>
+                    <m:rPr>
+                      <m:sty m:val="p"/>
+                    </m:rPr>
+                    <m:t>=</m:t>
+                  </m:r>
+                  <m:r>
+                    <m:t>1</m:t>
+                  </m:r>
+                </m:sub>
+                <m:sup>
+                  <m:r>
+                    <m:t>n</m:t>
+                  </m:r>
+                </m:sup>
+                <m:e>
+                  <m:f>
+                    <m:fPr>
+                      <m:type m:val="bar"/>
+                    </m:fPr>
+                    <m:num>
+                      <m:r>
+                        <m:t>1</m:t>
+                      </m:r>
+                    </m:num>
+                    <m:den>
+                      <m:r>
+                        <m:t>v</m:t>
+                      </m:r>
+                      <m:r>
+                        <m:t>a</m:t>
+                      </m:r>
+                      <m:r>
+                        <m:t>r</m:t>
+                      </m:r>
+                      <m:d>
+                        <m:dPr>
+                          <m:begChr m:val="("/>
+                          <m:endChr m:val=")"/>
+                          <m:sepChr m:val=""/>
+                          <m:grow/>
+                        </m:dPr>
+                        <m:e>
+                          <m:sSub>
+                            <m:e>
+                              <m:acc>
+                                <m:accPr>
+                                  <m:chr m:val="̂"/>
+                                </m:accPr>
+                                <m:e>
+                                  <m:r>
+                                    <m:t>θ</m:t>
+                                  </m:r>
+                                </m:e>
+                              </m:acc>
+                            </m:e>
+                            <m:sub>
+                              <m:r>
+                                <m:t>i</m:t>
+                              </m:r>
+                            </m:sub>
+                          </m:sSub>
+                        </m:e>
+                      </m:d>
+                      <m:r>
+                        <m:rPr>
+                          <m:sty m:val="p"/>
+                        </m:rPr>
+                        <m:t>+</m:t>
+                      </m:r>
+                      <m:sSup>
+                        <m:e>
+                          <m:r>
+                            <m:t>τ</m:t>
+                          </m:r>
+                        </m:e>
+                        <m:sup>
+                          <m:r>
+                            <m:t>2</m:t>
+                          </m:r>
+                        </m:sup>
+                      </m:sSup>
+                    </m:den>
+                  </m:f>
+                </m:e>
+              </m:nary>
               <m:r>
                 <m:rPr>
                   <m:sty m:val="p"/>
                 </m:rPr>
-                <m:t>=</m:t>
-              </m:r>
-              <m:r>
-                <m:t>1</m:t>
-              </m:r>
-            </m:sub>
-            <m:sup>
-              <m:r>
-                <m:t>n</m:t>
-              </m:r>
-            </m:sup>
-            <m:e>
+                <m:t>+</m:t>
+              </m:r>
               <m:f>
                 <m:fPr>
                   <m:type m:val="bar"/>
                 </m:fPr>
                 <m:num>
-                  <m:sSub>
-                    <m:e>
-                      <m:acc>
-                        <m:accPr>
-                          <m:chr m:val="̂"/>
-                        </m:accPr>
-                        <m:e>
-                          <m:r>
-                            <m:t>θ</m:t>
-                          </m:r>
-                        </m:e>
-                      </m:acc>
-                    </m:e>
-                    <m:sub>
-                      <m:r>
-                        <m:t>i</m:t>
-                      </m:r>
-                    </m:sub>
-                  </m:sSub>
+                  <m:r>
+                    <m:t>1</m:t>
+                  </m:r>
                 </m:num>
                 <m:den>
                   <m:r>
@@ -6152,9 +7192,22 @@
                           </m:acc>
                         </m:e>
                         <m:sub>
-                          <m:r>
-                            <m:t>i</m:t>
-                          </m:r>
+                          <m:acc>
+                            <m:accPr>
+                              <m:chr m:val="‾"/>
+                            </m:accPr>
+                            <m:e>
+                              <m:r>
+                                <m:t>n</m:t>
+                              </m:r>
+                              <m:r>
+                                <m:t>e</m:t>
+                              </m:r>
+                              <m:r>
+                                <m:t>w</m:t>
+                              </m:r>
+                            </m:e>
+                          </m:acc>
                         </m:sub>
                       </m:sSub>
                     </m:e>
@@ -6180,50 +7233,35 @@
                 </m:den>
               </m:f>
             </m:e>
-          </m:nary>
-          <m:r>
-            <m:rPr>
-              <m:sty m:val="p"/>
-            </m:rPr>
-            <m:t>+</m:t>
-          </m:r>
+          </m:d>
+        </m:oMath>
+      </m:oMathPara>
+    </w:p>
+    <w:p>
+      <w:pPr>
+        <w:pStyle w:val="FirstParagraph"/>
+      </w:pPr>
+      <w:r>
+        <w:t xml:space="preserve">but</w:t>
+      </w:r>
+    </w:p>
+    <w:p>
+      <w:pPr>
+        <w:pStyle w:val="BodyText"/>
+      </w:pPr>
+      <m:oMathPara>
+        <m:oMathParaPr>
+          <m:jc m:val="center"/>
+        </m:oMathParaPr>
+        <m:oMath>
           <m:f>
             <m:fPr>
               <m:type m:val="bar"/>
             </m:fPr>
             <m:num>
-              <m:sSub>
-                <m:e>
-                  <m:acc>
-                    <m:accPr>
-                      <m:chr m:val="̂"/>
-                    </m:accPr>
-                    <m:e>
-                      <m:r>
-                        <m:t>θ</m:t>
-                      </m:r>
-                    </m:e>
-                  </m:acc>
-                </m:e>
-                <m:sub>
-                  <m:acc>
-                    <m:accPr>
-                      <m:chr m:val="‾"/>
-                    </m:accPr>
-                    <m:e>
-                      <m:r>
-                        <m:t>n</m:t>
-                      </m:r>
-                      <m:r>
-                        <m:t>e</m:t>
-                      </m:r>
-                      <m:r>
-                        <m:t>w</m:t>
-                      </m:r>
-                    </m:e>
-                  </m:acc>
-                </m:sub>
-              </m:sSub>
+              <m:r>
+                <m:t>1</m:t>
+              </m:r>
             </m:num>
             <m:den>
               <m:r>
@@ -6277,6 +7315,633 @@
                   </m:sSub>
                 </m:e>
               </m:d>
+              <m:r>
+                <m:rPr>
+                  <m:sty m:val="p"/>
+                </m:rPr>
+                <m:t>+</m:t>
+              </m:r>
+              <m:sSup>
+                <m:e>
+                  <m:r>
+                    <m:t>τ</m:t>
+                  </m:r>
+                </m:e>
+                <m:sup>
+                  <m:r>
+                    <m:t>2</m:t>
+                  </m:r>
+                </m:sup>
+              </m:sSup>
+            </m:den>
+          </m:f>
+          <m:r>
+            <m:rPr>
+              <m:sty m:val="p"/>
+            </m:rPr>
+            <m:t>=</m:t>
+          </m:r>
+          <m:r>
+            <m:t>1</m:t>
+          </m:r>
+          <m:r>
+            <m:rPr>
+              <m:sty m:val="p"/>
+            </m:rPr>
+            <m:t>/</m:t>
+          </m:r>
+          <m:d>
+            <m:dPr>
+              <m:begChr m:val="["/>
+              <m:endChr m:val="]"/>
+              <m:sepChr m:val=""/>
+              <m:grow/>
+            </m:dPr>
+            <m:e>
+              <m:r>
+                <m:t>1</m:t>
+              </m:r>
+              <m:r>
+                <m:rPr>
+                  <m:sty m:val="p"/>
+                </m:rPr>
+                <m:t>/</m:t>
+              </m:r>
+              <m:d>
+                <m:dPr>
+                  <m:begChr m:val="["/>
+                  <m:endChr m:val="]"/>
+                  <m:sepChr m:val=""/>
+                  <m:grow/>
+                </m:dPr>
+                <m:e>
+                  <m:nary>
+                    <m:naryPr>
+                      <m:chr m:val="∑"/>
+                      <m:limLoc m:val="undOvr"/>
+                      <m:subHide m:val="off"/>
+                      <m:supHide m:val="off"/>
+                    </m:naryPr>
+                    <m:sub>
+                      <m:r>
+                        <m:t>j</m:t>
+                      </m:r>
+                      <m:r>
+                        <m:rPr>
+                          <m:sty m:val="p"/>
+                        </m:rPr>
+                        <m:t>=</m:t>
+                      </m:r>
+                      <m:r>
+                        <m:t>1</m:t>
+                      </m:r>
+                    </m:sub>
+                    <m:sup>
+                      <m:r>
+                        <m:t>m</m:t>
+                      </m:r>
+                    </m:sup>
+                    <m:e>
+                      <m:f>
+                        <m:fPr>
+                          <m:type m:val="bar"/>
+                        </m:fPr>
+                        <m:num>
+                          <m:r>
+                            <m:t>1</m:t>
+                          </m:r>
+                        </m:num>
+                        <m:den>
+                          <m:r>
+                            <m:t>v</m:t>
+                          </m:r>
+                          <m:r>
+                            <m:t>a</m:t>
+                          </m:r>
+                          <m:r>
+                            <m:t>r</m:t>
+                          </m:r>
+                          <m:d>
+                            <m:dPr>
+                              <m:begChr m:val="("/>
+                              <m:endChr m:val=")"/>
+                              <m:sepChr m:val=""/>
+                              <m:grow/>
+                            </m:dPr>
+                            <m:e>
+                              <m:sSub>
+                                <m:e>
+                                  <m:acc>
+                                    <m:accPr>
+                                      <m:chr m:val="̂"/>
+                                    </m:accPr>
+                                    <m:e>
+                                      <m:r>
+                                        <m:t>θ</m:t>
+                                      </m:r>
+                                    </m:e>
+                                  </m:acc>
+                                </m:e>
+                                <m:sub>
+                                  <m:r>
+                                    <m:t>n</m:t>
+                                  </m:r>
+                                  <m:r>
+                                    <m:t>j</m:t>
+                                  </m:r>
+                                </m:sub>
+                              </m:sSub>
+                            </m:e>
+                          </m:d>
+                        </m:den>
+                      </m:f>
+                    </m:e>
+                  </m:nary>
+                </m:e>
+              </m:d>
+              <m:r>
+                <m:rPr>
+                  <m:sty m:val="p"/>
+                </m:rPr>
+                <m:t>+</m:t>
+              </m:r>
+              <m:sSup>
+                <m:e>
+                  <m:r>
+                    <m:t>τ</m:t>
+                  </m:r>
+                </m:e>
+                <m:sup>
+                  <m:r>
+                    <m:t>2</m:t>
+                  </m:r>
+                </m:sup>
+              </m:sSup>
+            </m:e>
+          </m:d>
+          <m:r>
+            <m:rPr>
+              <m:sty m:val="p"/>
+            </m:rPr>
+            <m:t>≠</m:t>
+          </m:r>
+          <m:nary>
+            <m:naryPr>
+              <m:chr m:val="∑"/>
+              <m:limLoc m:val="undOvr"/>
+              <m:subHide m:val="off"/>
+              <m:supHide m:val="off"/>
+            </m:naryPr>
+            <m:sub>
+              <m:r>
+                <m:t>j</m:t>
+              </m:r>
+              <m:r>
+                <m:rPr>
+                  <m:sty m:val="p"/>
+                </m:rPr>
+                <m:t>=</m:t>
+              </m:r>
+              <m:r>
+                <m:t>1</m:t>
+              </m:r>
+            </m:sub>
+            <m:sup>
+              <m:r>
+                <m:t>m</m:t>
+              </m:r>
+            </m:sup>
+            <m:e>
+              <m:f>
+                <m:fPr>
+                  <m:type m:val="bar"/>
+                </m:fPr>
+                <m:num>
+                  <m:r>
+                    <m:t>1</m:t>
+                  </m:r>
+                </m:num>
+                <m:den>
+                  <m:r>
+                    <m:t>v</m:t>
+                  </m:r>
+                  <m:r>
+                    <m:t>a</m:t>
+                  </m:r>
+                  <m:r>
+                    <m:t>r</m:t>
+                  </m:r>
+                  <m:d>
+                    <m:dPr>
+                      <m:begChr m:val="("/>
+                      <m:endChr m:val=")"/>
+                      <m:sepChr m:val=""/>
+                      <m:grow/>
+                    </m:dPr>
+                    <m:e>
+                      <m:sSub>
+                        <m:e>
+                          <m:acc>
+                            <m:accPr>
+                              <m:chr m:val="̂"/>
+                            </m:accPr>
+                            <m:e>
+                              <m:r>
+                                <m:t>θ</m:t>
+                              </m:r>
+                            </m:e>
+                          </m:acc>
+                        </m:e>
+                        <m:sub>
+                          <m:r>
+                            <m:t>n</m:t>
+                          </m:r>
+                          <m:r>
+                            <m:t>j</m:t>
+                          </m:r>
+                        </m:sub>
+                      </m:sSub>
+                    </m:e>
+                  </m:d>
+                  <m:r>
+                    <m:rPr>
+                      <m:sty m:val="p"/>
+                    </m:rPr>
+                    <m:t>+</m:t>
+                  </m:r>
+                  <m:sSup>
+                    <m:e>
+                      <m:r>
+                        <m:t>τ</m:t>
+                      </m:r>
+                    </m:e>
+                    <m:sup>
+                      <m:r>
+                        <m:t>2</m:t>
+                      </m:r>
+                    </m:sup>
+                  </m:sSup>
+                </m:den>
+              </m:f>
+            </m:e>
+          </m:nary>
+        </m:oMath>
+      </m:oMathPara>
+    </w:p>
+    <w:p>
+      <w:pPr>
+        <w:pStyle w:val="FirstParagraph"/>
+      </w:pPr>
+      <w:r>
+        <w:t xml:space="preserve">A third option fits</w:t>
+      </w:r>
+      <w:r>
+        <w:t xml:space="preserve"> </w:t>
+      </w:r>
+      <w:r>
+        <w:t xml:space="preserve">‘in between’</w:t>
+      </w:r>
+      <w:r>
+        <w:t xml:space="preserve"> </w:t>
+      </w:r>
+      <w:r>
+        <w:t xml:space="preserve">the first two options. Let us visualise the new contribution as the weighted average, taking into account the between-study heterogeneity (estimated from the updated meta-analysis,</w:t>
+      </w:r>
+      <w:r>
+        <w:t xml:space="preserve"> </w:t>
+      </w:r>
+      <m:oMath>
+        <m:sSubSup>
+          <m:e>
+            <m:acc>
+              <m:accPr>
+                <m:chr m:val="̂"/>
+              </m:accPr>
+              <m:e>
+                <m:r>
+                  <m:t>τ</m:t>
+                </m:r>
+              </m:e>
+            </m:acc>
+          </m:e>
+          <m:sub>
+            <m:r>
+              <m:t>n</m:t>
+            </m:r>
+            <m:r>
+              <m:t>e</m:t>
+            </m:r>
+            <m:r>
+              <m:t>w</m:t>
+            </m:r>
+          </m:sub>
+          <m:sup>
+            <m:r>
+              <m:t>2</m:t>
+            </m:r>
+          </m:sup>
+        </m:sSubSup>
+      </m:oMath>
+      <w:r>
+        <w:t xml:space="preserve">).</w:t>
+      </w:r>
+    </w:p>
+    <w:p>
+      <w:pPr>
+        <w:pStyle w:val="BodyText"/>
+      </w:pPr>
+      <w:bookmarkStart w:id="57" w:name="eq-average-new-random"/>
+      <m:oMathPara>
+        <m:oMathParaPr>
+          <m:jc m:val="center"/>
+        </m:oMathParaPr>
+        <m:oMath>
+          <m:sSub>
+            <m:e>
+              <m:acc>
+                <m:accPr>
+                  <m:chr m:val="̂"/>
+                </m:accPr>
+                <m:e>
+                  <m:r>
+                    <m:t>θ</m:t>
+                  </m:r>
+                </m:e>
+              </m:acc>
+            </m:e>
+            <m:sub>
+              <m:acc>
+                <m:accPr>
+                  <m:chr m:val="‾"/>
+                </m:accPr>
+                <m:e>
+                  <m:r>
+                    <m:t>n</m:t>
+                  </m:r>
+                  <m:r>
+                    <m:t>e</m:t>
+                  </m:r>
+                  <m:r>
+                    <m:t>w</m:t>
+                  </m:r>
+                </m:e>
+              </m:acc>
+            </m:sub>
+          </m:sSub>
+          <m:r>
+            <m:rPr>
+              <m:sty m:val="p"/>
+            </m:rPr>
+            <m:t>=</m:t>
+          </m:r>
+          <m:f>
+            <m:fPr>
+              <m:type m:val="bar"/>
+            </m:fPr>
+            <m:num>
+              <m:nary>
+                <m:naryPr>
+                  <m:chr m:val="∑"/>
+                  <m:limLoc m:val="undOvr"/>
+                  <m:subHide m:val="off"/>
+                  <m:supHide m:val="off"/>
+                </m:naryPr>
+                <m:sub>
+                  <m:r>
+                    <m:t>j</m:t>
+                  </m:r>
+                  <m:r>
+                    <m:rPr>
+                      <m:sty m:val="p"/>
+                    </m:rPr>
+                    <m:t>=</m:t>
+                  </m:r>
+                  <m:r>
+                    <m:t>1</m:t>
+                  </m:r>
+                </m:sub>
+                <m:sup>
+                  <m:r>
+                    <m:t>m</m:t>
+                  </m:r>
+                </m:sup>
+                <m:e>
+                  <m:f>
+                    <m:fPr>
+                      <m:type m:val="bar"/>
+                    </m:fPr>
+                    <m:num>
+                      <m:sSub>
+                        <m:e>
+                          <m:acc>
+                            <m:accPr>
+                              <m:chr m:val="̂"/>
+                            </m:accPr>
+                            <m:e>
+                              <m:r>
+                                <m:t>θ</m:t>
+                              </m:r>
+                            </m:e>
+                          </m:acc>
+                        </m:e>
+                        <m:sub>
+                          <m:r>
+                            <m:t>n</m:t>
+                          </m:r>
+                          <m:r>
+                            <m:t>j</m:t>
+                          </m:r>
+                        </m:sub>
+                      </m:sSub>
+                    </m:num>
+                    <m:den>
+                      <m:r>
+                        <m:t>v</m:t>
+                      </m:r>
+                      <m:r>
+                        <m:t>a</m:t>
+                      </m:r>
+                      <m:r>
+                        <m:t>r</m:t>
+                      </m:r>
+                      <m:d>
+                        <m:dPr>
+                          <m:begChr m:val="("/>
+                          <m:endChr m:val=")"/>
+                          <m:sepChr m:val=""/>
+                          <m:grow/>
+                        </m:dPr>
+                        <m:e>
+                          <m:sSub>
+                            <m:e>
+                              <m:acc>
+                                <m:accPr>
+                                  <m:chr m:val="̂"/>
+                                </m:accPr>
+                                <m:e>
+                                  <m:r>
+                                    <m:t>θ</m:t>
+                                  </m:r>
+                                </m:e>
+                              </m:acc>
+                            </m:e>
+                            <m:sub>
+                              <m:r>
+                                <m:t>n</m:t>
+                              </m:r>
+                              <m:r>
+                                <m:t>j</m:t>
+                              </m:r>
+                            </m:sub>
+                          </m:sSub>
+                        </m:e>
+                      </m:d>
+                      <m:r>
+                        <m:rPr>
+                          <m:sty m:val="p"/>
+                        </m:rPr>
+                        <m:t>+</m:t>
+                      </m:r>
+                      <m:sSubSup>
+                        <m:e>
+                          <m:r>
+                            <m:t>τ</m:t>
+                          </m:r>
+                        </m:e>
+                        <m:sub>
+                          <m:r>
+                            <m:t>n</m:t>
+                          </m:r>
+                          <m:r>
+                            <m:t>e</m:t>
+                          </m:r>
+                          <m:r>
+                            <m:t>w</m:t>
+                          </m:r>
+                        </m:sub>
+                        <m:sup>
+                          <m:r>
+                            <m:t>2</m:t>
+                          </m:r>
+                        </m:sup>
+                      </m:sSubSup>
+                    </m:den>
+                  </m:f>
+                </m:e>
+              </m:nary>
+            </m:num>
+            <m:den>
+              <m:nary>
+                <m:naryPr>
+                  <m:chr m:val="∑"/>
+                  <m:limLoc m:val="undOvr"/>
+                  <m:subHide m:val="off"/>
+                  <m:supHide m:val="off"/>
+                </m:naryPr>
+                <m:sub>
+                  <m:r>
+                    <m:t>j</m:t>
+                  </m:r>
+                  <m:r>
+                    <m:rPr>
+                      <m:sty m:val="p"/>
+                    </m:rPr>
+                    <m:t>=</m:t>
+                  </m:r>
+                  <m:r>
+                    <m:t>1</m:t>
+                  </m:r>
+                </m:sub>
+                <m:sup>
+                  <m:r>
+                    <m:t>m</m:t>
+                  </m:r>
+                </m:sup>
+                <m:e>
+                  <m:f>
+                    <m:fPr>
+                      <m:type m:val="bar"/>
+                    </m:fPr>
+                    <m:num>
+                      <m:r>
+                        <m:t>1</m:t>
+                      </m:r>
+                    </m:num>
+                    <m:den>
+                      <m:r>
+                        <m:t>v</m:t>
+                      </m:r>
+                      <m:r>
+                        <m:t>a</m:t>
+                      </m:r>
+                      <m:r>
+                        <m:t>r</m:t>
+                      </m:r>
+                      <m:d>
+                        <m:dPr>
+                          <m:begChr m:val="("/>
+                          <m:endChr m:val=")"/>
+                          <m:sepChr m:val=""/>
+                          <m:grow/>
+                        </m:dPr>
+                        <m:e>
+                          <m:sSub>
+                            <m:e>
+                              <m:acc>
+                                <m:accPr>
+                                  <m:chr m:val="̂"/>
+                                </m:accPr>
+                                <m:e>
+                                  <m:r>
+                                    <m:t>θ</m:t>
+                                  </m:r>
+                                </m:e>
+                              </m:acc>
+                            </m:e>
+                            <m:sub>
+                              <m:r>
+                                <m:t>n</m:t>
+                              </m:r>
+                              <m:r>
+                                <m:t>j</m:t>
+                              </m:r>
+                            </m:sub>
+                          </m:sSub>
+                        </m:e>
+                      </m:d>
+                      <m:r>
+                        <m:rPr>
+                          <m:sty m:val="p"/>
+                        </m:rPr>
+                        <m:t>+</m:t>
+                      </m:r>
+                      <m:sSubSup>
+                        <m:e>
+                          <m:r>
+                            <m:t>τ</m:t>
+                          </m:r>
+                        </m:e>
+                        <m:sub>
+                          <m:r>
+                            <m:t>n</m:t>
+                          </m:r>
+                          <m:r>
+                            <m:t>e</m:t>
+                          </m:r>
+                          <m:r>
+                            <m:t>w</m:t>
+                          </m:r>
+                        </m:sub>
+                        <m:sup>
+                          <m:r>
+                            <m:t>2</m:t>
+                          </m:r>
+                        </m:sup>
+                      </m:sSubSup>
+                    </m:den>
+                  </m:f>
+                </m:e>
+              </m:nary>
             </m:den>
           </m:f>
           <m:r>
@@ -6291,19 +7956,680 @@
             </m:dPr>
             <m:e>
               <m:r>
-                <m:t>15</m:t>
+                <m:t>13</m:t>
               </m:r>
             </m:e>
           </m:d>
         </m:oMath>
       </m:oMathPara>
-      <w:bookmarkEnd w:id="56"/>
+      <w:bookmarkEnd w:id="57"/>
     </w:p>
     <w:p>
       <w:pPr>
         <w:pStyle w:val="FirstParagraph"/>
       </w:pPr>
-      <w:bookmarkStart w:id="57" w:name="eq-pooled-se-random-multiple"/>
+      <w:bookmarkStart w:id="58" w:name="eq-average-new-var-random"/>
+      <m:oMathPara>
+        <m:oMathParaPr>
+          <m:jc m:val="center"/>
+        </m:oMathParaPr>
+        <m:oMath>
+          <m:r>
+            <m:t>v</m:t>
+          </m:r>
+          <m:r>
+            <m:t>a</m:t>
+          </m:r>
+          <m:r>
+            <m:t>r</m:t>
+          </m:r>
+          <m:d>
+            <m:dPr>
+              <m:begChr m:val="("/>
+              <m:endChr m:val=")"/>
+              <m:sepChr m:val=""/>
+              <m:grow/>
+            </m:dPr>
+            <m:e>
+              <m:sSub>
+                <m:e>
+                  <m:acc>
+                    <m:accPr>
+                      <m:chr m:val="̂"/>
+                    </m:accPr>
+                    <m:e>
+                      <m:r>
+                        <m:t>θ</m:t>
+                      </m:r>
+                    </m:e>
+                  </m:acc>
+                </m:e>
+                <m:sub>
+                  <m:acc>
+                    <m:accPr>
+                      <m:chr m:val="‾"/>
+                    </m:accPr>
+                    <m:e>
+                      <m:r>
+                        <m:t>n</m:t>
+                      </m:r>
+                      <m:r>
+                        <m:t>e</m:t>
+                      </m:r>
+                      <m:r>
+                        <m:t>w</m:t>
+                      </m:r>
+                    </m:e>
+                  </m:acc>
+                </m:sub>
+              </m:sSub>
+            </m:e>
+          </m:d>
+          <m:r>
+            <m:rPr>
+              <m:sty m:val="p"/>
+            </m:rPr>
+            <m:t>=</m:t>
+          </m:r>
+          <m:r>
+            <m:t>1</m:t>
+          </m:r>
+          <m:r>
+            <m:rPr>
+              <m:sty m:val="p"/>
+            </m:rPr>
+            <m:t>/</m:t>
+          </m:r>
+          <m:nary>
+            <m:naryPr>
+              <m:chr m:val="∑"/>
+              <m:limLoc m:val="undOvr"/>
+              <m:subHide m:val="off"/>
+              <m:supHide m:val="off"/>
+            </m:naryPr>
+            <m:sub>
+              <m:r>
+                <m:t>j</m:t>
+              </m:r>
+              <m:r>
+                <m:rPr>
+                  <m:sty m:val="p"/>
+                </m:rPr>
+                <m:t>=</m:t>
+              </m:r>
+              <m:r>
+                <m:t>1</m:t>
+              </m:r>
+            </m:sub>
+            <m:sup>
+              <m:r>
+                <m:t>m</m:t>
+              </m:r>
+            </m:sup>
+            <m:e>
+              <m:f>
+                <m:fPr>
+                  <m:type m:val="bar"/>
+                </m:fPr>
+                <m:num>
+                  <m:r>
+                    <m:t>1</m:t>
+                  </m:r>
+                </m:num>
+                <m:den>
+                  <m:r>
+                    <m:t>v</m:t>
+                  </m:r>
+                  <m:r>
+                    <m:t>a</m:t>
+                  </m:r>
+                  <m:r>
+                    <m:t>r</m:t>
+                  </m:r>
+                  <m:d>
+                    <m:dPr>
+                      <m:begChr m:val="("/>
+                      <m:endChr m:val=")"/>
+                      <m:sepChr m:val=""/>
+                      <m:grow/>
+                    </m:dPr>
+                    <m:e>
+                      <m:sSub>
+                        <m:e>
+                          <m:acc>
+                            <m:accPr>
+                              <m:chr m:val="̂"/>
+                            </m:accPr>
+                            <m:e>
+                              <m:r>
+                                <m:t>θ</m:t>
+                              </m:r>
+                            </m:e>
+                          </m:acc>
+                        </m:e>
+                        <m:sub>
+                          <m:r>
+                            <m:t>n</m:t>
+                          </m:r>
+                          <m:r>
+                            <m:t>j</m:t>
+                          </m:r>
+                        </m:sub>
+                      </m:sSub>
+                    </m:e>
+                  </m:d>
+                  <m:r>
+                    <m:rPr>
+                      <m:sty m:val="p"/>
+                    </m:rPr>
+                    <m:t>+</m:t>
+                  </m:r>
+                  <m:sSubSup>
+                    <m:e>
+                      <m:r>
+                        <m:t>τ</m:t>
+                      </m:r>
+                    </m:e>
+                    <m:sub>
+                      <m:r>
+                        <m:t>n</m:t>
+                      </m:r>
+                      <m:r>
+                        <m:t>e</m:t>
+                      </m:r>
+                      <m:r>
+                        <m:t>w</m:t>
+                      </m:r>
+                    </m:sub>
+                    <m:sup>
+                      <m:r>
+                        <m:t>2</m:t>
+                      </m:r>
+                    </m:sup>
+                  </m:sSubSup>
+                </m:den>
+              </m:f>
+            </m:e>
+          </m:nary>
+          <m:r>
+            <m:t>  </m:t>
+          </m:r>
+          <m:d>
+            <m:dPr>
+              <m:begChr m:val="("/>
+              <m:endChr m:val=")"/>
+              <m:sepChr m:val=""/>
+              <m:grow/>
+            </m:dPr>
+            <m:e>
+              <m:r>
+                <m:t>14</m:t>
+              </m:r>
+            </m:e>
+          </m:d>
+        </m:oMath>
+      </m:oMathPara>
+      <w:bookmarkEnd w:id="58"/>
+    </w:p>
+    <w:p>
+      <w:pPr>
+        <w:pStyle w:val="FirstParagraph"/>
+      </w:pPr>
+      <w:r>
+        <w:t xml:space="preserve">Now let’s consider each pixel on the plot. Each pixel is coloured according to the meta-analysis outcome which is derived from the pooled estimate and associated variance. When considering one new study (i.e., one new pixel), then we have the following equations (note that the</w:t>
+      </w:r>
+      <w:r>
+        <w:t xml:space="preserve"> </w:t>
+      </w:r>
+      <m:oMath>
+        <m:sSup>
+          <m:e>
+            <m:r>
+              <m:t>τ</m:t>
+            </m:r>
+          </m:e>
+          <m:sup>
+            <m:r>
+              <m:t>2</m:t>
+            </m:r>
+          </m:sup>
+        </m:sSup>
+      </m:oMath>
+      <w:r>
+        <w:t xml:space="preserve"> </w:t>
+      </w:r>
+      <w:r>
+        <w:t xml:space="preserve">term is excluded from the terms referring to new studies - this is because it’s already incorporated in the</w:t>
+      </w:r>
+      <w:r>
+        <w:t xml:space="preserve"> </w:t>
+      </w:r>
+      <w:r>
+        <w:t xml:space="preserve">‘average’</w:t>
+      </w:r>
+      <w:r>
+        <w:t xml:space="preserve"> </w:t>
+      </w:r>
+      <w:r>
+        <w:t xml:space="preserve">values defined above):</w:t>
+      </w:r>
+    </w:p>
+    <w:p>
+      <w:pPr>
+        <w:pStyle w:val="BodyText"/>
+      </w:pPr>
+      <w:bookmarkStart w:id="59" w:name="eq-pooled-est-random-new"/>
+      <m:oMathPara>
+        <m:oMathParaPr>
+          <m:jc m:val="center"/>
+        </m:oMathParaPr>
+        <m:oMath>
+          <m:acc>
+            <m:accPr>
+              <m:chr m:val="̂"/>
+            </m:accPr>
+            <m:e>
+              <m:r>
+                <m:t>θ</m:t>
+              </m:r>
+            </m:e>
+          </m:acc>
+          <m:r>
+            <m:rPr>
+              <m:sty m:val="p"/>
+            </m:rPr>
+            <m:t>=</m:t>
+          </m:r>
+          <m:f>
+            <m:fPr>
+              <m:type m:val="bar"/>
+            </m:fPr>
+            <m:num>
+              <m:nary>
+                <m:naryPr>
+                  <m:chr m:val="∑"/>
+                  <m:limLoc m:val="undOvr"/>
+                  <m:subHide m:val="off"/>
+                  <m:supHide m:val="off"/>
+                </m:naryPr>
+                <m:sub>
+                  <m:r>
+                    <m:t>i</m:t>
+                  </m:r>
+                  <m:r>
+                    <m:rPr>
+                      <m:sty m:val="p"/>
+                    </m:rPr>
+                    <m:t>=</m:t>
+                  </m:r>
+                  <m:r>
+                    <m:t>1</m:t>
+                  </m:r>
+                </m:sub>
+                <m:sup>
+                  <m:r>
+                    <m:t>n</m:t>
+                  </m:r>
+                </m:sup>
+                <m:e>
+                  <m:f>
+                    <m:fPr>
+                      <m:type m:val="bar"/>
+                    </m:fPr>
+                    <m:num>
+                      <m:sSub>
+                        <m:e>
+                          <m:acc>
+                            <m:accPr>
+                              <m:chr m:val="̂"/>
+                            </m:accPr>
+                            <m:e>
+                              <m:r>
+                                <m:t>θ</m:t>
+                              </m:r>
+                            </m:e>
+                          </m:acc>
+                        </m:e>
+                        <m:sub>
+                          <m:r>
+                            <m:t>i</m:t>
+                          </m:r>
+                        </m:sub>
+                      </m:sSub>
+                    </m:num>
+                    <m:den>
+                      <m:r>
+                        <m:t>v</m:t>
+                      </m:r>
+                      <m:r>
+                        <m:t>a</m:t>
+                      </m:r>
+                      <m:r>
+                        <m:t>r</m:t>
+                      </m:r>
+                      <m:d>
+                        <m:dPr>
+                          <m:begChr m:val="("/>
+                          <m:endChr m:val=")"/>
+                          <m:sepChr m:val=""/>
+                          <m:grow/>
+                        </m:dPr>
+                        <m:e>
+                          <m:sSub>
+                            <m:e>
+                              <m:acc>
+                                <m:accPr>
+                                  <m:chr m:val="̂"/>
+                                </m:accPr>
+                                <m:e>
+                                  <m:r>
+                                    <m:t>θ</m:t>
+                                  </m:r>
+                                </m:e>
+                              </m:acc>
+                            </m:e>
+                            <m:sub>
+                              <m:r>
+                                <m:t>i</m:t>
+                              </m:r>
+                            </m:sub>
+                          </m:sSub>
+                        </m:e>
+                      </m:d>
+                      <m:r>
+                        <m:rPr>
+                          <m:sty m:val="p"/>
+                        </m:rPr>
+                        <m:t>+</m:t>
+                      </m:r>
+                      <m:sSup>
+                        <m:e>
+                          <m:r>
+                            <m:t>τ</m:t>
+                          </m:r>
+                        </m:e>
+                        <m:sup>
+                          <m:r>
+                            <m:t>2</m:t>
+                          </m:r>
+                        </m:sup>
+                      </m:sSup>
+                    </m:den>
+                  </m:f>
+                </m:e>
+              </m:nary>
+              <m:r>
+                <m:rPr>
+                  <m:sty m:val="p"/>
+                </m:rPr>
+                <m:t>+</m:t>
+              </m:r>
+              <m:f>
+                <m:fPr>
+                  <m:type m:val="bar"/>
+                </m:fPr>
+                <m:num>
+                  <m:sSub>
+                    <m:e>
+                      <m:acc>
+                        <m:accPr>
+                          <m:chr m:val="̂"/>
+                        </m:accPr>
+                        <m:e>
+                          <m:r>
+                            <m:t>θ</m:t>
+                          </m:r>
+                        </m:e>
+                      </m:acc>
+                    </m:e>
+                    <m:sub>
+                      <m:r>
+                        <m:t>n</m:t>
+                      </m:r>
+                      <m:r>
+                        <m:t>e</m:t>
+                      </m:r>
+                      <m:r>
+                        <m:t>w</m:t>
+                      </m:r>
+                    </m:sub>
+                  </m:sSub>
+                </m:num>
+                <m:den>
+                  <m:r>
+                    <m:t>v</m:t>
+                  </m:r>
+                  <m:r>
+                    <m:t>a</m:t>
+                  </m:r>
+                  <m:r>
+                    <m:t>r</m:t>
+                  </m:r>
+                  <m:d>
+                    <m:dPr>
+                      <m:begChr m:val="("/>
+                      <m:endChr m:val=")"/>
+                      <m:sepChr m:val=""/>
+                      <m:grow/>
+                    </m:dPr>
+                    <m:e>
+                      <m:sSub>
+                        <m:e>
+                          <m:acc>
+                            <m:accPr>
+                              <m:chr m:val="̂"/>
+                            </m:accPr>
+                            <m:e>
+                              <m:r>
+                                <m:t>θ</m:t>
+                              </m:r>
+                            </m:e>
+                          </m:acc>
+                        </m:e>
+                        <m:sub>
+                          <m:r>
+                            <m:t>n</m:t>
+                          </m:r>
+                          <m:r>
+                            <m:t>e</m:t>
+                          </m:r>
+                          <m:r>
+                            <m:t>w</m:t>
+                          </m:r>
+                        </m:sub>
+                      </m:sSub>
+                    </m:e>
+                  </m:d>
+                </m:den>
+              </m:f>
+            </m:num>
+            <m:den>
+              <m:nary>
+                <m:naryPr>
+                  <m:chr m:val="∑"/>
+                  <m:limLoc m:val="undOvr"/>
+                  <m:subHide m:val="off"/>
+                  <m:supHide m:val="off"/>
+                </m:naryPr>
+                <m:sub>
+                  <m:r>
+                    <m:t>i</m:t>
+                  </m:r>
+                  <m:r>
+                    <m:rPr>
+                      <m:sty m:val="p"/>
+                    </m:rPr>
+                    <m:t>=</m:t>
+                  </m:r>
+                  <m:r>
+                    <m:t>1</m:t>
+                  </m:r>
+                </m:sub>
+                <m:sup>
+                  <m:r>
+                    <m:t>n</m:t>
+                  </m:r>
+                </m:sup>
+                <m:e>
+                  <m:f>
+                    <m:fPr>
+                      <m:type m:val="bar"/>
+                    </m:fPr>
+                    <m:num>
+                      <m:r>
+                        <m:t>1</m:t>
+                      </m:r>
+                    </m:num>
+                    <m:den>
+                      <m:r>
+                        <m:t>v</m:t>
+                      </m:r>
+                      <m:r>
+                        <m:t>a</m:t>
+                      </m:r>
+                      <m:r>
+                        <m:t>r</m:t>
+                      </m:r>
+                      <m:d>
+                        <m:dPr>
+                          <m:begChr m:val="("/>
+                          <m:endChr m:val=")"/>
+                          <m:sepChr m:val=""/>
+                          <m:grow/>
+                        </m:dPr>
+                        <m:e>
+                          <m:sSub>
+                            <m:e>
+                              <m:acc>
+                                <m:accPr>
+                                  <m:chr m:val="̂"/>
+                                </m:accPr>
+                                <m:e>
+                                  <m:r>
+                                    <m:t>θ</m:t>
+                                  </m:r>
+                                </m:e>
+                              </m:acc>
+                            </m:e>
+                            <m:sub>
+                              <m:r>
+                                <m:t>i</m:t>
+                              </m:r>
+                            </m:sub>
+                          </m:sSub>
+                        </m:e>
+                      </m:d>
+                      <m:r>
+                        <m:rPr>
+                          <m:sty m:val="p"/>
+                        </m:rPr>
+                        <m:t>+</m:t>
+                      </m:r>
+                      <m:sSup>
+                        <m:e>
+                          <m:r>
+                            <m:t>τ</m:t>
+                          </m:r>
+                        </m:e>
+                        <m:sup>
+                          <m:r>
+                            <m:t>2</m:t>
+                          </m:r>
+                        </m:sup>
+                      </m:sSup>
+                    </m:den>
+                  </m:f>
+                </m:e>
+              </m:nary>
+              <m:r>
+                <m:rPr>
+                  <m:sty m:val="p"/>
+                </m:rPr>
+                <m:t>+</m:t>
+              </m:r>
+              <m:f>
+                <m:fPr>
+                  <m:type m:val="bar"/>
+                </m:fPr>
+                <m:num>
+                  <m:r>
+                    <m:t>1</m:t>
+                  </m:r>
+                </m:num>
+                <m:den>
+                  <m:r>
+                    <m:t>v</m:t>
+                  </m:r>
+                  <m:r>
+                    <m:t>a</m:t>
+                  </m:r>
+                  <m:r>
+                    <m:t>r</m:t>
+                  </m:r>
+                  <m:d>
+                    <m:dPr>
+                      <m:begChr m:val="("/>
+                      <m:endChr m:val=")"/>
+                      <m:sepChr m:val=""/>
+                      <m:grow/>
+                    </m:dPr>
+                    <m:e>
+                      <m:sSub>
+                        <m:e>
+                          <m:acc>
+                            <m:accPr>
+                              <m:chr m:val="̂"/>
+                            </m:accPr>
+                            <m:e>
+                              <m:r>
+                                <m:t>θ</m:t>
+                              </m:r>
+                            </m:e>
+                          </m:acc>
+                        </m:e>
+                        <m:sub>
+                          <m:r>
+                            <m:t>n</m:t>
+                          </m:r>
+                          <m:r>
+                            <m:t>e</m:t>
+                          </m:r>
+                          <m:r>
+                            <m:t>w</m:t>
+                          </m:r>
+                        </m:sub>
+                      </m:sSub>
+                    </m:e>
+                  </m:d>
+                </m:den>
+              </m:f>
+            </m:den>
+          </m:f>
+          <m:r>
+            <m:t>  </m:t>
+          </m:r>
+          <m:d>
+            <m:dPr>
+              <m:begChr m:val="("/>
+              <m:endChr m:val=")"/>
+              <m:sepChr m:val=""/>
+              <m:grow/>
+            </m:dPr>
+            <m:e>
+              <m:r>
+                <m:t>15</m:t>
+              </m:r>
+            </m:e>
+          </m:d>
+        </m:oMath>
+      </m:oMathPara>
+      <w:bookmarkEnd w:id="59"/>
+    </w:p>
+    <w:p>
+      <w:pPr>
+        <w:pStyle w:val="FirstParagraph"/>
+      </w:pPr>
+      <w:bookmarkStart w:id="60" w:name="eq-pooled-se-random-new"/>
       <m:oMathPara>
         <m:oMathParaPr>
           <m:jc m:val="center"/>
@@ -6530,60 +8856,2406 @@
           </m:d>
         </m:oMath>
       </m:oMathPara>
-      <w:bookmarkEnd w:id="57"/>
+      <w:bookmarkEnd w:id="60"/>
     </w:p>
     <w:p>
       <w:pPr>
         <w:pStyle w:val="FirstParagraph"/>
       </w:pPr>
       <w:r>
-        <w:t xml:space="preserve">Therefore, to build contours that show the effect of an</w:t>
-      </w:r>
-      <w:r>
-        <w:t xml:space="preserve"> </w:t>
-      </w:r>
-      <w:r>
-        <w:t xml:space="preserve">‘average’</w:t>
-      </w:r>
-      <w:r>
-        <w:t xml:space="preserve"> </w:t>
-      </w:r>
-      <w:r>
-        <w:t xml:space="preserve">new study, pixel by pixel, equations</w:t>
-      </w:r>
-      <w:r>
-        <w:t xml:space="preserve"> </w:t>
-      </w:r>
-      <w:hyperlink w:anchor="eq-pooled-est-random-multiple">
+        <w:t xml:space="preserve">However, as described earlier,</w:t>
+      </w:r>
+      <w:r>
+        <w:t xml:space="preserve"> </w:t>
+      </w:r>
+      <m:oMath>
+        <m:sSup>
+          <m:e>
+            <m:r>
+              <m:t>τ</m:t>
+            </m:r>
+          </m:e>
+          <m:sup>
+            <m:r>
+              <m:t>2</m:t>
+            </m:r>
+          </m:sup>
+        </m:sSup>
+      </m:oMath>
+      <w:r>
+        <w:t xml:space="preserve"> </w:t>
+      </w:r>
+      <w:r>
+        <w:t xml:space="preserve">is calculated from the existing and new studies, but in this scenario, whilst we’re looking at one pixel, each pixel is representing multiple new studies, for which a unique</w:t>
+      </w:r>
+      <w:r>
+        <w:t xml:space="preserve"> </w:t>
+      </w:r>
+      <m:oMath>
+        <m:sSup>
+          <m:e>
+            <m:r>
+              <m:t>τ</m:t>
+            </m:r>
+          </m:e>
+          <m:sup>
+            <m:r>
+              <m:t>2</m:t>
+            </m:r>
+          </m:sup>
+        </m:sSup>
+      </m:oMath>
+      <w:r>
+        <w:t xml:space="preserve"> </w:t>
+      </w:r>
+      <w:r>
+        <w:t xml:space="preserve">can not be calculated.</w:t>
+      </w:r>
+    </w:p>
+    <w:p>
+      <w:pPr>
+        <w:pStyle w:val="BodyText"/>
+      </w:pPr>
+      <w:r>
+        <w:t xml:space="preserve">In the first suggestion,</w:t>
+      </w:r>
+      <w:r>
+        <w:t xml:space="preserve"> </w:t>
+      </w:r>
+      <m:oMath>
+        <m:sSup>
+          <m:e>
+            <m:r>
+              <m:t>τ</m:t>
+            </m:r>
+          </m:e>
+          <m:sup>
+            <m:r>
+              <m:t>2</m:t>
+            </m:r>
+          </m:sup>
+        </m:sSup>
+        <m:r>
+          <m:rPr>
+            <m:sty m:val="p"/>
+          </m:rPr>
+          <m:t>=</m:t>
+        </m:r>
+        <m:sSubSup>
+          <m:e>
+            <m:r>
+              <m:t>τ</m:t>
+            </m:r>
+          </m:e>
+          <m:sub>
+            <m:r>
+              <m:t>n</m:t>
+            </m:r>
+            <m:r>
+              <m:t>e</m:t>
+            </m:r>
+            <m:r>
+              <m:t>w</m:t>
+            </m:r>
+          </m:sub>
+          <m:sup>
+            <m:r>
+              <m:t>2</m:t>
+            </m:r>
+          </m:sup>
+        </m:sSubSup>
+      </m:oMath>
+      <w:r>
+        <w:t xml:space="preserve"> </w:t>
+      </w:r>
+      <w:r>
+        <w:t xml:space="preserve">for each pixel. However, as described earlier, this leads to ill-defined contours. This third option will give an individual estimate of</w:t>
+      </w:r>
+      <w:r>
+        <w:t xml:space="preserve"> </w:t>
+      </w:r>
+      <m:oMath>
+        <m:sSup>
+          <m:e>
+            <m:r>
+              <m:t>τ</m:t>
+            </m:r>
+          </m:e>
+          <m:sup>
+            <m:r>
+              <m:t>2</m:t>
+            </m:r>
+          </m:sup>
+        </m:sSup>
+      </m:oMath>
+      <w:r>
+        <w:t xml:space="preserve"> </w:t>
+      </w:r>
+      <w:r>
+        <w:t xml:space="preserve">for each pixel, derived below.</w:t>
+      </w:r>
+    </w:p>
+    <w:p>
+      <w:pPr>
+        <w:pStyle w:val="BodyText"/>
+      </w:pPr>
+      <w:r>
+        <w:t xml:space="preserve">In the appendix of Langan et. al., it shows how</w:t>
+      </w:r>
+      <w:r>
+        <w:t xml:space="preserve"> </w:t>
+      </w:r>
+      <m:oMath>
+        <m:sSup>
+          <m:e>
+            <m:r>
+              <m:t>τ</m:t>
+            </m:r>
+          </m:e>
+          <m:sup>
+            <m:r>
+              <m:t>2</m:t>
+            </m:r>
+          </m:sup>
+        </m:sSup>
+      </m:oMath>
+      <w:r>
+        <w:t xml:space="preserve"> </w:t>
+      </w:r>
+      <w:r>
+        <w:t xml:space="preserve">can be estimated using a method of moments approach:</w:t>
+      </w:r>
+    </w:p>
+    <w:p>
+      <w:pPr>
+        <w:pStyle w:val="BodyText"/>
+      </w:pPr>
+      <m:oMathPara>
+        <m:oMathParaPr>
+          <m:jc m:val="center"/>
+        </m:oMathParaPr>
+        <m:oMath>
+          <m:sSup>
+            <m:e>
+              <m:acc>
+                <m:accPr>
+                  <m:chr m:val="̂"/>
+                </m:accPr>
+                <m:e>
+                  <m:r>
+                    <m:t>τ</m:t>
+                  </m:r>
+                </m:e>
+              </m:acc>
+            </m:e>
+            <m:sup>
+              <m:r>
+                <m:t>2</m:t>
+              </m:r>
+            </m:sup>
+          </m:sSup>
+          <m:r>
+            <m:rPr>
+              <m:sty m:val="p"/>
+            </m:rPr>
+            <m:t>=</m:t>
+          </m:r>
+          <m:f>
+            <m:fPr>
+              <m:type m:val="bar"/>
+            </m:fPr>
+            <m:num>
+              <m:r>
+                <m:t>Q</m:t>
+              </m:r>
+              <m:r>
+                <m:rPr>
+                  <m:sty m:val="p"/>
+                </m:rPr>
+                <m:t>−</m:t>
+              </m:r>
+              <m:r>
+                <m:t>n</m:t>
+              </m:r>
+            </m:num>
+            <m:den>
+              <m:r>
+                <m:t>C</m:t>
+              </m:r>
+            </m:den>
+          </m:f>
+        </m:oMath>
+      </m:oMathPara>
+    </w:p>
+    <w:p>
+      <w:pPr>
+        <w:pStyle w:val="FirstParagraph"/>
+      </w:pPr>
+      <w:r>
+        <w:t xml:space="preserve">where Q is the test statistic in a standard test for heterogeneity, and C is a scaling factor [Langan reference 23]. Langan et. al. then show that for the combination of existing and new studies, Q and C can be written as</w:t>
+      </w:r>
+    </w:p>
+    <w:p>
+      <w:pPr>
+        <w:pStyle w:val="BodyText"/>
+      </w:pPr>
+      <m:oMathPara>
+        <m:oMathParaPr>
+          <m:jc m:val="center"/>
+        </m:oMathParaPr>
+        <m:oMath>
+          <m:r>
+            <m:t>Q</m:t>
+          </m:r>
+          <m:r>
+            <m:rPr>
+              <m:sty m:val="p"/>
+            </m:rPr>
+            <m:t>=</m:t>
+          </m:r>
+          <m:nary>
+            <m:naryPr>
+              <m:chr m:val="∑"/>
+              <m:limLoc m:val="undOvr"/>
+              <m:subHide m:val="off"/>
+              <m:supHide m:val="off"/>
+            </m:naryPr>
+            <m:sub>
+              <m:r>
+                <m:t>i</m:t>
+              </m:r>
+              <m:r>
+                <m:rPr>
+                  <m:sty m:val="p"/>
+                </m:rPr>
+                <m:t>=</m:t>
+              </m:r>
+              <m:r>
+                <m:t>1</m:t>
+              </m:r>
+            </m:sub>
+            <m:sup>
+              <m:r>
+                <m:t>n</m:t>
+              </m:r>
+            </m:sup>
+            <m:e>
+              <m:sSub>
+                <m:e>
+                  <m:r>
+                    <m:t>w</m:t>
+                  </m:r>
+                </m:e>
+                <m:sub>
+                  <m:r>
+                    <m:t>i</m:t>
+                  </m:r>
+                </m:sub>
+              </m:sSub>
+            </m:e>
+          </m:nary>
+          <m:sSubSup>
+            <m:e>
+              <m:acc>
+                <m:accPr>
+                  <m:chr m:val="̂"/>
+                </m:accPr>
+                <m:e>
+                  <m:r>
+                    <m:t>θ</m:t>
+                  </m:r>
+                </m:e>
+              </m:acc>
+            </m:e>
+            <m:sub>
+              <m:r>
+                <m:t>i</m:t>
+              </m:r>
+            </m:sub>
+            <m:sup>
+              <m:r>
+                <m:t>2</m:t>
+              </m:r>
+            </m:sup>
+          </m:sSubSup>
+          <m:r>
+            <m:rPr>
+              <m:sty m:val="p"/>
+            </m:rPr>
+            <m:t>+</m:t>
+          </m:r>
+          <m:sSub>
+            <m:e>
+              <m:r>
+                <m:t>w</m:t>
+              </m:r>
+            </m:e>
+            <m:sub>
+              <m:r>
+                <m:t>n</m:t>
+              </m:r>
+              <m:r>
+                <m:t>e</m:t>
+              </m:r>
+              <m:r>
+                <m:t>w</m:t>
+              </m:r>
+            </m:sub>
+          </m:sSub>
+          <m:sSubSup>
+            <m:e>
+              <m:acc>
+                <m:accPr>
+                  <m:chr m:val="̂"/>
+                </m:accPr>
+                <m:e>
+                  <m:r>
+                    <m:t>θ</m:t>
+                  </m:r>
+                </m:e>
+              </m:acc>
+            </m:e>
+            <m:sub>
+              <m:r>
+                <m:t>n</m:t>
+              </m:r>
+              <m:r>
+                <m:t>e</m:t>
+              </m:r>
+              <m:r>
+                <m:t>w</m:t>
+              </m:r>
+            </m:sub>
+            <m:sup>
+              <m:r>
+                <m:t>2</m:t>
+              </m:r>
+            </m:sup>
+          </m:sSubSup>
+          <m:r>
+            <m:rPr>
+              <m:sty m:val="p"/>
+            </m:rPr>
+            <m:t>−</m:t>
+          </m:r>
+          <m:f>
+            <m:fPr>
+              <m:type m:val="bar"/>
+            </m:fPr>
+            <m:num>
+              <m:sSup>
+                <m:e>
+                  <m:d>
+                    <m:dPr>
+                      <m:begChr m:val="("/>
+                      <m:endChr m:val=")"/>
+                      <m:sepChr m:val=""/>
+                      <m:grow/>
+                    </m:dPr>
+                    <m:e>
+                      <m:nary>
+                        <m:naryPr>
+                          <m:chr m:val="∑"/>
+                          <m:limLoc m:val="undOvr"/>
+                          <m:subHide m:val="off"/>
+                          <m:supHide m:val="off"/>
+                        </m:naryPr>
+                        <m:sub>
+                          <m:r>
+                            <m:t>i</m:t>
+                          </m:r>
+                          <m:r>
+                            <m:rPr>
+                              <m:sty m:val="p"/>
+                            </m:rPr>
+                            <m:t>=</m:t>
+                          </m:r>
+                          <m:r>
+                            <m:t>1</m:t>
+                          </m:r>
+                        </m:sub>
+                        <m:sup>
+                          <m:r>
+                            <m:t>n</m:t>
+                          </m:r>
+                        </m:sup>
+                        <m:e>
+                          <m:sSub>
+                            <m:e>
+                              <m:r>
+                                <m:t>w</m:t>
+                              </m:r>
+                            </m:e>
+                            <m:sub>
+                              <m:r>
+                                <m:t>i</m:t>
+                              </m:r>
+                            </m:sub>
+                          </m:sSub>
+                        </m:e>
+                      </m:nary>
+                      <m:sSub>
+                        <m:e>
+                          <m:acc>
+                            <m:accPr>
+                              <m:chr m:val="̂"/>
+                            </m:accPr>
+                            <m:e>
+                              <m:r>
+                                <m:t>θ</m:t>
+                              </m:r>
+                            </m:e>
+                          </m:acc>
+                        </m:e>
+                        <m:sub>
+                          <m:r>
+                            <m:t>i</m:t>
+                          </m:r>
+                        </m:sub>
+                      </m:sSub>
+                      <m:r>
+                        <m:rPr>
+                          <m:sty m:val="p"/>
+                        </m:rPr>
+                        <m:t>+</m:t>
+                      </m:r>
+                      <m:sSub>
+                        <m:e>
+                          <m:r>
+                            <m:t>w</m:t>
+                          </m:r>
+                        </m:e>
+                        <m:sub>
+                          <m:r>
+                            <m:t>n</m:t>
+                          </m:r>
+                          <m:r>
+                            <m:t>e</m:t>
+                          </m:r>
+                          <m:r>
+                            <m:t>w</m:t>
+                          </m:r>
+                        </m:sub>
+                      </m:sSub>
+                      <m:sSub>
+                        <m:e>
+                          <m:acc>
+                            <m:accPr>
+                              <m:chr m:val="̂"/>
+                            </m:accPr>
+                            <m:e>
+                              <m:r>
+                                <m:t>θ</m:t>
+                              </m:r>
+                            </m:e>
+                          </m:acc>
+                        </m:e>
+                        <m:sub>
+                          <m:r>
+                            <m:t>n</m:t>
+                          </m:r>
+                          <m:r>
+                            <m:t>e</m:t>
+                          </m:r>
+                          <m:r>
+                            <m:t>w</m:t>
+                          </m:r>
+                        </m:sub>
+                      </m:sSub>
+                    </m:e>
+                  </m:d>
+                </m:e>
+                <m:sup>
+                  <m:r>
+                    <m:t>2</m:t>
+                  </m:r>
+                </m:sup>
+              </m:sSup>
+            </m:num>
+            <m:den>
+              <m:nary>
+                <m:naryPr>
+                  <m:chr m:val="∑"/>
+                  <m:limLoc m:val="undOvr"/>
+                  <m:subHide m:val="off"/>
+                  <m:supHide m:val="off"/>
+                </m:naryPr>
+                <m:sub>
+                  <m:r>
+                    <m:t>i</m:t>
+                  </m:r>
+                  <m:r>
+                    <m:rPr>
+                      <m:sty m:val="p"/>
+                    </m:rPr>
+                    <m:t>=</m:t>
+                  </m:r>
+                  <m:r>
+                    <m:t>1</m:t>
+                  </m:r>
+                </m:sub>
+                <m:sup>
+                  <m:r>
+                    <m:t>n</m:t>
+                  </m:r>
+                </m:sup>
+                <m:e>
+                  <m:sSub>
+                    <m:e>
+                      <m:r>
+                        <m:t>w</m:t>
+                      </m:r>
+                    </m:e>
+                    <m:sub>
+                      <m:r>
+                        <m:t>i</m:t>
+                      </m:r>
+                    </m:sub>
+                  </m:sSub>
+                </m:e>
+              </m:nary>
+              <m:r>
+                <m:rPr>
+                  <m:sty m:val="p"/>
+                </m:rPr>
+                <m:t>+</m:t>
+              </m:r>
+              <m:sSub>
+                <m:e>
+                  <m:r>
+                    <m:t>w</m:t>
+                  </m:r>
+                </m:e>
+                <m:sub>
+                  <m:r>
+                    <m:t>n</m:t>
+                  </m:r>
+                  <m:r>
+                    <m:t>e</m:t>
+                  </m:r>
+                  <m:r>
+                    <m:t>w</m:t>
+                  </m:r>
+                </m:sub>
+              </m:sSub>
+            </m:den>
+          </m:f>
+        </m:oMath>
+      </m:oMathPara>
+    </w:p>
+    <w:p>
+      <w:pPr>
+        <w:pStyle w:val="FirstParagraph"/>
+      </w:pPr>
+      <m:oMathPara>
+        <m:oMathParaPr>
+          <m:jc m:val="center"/>
+        </m:oMathParaPr>
+        <m:oMath>
+          <m:r>
+            <m:t>C</m:t>
+          </m:r>
+          <m:r>
+            <m:rPr>
+              <m:sty m:val="p"/>
+            </m:rPr>
+            <m:t>=</m:t>
+          </m:r>
+          <m:nary>
+            <m:naryPr>
+              <m:chr m:val="∑"/>
+              <m:limLoc m:val="undOvr"/>
+              <m:subHide m:val="off"/>
+              <m:supHide m:val="off"/>
+            </m:naryPr>
+            <m:sub>
+              <m:r>
+                <m:t>i</m:t>
+              </m:r>
+              <m:r>
+                <m:rPr>
+                  <m:sty m:val="p"/>
+                </m:rPr>
+                <m:t>=</m:t>
+              </m:r>
+              <m:r>
+                <m:t>1</m:t>
+              </m:r>
+            </m:sub>
+            <m:sup>
+              <m:r>
+                <m:t>n</m:t>
+              </m:r>
+            </m:sup>
+            <m:e>
+              <m:sSub>
+                <m:e>
+                  <m:r>
+                    <m:t>w</m:t>
+                  </m:r>
+                </m:e>
+                <m:sub>
+                  <m:r>
+                    <m:t>i</m:t>
+                  </m:r>
+                </m:sub>
+              </m:sSub>
+            </m:e>
+          </m:nary>
+          <m:r>
+            <m:rPr>
+              <m:sty m:val="p"/>
+            </m:rPr>
+            <m:t>+</m:t>
+          </m:r>
+          <m:sSub>
+            <m:e>
+              <m:r>
+                <m:t>w</m:t>
+              </m:r>
+            </m:e>
+            <m:sub>
+              <m:r>
+                <m:t>n</m:t>
+              </m:r>
+              <m:r>
+                <m:t>e</m:t>
+              </m:r>
+              <m:r>
+                <m:t>w</m:t>
+              </m:r>
+            </m:sub>
+          </m:sSub>
+          <m:r>
+            <m:rPr>
+              <m:sty m:val="p"/>
+            </m:rPr>
+            <m:t>−</m:t>
+          </m:r>
+          <m:f>
+            <m:fPr>
+              <m:type m:val="bar"/>
+            </m:fPr>
+            <m:num>
+              <m:nary>
+                <m:naryPr>
+                  <m:chr m:val="∑"/>
+                  <m:limLoc m:val="undOvr"/>
+                  <m:subHide m:val="off"/>
+                  <m:supHide m:val="off"/>
+                </m:naryPr>
+                <m:sub>
+                  <m:r>
+                    <m:t>i</m:t>
+                  </m:r>
+                  <m:r>
+                    <m:rPr>
+                      <m:sty m:val="p"/>
+                    </m:rPr>
+                    <m:t>=</m:t>
+                  </m:r>
+                  <m:r>
+                    <m:t>1</m:t>
+                  </m:r>
+                </m:sub>
+                <m:sup>
+                  <m:r>
+                    <m:t>n</m:t>
+                  </m:r>
+                </m:sup>
+                <m:e>
+                  <m:sSubSup>
+                    <m:e>
+                      <m:r>
+                        <m:t>w</m:t>
+                      </m:r>
+                    </m:e>
+                    <m:sub>
+                      <m:r>
+                        <m:t>i</m:t>
+                      </m:r>
+                    </m:sub>
+                    <m:sup>
+                      <m:r>
+                        <m:t>2</m:t>
+                      </m:r>
+                    </m:sup>
+                  </m:sSubSup>
+                </m:e>
+              </m:nary>
+              <m:r>
+                <m:rPr>
+                  <m:sty m:val="p"/>
+                </m:rPr>
+                <m:t>+</m:t>
+              </m:r>
+              <m:sSubSup>
+                <m:e>
+                  <m:r>
+                    <m:t>w</m:t>
+                  </m:r>
+                </m:e>
+                <m:sub>
+                  <m:r>
+                    <m:t>n</m:t>
+                  </m:r>
+                  <m:r>
+                    <m:t>e</m:t>
+                  </m:r>
+                  <m:r>
+                    <m:t>w</m:t>
+                  </m:r>
+                </m:sub>
+                <m:sup>
+                  <m:r>
+                    <m:t>2</m:t>
+                  </m:r>
+                </m:sup>
+              </m:sSubSup>
+            </m:num>
+            <m:den>
+              <m:nary>
+                <m:naryPr>
+                  <m:chr m:val="∑"/>
+                  <m:limLoc m:val="undOvr"/>
+                  <m:subHide m:val="off"/>
+                  <m:supHide m:val="off"/>
+                </m:naryPr>
+                <m:sub>
+                  <m:r>
+                    <m:t>i</m:t>
+                  </m:r>
+                  <m:r>
+                    <m:rPr>
+                      <m:sty m:val="p"/>
+                    </m:rPr>
+                    <m:t>=</m:t>
+                  </m:r>
+                  <m:r>
+                    <m:t>1</m:t>
+                  </m:r>
+                </m:sub>
+                <m:sup>
+                  <m:r>
+                    <m:t>n</m:t>
+                  </m:r>
+                </m:sup>
+                <m:e>
+                  <m:sSub>
+                    <m:e>
+                      <m:r>
+                        <m:t>w</m:t>
+                      </m:r>
+                    </m:e>
+                    <m:sub>
+                      <m:r>
+                        <m:t>i</m:t>
+                      </m:r>
+                    </m:sub>
+                  </m:sSub>
+                </m:e>
+              </m:nary>
+              <m:r>
+                <m:rPr>
+                  <m:sty m:val="p"/>
+                </m:rPr>
+                <m:t>+</m:t>
+              </m:r>
+              <m:sSub>
+                <m:e>
+                  <m:r>
+                    <m:t>w</m:t>
+                  </m:r>
+                </m:e>
+                <m:sub>
+                  <m:r>
+                    <m:t>n</m:t>
+                  </m:r>
+                  <m:r>
+                    <m:t>e</m:t>
+                  </m:r>
+                  <m:r>
+                    <m:t>w</m:t>
+                  </m:r>
+                </m:sub>
+              </m:sSub>
+            </m:den>
+          </m:f>
+        </m:oMath>
+      </m:oMathPara>
+    </w:p>
+    <w:p>
+      <w:pPr>
+        <w:pStyle w:val="FirstParagraph"/>
+      </w:pPr>
+      <w:r>
+        <w:t xml:space="preserve">Let’s simplify the notation and group together terms relating to the current studies:</w:t>
+      </w:r>
+    </w:p>
+    <w:p>
+      <w:pPr>
+        <w:pStyle w:val="BodyText"/>
+      </w:pPr>
+      <m:oMathPara>
+        <m:oMathParaPr>
+          <m:jc m:val="center"/>
+        </m:oMathParaPr>
+        <m:oMath>
+          <m:r>
+            <m:t>V</m:t>
+          </m:r>
+          <m:r>
+            <m:rPr>
+              <m:sty m:val="p"/>
+            </m:rPr>
+            <m:t>=</m:t>
+          </m:r>
+          <m:nary>
+            <m:naryPr>
+              <m:chr m:val="∑"/>
+              <m:limLoc m:val="undOvr"/>
+              <m:subHide m:val="off"/>
+              <m:supHide m:val="off"/>
+            </m:naryPr>
+            <m:sub>
+              <m:r>
+                <m:t>i</m:t>
+              </m:r>
+              <m:r>
+                <m:rPr>
+                  <m:sty m:val="p"/>
+                </m:rPr>
+                <m:t>=</m:t>
+              </m:r>
+              <m:r>
+                <m:t>1</m:t>
+              </m:r>
+            </m:sub>
+            <m:sup>
+              <m:r>
+                <m:t>n</m:t>
+              </m:r>
+            </m:sup>
+            <m:e>
+              <m:sSubSup>
+                <m:e>
+                  <m:r>
+                    <m:t>w</m:t>
+                  </m:r>
+                </m:e>
+                <m:sub>
+                  <m:r>
+                    <m:t>i</m:t>
+                  </m:r>
+                </m:sub>
+                <m:sup>
+                  <m:r>
+                    <m:t>2</m:t>
+                  </m:r>
+                </m:sup>
+              </m:sSubSup>
+            </m:e>
+          </m:nary>
+          <m:r>
+            <m:rPr>
+              <m:sty m:val="p"/>
+            </m:rPr>
+            <m:t>,</m:t>
+          </m:r>
+          <m:r>
+            <m:t>X</m:t>
+          </m:r>
+          <m:r>
+            <m:rPr>
+              <m:sty m:val="p"/>
+            </m:rPr>
+            <m:t>=</m:t>
+          </m:r>
+          <m:nary>
+            <m:naryPr>
+              <m:chr m:val="∑"/>
+              <m:limLoc m:val="undOvr"/>
+              <m:subHide m:val="off"/>
+              <m:supHide m:val="off"/>
+            </m:naryPr>
+            <m:sub>
+              <m:r>
+                <m:t>i</m:t>
+              </m:r>
+              <m:r>
+                <m:rPr>
+                  <m:sty m:val="p"/>
+                </m:rPr>
+                <m:t>=</m:t>
+              </m:r>
+              <m:r>
+                <m:t>1</m:t>
+              </m:r>
+            </m:sub>
+            <m:sup>
+              <m:r>
+                <m:t>n</m:t>
+              </m:r>
+            </m:sup>
+            <m:e>
+              <m:sSub>
+                <m:e>
+                  <m:r>
+                    <m:t>w</m:t>
+                  </m:r>
+                </m:e>
+                <m:sub>
+                  <m:r>
+                    <m:t>i</m:t>
+                  </m:r>
+                </m:sub>
+              </m:sSub>
+            </m:e>
+          </m:nary>
+          <m:sSub>
+            <m:e>
+              <m:acc>
+                <m:accPr>
+                  <m:chr m:val="̂"/>
+                </m:accPr>
+                <m:e>
+                  <m:r>
+                    <m:t>θ</m:t>
+                  </m:r>
+                </m:e>
+              </m:acc>
+            </m:e>
+            <m:sub>
+              <m:r>
+                <m:t>i</m:t>
+              </m:r>
+            </m:sub>
+          </m:sSub>
+          <m:r>
+            <m:rPr>
+              <m:sty m:val="p"/>
+            </m:rPr>
+            <m:t>,</m:t>
+          </m:r>
+          <m:r>
+            <m:t>Y</m:t>
+          </m:r>
+          <m:r>
+            <m:rPr>
+              <m:sty m:val="p"/>
+            </m:rPr>
+            <m:t>=</m:t>
+          </m:r>
+          <m:nary>
+            <m:naryPr>
+              <m:chr m:val="∑"/>
+              <m:limLoc m:val="undOvr"/>
+              <m:subHide m:val="off"/>
+              <m:supHide m:val="off"/>
+            </m:naryPr>
+            <m:sub>
+              <m:r>
+                <m:t>i</m:t>
+              </m:r>
+              <m:r>
+                <m:rPr>
+                  <m:sty m:val="p"/>
+                </m:rPr>
+                <m:t>=</m:t>
+              </m:r>
+              <m:r>
+                <m:t>1</m:t>
+              </m:r>
+            </m:sub>
+            <m:sup>
+              <m:r>
+                <m:t>n</m:t>
+              </m:r>
+            </m:sup>
+            <m:e>
+              <m:sSub>
+                <m:e>
+                  <m:r>
+                    <m:t>w</m:t>
+                  </m:r>
+                </m:e>
+                <m:sub>
+                  <m:r>
+                    <m:t>i</m:t>
+                  </m:r>
+                </m:sub>
+              </m:sSub>
+            </m:e>
+          </m:nary>
+          <m:r>
+            <m:rPr>
+              <m:sty m:val="p"/>
+            </m:rPr>
+            <m:t>,</m:t>
+          </m:r>
+          <m:r>
+            <m:t>Z</m:t>
+          </m:r>
+          <m:r>
+            <m:rPr>
+              <m:sty m:val="p"/>
+            </m:rPr>
+            <m:t>=</m:t>
+          </m:r>
+          <m:nary>
+            <m:naryPr>
+              <m:chr m:val="∑"/>
+              <m:limLoc m:val="undOvr"/>
+              <m:subHide m:val="off"/>
+              <m:supHide m:val="off"/>
+            </m:naryPr>
+            <m:sub>
+              <m:r>
+                <m:t>i</m:t>
+              </m:r>
+              <m:r>
+                <m:rPr>
+                  <m:sty m:val="p"/>
+                </m:rPr>
+                <m:t>=</m:t>
+              </m:r>
+              <m:r>
+                <m:t>1</m:t>
+              </m:r>
+            </m:sub>
+            <m:sup>
+              <m:r>
+                <m:t>n</m:t>
+              </m:r>
+            </m:sup>
+            <m:e>
+              <m:sSub>
+                <m:e>
+                  <m:r>
+                    <m:t>w</m:t>
+                  </m:r>
+                </m:e>
+                <m:sub>
+                  <m:r>
+                    <m:t>i</m:t>
+                  </m:r>
+                </m:sub>
+              </m:sSub>
+            </m:e>
+          </m:nary>
+          <m:sSubSup>
+            <m:e>
+              <m:acc>
+                <m:accPr>
+                  <m:chr m:val="̂"/>
+                </m:accPr>
+                <m:e>
+                  <m:r>
+                    <m:t>θ</m:t>
+                  </m:r>
+                </m:e>
+              </m:acc>
+            </m:e>
+            <m:sub>
+              <m:r>
+                <m:t>i</m:t>
+              </m:r>
+            </m:sub>
+            <m:sup>
+              <m:r>
+                <m:t>2</m:t>
+              </m:r>
+            </m:sup>
+          </m:sSubSup>
+        </m:oMath>
+      </m:oMathPara>
+    </w:p>
+    <w:p>
+      <w:pPr>
+        <w:pStyle w:val="FirstParagraph"/>
+      </w:pPr>
+      <w:r>
+        <w:t xml:space="preserve">noting here that</w:t>
+      </w:r>
+      <w:r>
+        <w:t xml:space="preserve"> </w:t>
+      </w:r>
+      <m:oMath>
+        <m:sSub>
+          <m:e>
+            <m:r>
+              <m:t>w</m:t>
+            </m:r>
+          </m:e>
+          <m:sub>
+            <m:r>
+              <m:t>i</m:t>
+            </m:r>
+          </m:sub>
+        </m:sSub>
+      </m:oMath>
+      <w:r>
+        <w:t xml:space="preserve"> </w:t>
+      </w:r>
+      <w:r>
+        <w:t xml:space="preserve">is simply the inverse-variance (i.e., doesn’t take into account any between-study heterogeneity, as that is what we’re estimating). Then we get the following estimate of between-study heterogeneity</w:t>
+      </w:r>
+    </w:p>
+    <w:p>
+      <w:pPr>
+        <w:pStyle w:val="BodyText"/>
+      </w:pPr>
+      <w:bookmarkStart w:id="61" w:name="eq-tau2-estimate"/>
+      <m:oMathPara>
+        <m:oMathParaPr>
+          <m:jc m:val="center"/>
+        </m:oMathParaPr>
+        <m:oMath>
+          <m:sSup>
+            <m:e>
+              <m:acc>
+                <m:accPr>
+                  <m:chr m:val="̂"/>
+                </m:accPr>
+                <m:e>
+                  <m:r>
+                    <m:t>τ</m:t>
+                  </m:r>
+                </m:e>
+              </m:acc>
+            </m:e>
+            <m:sup>
+              <m:r>
+                <m:t>2</m:t>
+              </m:r>
+            </m:sup>
+          </m:sSup>
+          <m:r>
+            <m:rPr>
+              <m:sty m:val="p"/>
+            </m:rPr>
+            <m:t>=</m:t>
+          </m:r>
+          <m:f>
+            <m:fPr>
+              <m:type m:val="bar"/>
+            </m:fPr>
+            <m:num>
+              <m:r>
+                <m:t>Z</m:t>
+              </m:r>
+              <m:r>
+                <m:rPr>
+                  <m:sty m:val="p"/>
+                </m:rPr>
+                <m:t>+</m:t>
+              </m:r>
+              <m:sSub>
+                <m:e>
+                  <m:r>
+                    <m:t>w</m:t>
+                  </m:r>
+                </m:e>
+                <m:sub>
+                  <m:r>
+                    <m:t>n</m:t>
+                  </m:r>
+                  <m:r>
+                    <m:t>e</m:t>
+                  </m:r>
+                  <m:r>
+                    <m:t>w</m:t>
+                  </m:r>
+                </m:sub>
+              </m:sSub>
+              <m:sSubSup>
+                <m:e>
+                  <m:acc>
+                    <m:accPr>
+                      <m:chr m:val="̂"/>
+                    </m:accPr>
+                    <m:e>
+                      <m:r>
+                        <m:t>θ</m:t>
+                      </m:r>
+                    </m:e>
+                  </m:acc>
+                </m:e>
+                <m:sub>
+                  <m:r>
+                    <m:t>n</m:t>
+                  </m:r>
+                  <m:r>
+                    <m:t>e</m:t>
+                  </m:r>
+                  <m:r>
+                    <m:t>w</m:t>
+                  </m:r>
+                </m:sub>
+                <m:sup>
+                  <m:r>
+                    <m:t>2</m:t>
+                  </m:r>
+                </m:sup>
+              </m:sSubSup>
+              <m:r>
+                <m:rPr>
+                  <m:sty m:val="p"/>
+                </m:rPr>
+                <m:t>−</m:t>
+              </m:r>
+              <m:f>
+                <m:fPr>
+                  <m:type m:val="bar"/>
+                </m:fPr>
+                <m:num>
+                  <m:sSup>
+                    <m:e>
+                      <m:d>
+                        <m:dPr>
+                          <m:begChr m:val="("/>
+                          <m:endChr m:val=")"/>
+                          <m:sepChr m:val=""/>
+                          <m:grow/>
+                        </m:dPr>
+                        <m:e>
+                          <m:r>
+                            <m:t>X</m:t>
+                          </m:r>
+                          <m:r>
+                            <m:rPr>
+                              <m:sty m:val="p"/>
+                            </m:rPr>
+                            <m:t>+</m:t>
+                          </m:r>
+                          <m:sSub>
+                            <m:e>
+                              <m:r>
+                                <m:t>w</m:t>
+                              </m:r>
+                            </m:e>
+                            <m:sub>
+                              <m:r>
+                                <m:t>n</m:t>
+                              </m:r>
+                              <m:r>
+                                <m:t>e</m:t>
+                              </m:r>
+                              <m:r>
+                                <m:t>w</m:t>
+                              </m:r>
+                            </m:sub>
+                          </m:sSub>
+                          <m:sSub>
+                            <m:e>
+                              <m:acc>
+                                <m:accPr>
+                                  <m:chr m:val="̂"/>
+                                </m:accPr>
+                                <m:e>
+                                  <m:r>
+                                    <m:t>θ</m:t>
+                                  </m:r>
+                                </m:e>
+                              </m:acc>
+                            </m:e>
+                            <m:sub>
+                              <m:r>
+                                <m:t>n</m:t>
+                              </m:r>
+                              <m:r>
+                                <m:t>e</m:t>
+                              </m:r>
+                              <m:r>
+                                <m:t>w</m:t>
+                              </m:r>
+                            </m:sub>
+                          </m:sSub>
+                        </m:e>
+                      </m:d>
+                    </m:e>
+                    <m:sup>
+                      <m:r>
+                        <m:t>2</m:t>
+                      </m:r>
+                    </m:sup>
+                  </m:sSup>
+                </m:num>
+                <m:den>
+                  <m:r>
+                    <m:t>Y</m:t>
+                  </m:r>
+                  <m:r>
+                    <m:rPr>
+                      <m:sty m:val="p"/>
+                    </m:rPr>
+                    <m:t>+</m:t>
+                  </m:r>
+                  <m:sSub>
+                    <m:e>
+                      <m:r>
+                        <m:t>w</m:t>
+                      </m:r>
+                    </m:e>
+                    <m:sub>
+                      <m:r>
+                        <m:t>n</m:t>
+                      </m:r>
+                      <m:r>
+                        <m:t>e</m:t>
+                      </m:r>
+                      <m:r>
+                        <m:t>w</m:t>
+                      </m:r>
+                    </m:sub>
+                  </m:sSub>
+                </m:den>
+              </m:f>
+              <m:r>
+                <m:rPr>
+                  <m:sty m:val="p"/>
+                </m:rPr>
+                <m:t>−</m:t>
+              </m:r>
+              <m:r>
+                <m:t>n</m:t>
+              </m:r>
+            </m:num>
+            <m:den>
+              <m:r>
+                <m:t>Y</m:t>
+              </m:r>
+              <m:r>
+                <m:rPr>
+                  <m:sty m:val="p"/>
+                </m:rPr>
+                <m:t>+</m:t>
+              </m:r>
+              <m:sSub>
+                <m:e>
+                  <m:r>
+                    <m:t>w</m:t>
+                  </m:r>
+                </m:e>
+                <m:sub>
+                  <m:r>
+                    <m:t>n</m:t>
+                  </m:r>
+                  <m:r>
+                    <m:t>e</m:t>
+                  </m:r>
+                  <m:r>
+                    <m:t>w</m:t>
+                  </m:r>
+                </m:sub>
+              </m:sSub>
+              <m:r>
+                <m:rPr>
+                  <m:sty m:val="p"/>
+                </m:rPr>
+                <m:t>−</m:t>
+              </m:r>
+              <m:f>
+                <m:fPr>
+                  <m:type m:val="bar"/>
+                </m:fPr>
+                <m:num>
+                  <m:r>
+                    <m:t>V</m:t>
+                  </m:r>
+                  <m:r>
+                    <m:rPr>
+                      <m:sty m:val="p"/>
+                    </m:rPr>
+                    <m:t>+</m:t>
+                  </m:r>
+                  <m:sSubSup>
+                    <m:e>
+                      <m:r>
+                        <m:t>w</m:t>
+                      </m:r>
+                    </m:e>
+                    <m:sub>
+                      <m:r>
+                        <m:t>n</m:t>
+                      </m:r>
+                      <m:r>
+                        <m:t>e</m:t>
+                      </m:r>
+                      <m:r>
+                        <m:t>w</m:t>
+                      </m:r>
+                    </m:sub>
+                    <m:sup>
+                      <m:r>
+                        <m:t>2</m:t>
+                      </m:r>
+                    </m:sup>
+                  </m:sSubSup>
+                </m:num>
+                <m:den>
+                  <m:r>
+                    <m:t>Y</m:t>
+                  </m:r>
+                  <m:r>
+                    <m:rPr>
+                      <m:sty m:val="p"/>
+                    </m:rPr>
+                    <m:t>+</m:t>
+                  </m:r>
+                  <m:sSub>
+                    <m:e>
+                      <m:r>
+                        <m:t>w</m:t>
+                      </m:r>
+                    </m:e>
+                    <m:sub>
+                      <m:r>
+                        <m:t>n</m:t>
+                      </m:r>
+                      <m:r>
+                        <m:t>e</m:t>
+                      </m:r>
+                      <m:r>
+                        <m:t>w</m:t>
+                      </m:r>
+                    </m:sub>
+                  </m:sSub>
+                </m:den>
+              </m:f>
+            </m:den>
+          </m:f>
+          <m:r>
+            <m:t>  </m:t>
+          </m:r>
+          <m:d>
+            <m:dPr>
+              <m:begChr m:val="("/>
+              <m:endChr m:val=")"/>
+              <m:sepChr m:val=""/>
+              <m:grow/>
+            </m:dPr>
+            <m:e>
+              <m:r>
+                <m:t>17</m:t>
+              </m:r>
+            </m:e>
+          </m:d>
+        </m:oMath>
+      </m:oMathPara>
+      <w:bookmarkEnd w:id="61"/>
+    </w:p>
+    <w:p>
+      <w:pPr>
+        <w:pStyle w:val="FirstParagraph"/>
+      </w:pPr>
+      <w:r>
+        <w:t xml:space="preserve">where the weights of the studies (current and new) are the inverse variance, and</w:t>
+      </w:r>
+      <w:r>
+        <w:t xml:space="preserve"> </w:t>
+      </w:r>
+      <m:oMath>
+        <m:r>
+          <m:t>n</m:t>
+        </m:r>
+      </m:oMath>
+      <w:r>
+        <w:t xml:space="preserve"> </w:t>
+      </w:r>
+      <w:r>
+        <w:t xml:space="preserve">is the number of current studies.</w:t>
+      </w:r>
+    </w:p>
+    <w:p>
+      <w:pPr>
+        <w:pStyle w:val="BodyText"/>
+      </w:pPr>
+      <w:r>
+        <w:t xml:space="preserve">This is the case for one new study and gives a good approximation for the between-study heterogeneity of the meta-analysis including the new study. Unfortunately, when expanding</w:t>
+      </w:r>
+      <w:r>
+        <w:t xml:space="preserve"> </w:t>
+      </w:r>
+      <w:hyperlink w:anchor="eq-tau2-estimate">
         <w:r>
           <w:rPr>
             <w:rStyle w:val="Hyperlink"/>
           </w:rPr>
-          <w:t xml:space="preserve">Equation 15</w:t>
+          <w:t xml:space="preserve">Equation 17</w:t>
         </w:r>
       </w:hyperlink>
       <w:r>
         <w:t xml:space="preserve"> </w:t>
       </w:r>
       <w:r>
+        <w:t xml:space="preserve">to consider multiple new studies, it can’t be written it terms of</w:t>
+      </w:r>
+      <w:r>
+        <w:t xml:space="preserve"> </w:t>
+      </w:r>
+      <m:oMath>
+        <m:sSub>
+          <m:e>
+            <m:acc>
+              <m:accPr>
+                <m:chr m:val="̂"/>
+              </m:accPr>
+              <m:e>
+                <m:r>
+                  <m:t>θ</m:t>
+                </m:r>
+              </m:e>
+            </m:acc>
+          </m:e>
+          <m:sub>
+            <m:acc>
+              <m:accPr>
+                <m:chr m:val="‾"/>
+              </m:accPr>
+              <m:e>
+                <m:r>
+                  <m:t>n</m:t>
+                </m:r>
+                <m:r>
+                  <m:t>e</m:t>
+                </m:r>
+                <m:r>
+                  <m:t>w</m:t>
+                </m:r>
+              </m:e>
+            </m:acc>
+          </m:sub>
+        </m:sSub>
+      </m:oMath>
+      <w:r>
+        <w:t xml:space="preserve"> </w:t>
+      </w:r>
+      <w:r>
         <w:t xml:space="preserve">and</w:t>
       </w:r>
       <w:r>
         <w:t xml:space="preserve"> </w:t>
       </w:r>
-      <w:hyperlink w:anchor="eq-pooled-se-random-multiple">
+      <m:oMath>
+        <m:sSub>
+          <m:e>
+            <m:r>
+              <m:t>w</m:t>
+            </m:r>
+          </m:e>
+          <m:sub>
+            <m:acc>
+              <m:accPr>
+                <m:chr m:val="‾"/>
+              </m:accPr>
+              <m:e>
+                <m:r>
+                  <m:t>n</m:t>
+                </m:r>
+                <m:r>
+                  <m:t>e</m:t>
+                </m:r>
+                <m:r>
+                  <m:t>w</m:t>
+                </m:r>
+              </m:e>
+            </m:acc>
+          </m:sub>
+        </m:sSub>
+      </m:oMath>
+      <w:r>
+        <w:t xml:space="preserve">, as we did for the fixed effects scenario due to the squared terms. We also can’t plug in the</w:t>
+      </w:r>
+      <w:r>
+        <w:t xml:space="preserve"> </w:t>
+      </w:r>
+      <w:r>
+        <w:t xml:space="preserve">‘average’</w:t>
+      </w:r>
+      <w:r>
+        <w:t xml:space="preserve"> </w:t>
+      </w:r>
+      <w:r>
+        <w:t xml:space="preserve">values, as those values include between-study heterogeneity - which is what is being estimated. However, varying</w:t>
+      </w:r>
+      <w:r>
+        <w:t xml:space="preserve"> </w:t>
+      </w:r>
+      <w:hyperlink w:anchor="eq-tau2-estimate">
         <w:r>
           <w:rPr>
             <w:rStyle w:val="Hyperlink"/>
           </w:rPr>
-          <w:t xml:space="preserve">Equation 16</w:t>
+          <w:t xml:space="preserve">Equation 17</w:t>
         </w:r>
       </w:hyperlink>
       <w:r>
         <w:t xml:space="preserve"> </w:t>
       </w:r>
       <w:r>
-        <w:t xml:space="preserve">are used, where</w:t>
+        <w:t xml:space="preserve">slightly, could give us a way to appropriately take into account between-study heterogeneity as we move further away from the</w:t>
+      </w:r>
+      <w:r>
+        <w:t xml:space="preserve"> </w:t>
+      </w:r>
+      <w:r>
+        <w:t xml:space="preserve">‘average’</w:t>
+      </w:r>
+      <w:r>
+        <w:t xml:space="preserve"> </w:t>
+      </w:r>
+      <w:r>
+        <w:t xml:space="preserve">new study that we do have data for.</w:t>
+      </w:r>
+    </w:p>
+    <w:p>
+      <w:pPr>
+        <w:pStyle w:val="BodyText"/>
+      </w:pPr>
+      <w:r>
+        <w:t xml:space="preserve">For each pixel, let</w:t>
+      </w:r>
+      <w:r>
+        <w:t xml:space="preserve"> </w:t>
+      </w:r>
+      <m:oMath>
+        <m:sSup>
+          <m:e>
+            <m:r>
+              <m:t>τ</m:t>
+            </m:r>
+          </m:e>
+          <m:sup>
+            <m:r>
+              <m:t>2</m:t>
+            </m:r>
+          </m:sup>
+        </m:sSup>
+      </m:oMath>
+      <w:r>
+        <w:t xml:space="preserve"> </w:t>
+      </w:r>
+      <w:r>
+        <w:t xml:space="preserve">be estimated with the below:</w:t>
+      </w:r>
+    </w:p>
+    <w:p>
+      <w:pPr>
+        <w:pStyle w:val="BodyText"/>
+      </w:pPr>
+      <w:bookmarkStart w:id="62" w:name="eq-tau2-estimate-adj"/>
+      <m:oMathPara>
+        <m:oMathParaPr>
+          <m:jc m:val="center"/>
+        </m:oMathParaPr>
+        <m:oMath>
+          <m:sSup>
+            <m:e>
+              <m:acc>
+                <m:accPr>
+                  <m:chr m:val="̂"/>
+                </m:accPr>
+                <m:e>
+                  <m:r>
+                    <m:t>τ</m:t>
+                  </m:r>
+                </m:e>
+              </m:acc>
+            </m:e>
+            <m:sup>
+              <m:r>
+                <m:t>2</m:t>
+              </m:r>
+            </m:sup>
+          </m:sSup>
+          <m:r>
+            <m:rPr>
+              <m:sty m:val="p"/>
+            </m:rPr>
+            <m:t>=</m:t>
+          </m:r>
+          <m:f>
+            <m:fPr>
+              <m:type m:val="bar"/>
+            </m:fPr>
+            <m:num>
+              <m:r>
+                <m:t>Z</m:t>
+              </m:r>
+              <m:r>
+                <m:rPr>
+                  <m:sty m:val="p"/>
+                </m:rPr>
+                <m:t>+</m:t>
+              </m:r>
+              <m:f>
+                <m:fPr>
+                  <m:type m:val="bar"/>
+                </m:fPr>
+                <m:num>
+                  <m:sSubSup>
+                    <m:e>
+                      <m:acc>
+                        <m:accPr>
+                          <m:chr m:val="̂"/>
+                        </m:accPr>
+                        <m:e>
+                          <m:r>
+                            <m:t>θ</m:t>
+                          </m:r>
+                        </m:e>
+                      </m:acc>
+                    </m:e>
+                    <m:sub>
+                      <m:r>
+                        <m:t>n</m:t>
+                      </m:r>
+                      <m:r>
+                        <m:t>e</m:t>
+                      </m:r>
+                      <m:r>
+                        <m:t>w</m:t>
+                      </m:r>
+                    </m:sub>
+                    <m:sup>
+                      <m:r>
+                        <m:t>2</m:t>
+                      </m:r>
+                    </m:sup>
+                  </m:sSubSup>
+                </m:num>
+                <m:den>
+                  <m:r>
+                    <m:t>v</m:t>
+                  </m:r>
+                  <m:r>
+                    <m:t>a</m:t>
+                  </m:r>
+                  <m:r>
+                    <m:t>r</m:t>
+                  </m:r>
+                  <m:d>
+                    <m:dPr>
+                      <m:begChr m:val="("/>
+                      <m:endChr m:val=")"/>
+                      <m:sepChr m:val=""/>
+                      <m:grow/>
+                    </m:dPr>
+                    <m:e>
+                      <m:sSub>
+                        <m:e>
+                          <m:acc>
+                            <m:accPr>
+                              <m:chr m:val="̂"/>
+                            </m:accPr>
+                            <m:e>
+                              <m:r>
+                                <m:t>θ</m:t>
+                              </m:r>
+                            </m:e>
+                          </m:acc>
+                        </m:e>
+                        <m:sub>
+                          <m:r>
+                            <m:t>n</m:t>
+                          </m:r>
+                          <m:r>
+                            <m:t>e</m:t>
+                          </m:r>
+                          <m:r>
+                            <m:t>w</m:t>
+                          </m:r>
+                        </m:sub>
+                      </m:sSub>
+                    </m:e>
+                  </m:d>
+                </m:den>
+              </m:f>
+              <m:r>
+                <m:rPr>
+                  <m:sty m:val="p"/>
+                </m:rPr>
+                <m:t>−</m:t>
+              </m:r>
+              <m:f>
+                <m:fPr>
+                  <m:type m:val="bar"/>
+                </m:fPr>
+                <m:num>
+                  <m:sSup>
+                    <m:e>
+                      <m:d>
+                        <m:dPr>
+                          <m:begChr m:val="("/>
+                          <m:endChr m:val=")"/>
+                          <m:sepChr m:val=""/>
+                          <m:grow/>
+                        </m:dPr>
+                        <m:e>
+                          <m:r>
+                            <m:t>X</m:t>
+                          </m:r>
+                          <m:r>
+                            <m:rPr>
+                              <m:sty m:val="p"/>
+                            </m:rPr>
+                            <m:t>+</m:t>
+                          </m:r>
+                          <m:f>
+                            <m:fPr>
+                              <m:type m:val="bar"/>
+                            </m:fPr>
+                            <m:num>
+                              <m:sSub>
+                                <m:e>
+                                  <m:acc>
+                                    <m:accPr>
+                                      <m:chr m:val="̂"/>
+                                    </m:accPr>
+                                    <m:e>
+                                      <m:r>
+                                        <m:t>θ</m:t>
+                                      </m:r>
+                                    </m:e>
+                                  </m:acc>
+                                </m:e>
+                                <m:sub>
+                                  <m:r>
+                                    <m:t>n</m:t>
+                                  </m:r>
+                                  <m:r>
+                                    <m:t>e</m:t>
+                                  </m:r>
+                                  <m:r>
+                                    <m:t>w</m:t>
+                                  </m:r>
+                                </m:sub>
+                              </m:sSub>
+                            </m:num>
+                            <m:den>
+                              <m:r>
+                                <m:t>v</m:t>
+                              </m:r>
+                              <m:r>
+                                <m:t>a</m:t>
+                              </m:r>
+                              <m:r>
+                                <m:t>r</m:t>
+                              </m:r>
+                              <m:d>
+                                <m:dPr>
+                                  <m:begChr m:val="("/>
+                                  <m:endChr m:val=")"/>
+                                  <m:sepChr m:val=""/>
+                                  <m:grow/>
+                                </m:dPr>
+                                <m:e>
+                                  <m:sSub>
+                                    <m:e>
+                                      <m:acc>
+                                        <m:accPr>
+                                          <m:chr m:val="̂"/>
+                                        </m:accPr>
+                                        <m:e>
+                                          <m:r>
+                                            <m:t>θ</m:t>
+                                          </m:r>
+                                        </m:e>
+                                      </m:acc>
+                                    </m:e>
+                                    <m:sub>
+                                      <m:r>
+                                        <m:t>n</m:t>
+                                      </m:r>
+                                      <m:r>
+                                        <m:t>e</m:t>
+                                      </m:r>
+                                      <m:r>
+                                        <m:t>w</m:t>
+                                      </m:r>
+                                    </m:sub>
+                                  </m:sSub>
+                                </m:e>
+                              </m:d>
+                            </m:den>
+                          </m:f>
+                        </m:e>
+                      </m:d>
+                    </m:e>
+                    <m:sup>
+                      <m:r>
+                        <m:t>2</m:t>
+                      </m:r>
+                    </m:sup>
+                  </m:sSup>
+                </m:num>
+                <m:den>
+                  <m:r>
+                    <m:t>Y</m:t>
+                  </m:r>
+                  <m:r>
+                    <m:rPr>
+                      <m:sty m:val="p"/>
+                    </m:rPr>
+                    <m:t>+</m:t>
+                  </m:r>
+                  <m:f>
+                    <m:fPr>
+                      <m:type m:val="bar"/>
+                    </m:fPr>
+                    <m:num>
+                      <m:r>
+                        <m:t>1</m:t>
+                      </m:r>
+                    </m:num>
+                    <m:den>
+                      <m:r>
+                        <m:t>v</m:t>
+                      </m:r>
+                      <m:r>
+                        <m:t>a</m:t>
+                      </m:r>
+                      <m:r>
+                        <m:t>r</m:t>
+                      </m:r>
+                      <m:d>
+                        <m:dPr>
+                          <m:begChr m:val="("/>
+                          <m:endChr m:val=")"/>
+                          <m:sepChr m:val=""/>
+                          <m:grow/>
+                        </m:dPr>
+                        <m:e>
+                          <m:sSub>
+                            <m:e>
+                              <m:acc>
+                                <m:accPr>
+                                  <m:chr m:val="̂"/>
+                                </m:accPr>
+                                <m:e>
+                                  <m:r>
+                                    <m:t>θ</m:t>
+                                  </m:r>
+                                </m:e>
+                              </m:acc>
+                            </m:e>
+                            <m:sub>
+                              <m:r>
+                                <m:t>n</m:t>
+                              </m:r>
+                              <m:r>
+                                <m:t>e</m:t>
+                              </m:r>
+                              <m:r>
+                                <m:t>w</m:t>
+                              </m:r>
+                            </m:sub>
+                          </m:sSub>
+                        </m:e>
+                      </m:d>
+                    </m:den>
+                  </m:f>
+                </m:den>
+              </m:f>
+              <m:r>
+                <m:rPr>
+                  <m:sty m:val="p"/>
+                </m:rPr>
+                <m:t>−</m:t>
+              </m:r>
+              <m:d>
+                <m:dPr>
+                  <m:begChr m:val="("/>
+                  <m:endChr m:val=")"/>
+                  <m:sepChr m:val=""/>
+                  <m:grow/>
+                </m:dPr>
+                <m:e>
+                  <m:r>
+                    <m:t>n</m:t>
+                  </m:r>
+                  <m:r>
+                    <m:rPr>
+                      <m:sty m:val="p"/>
+                    </m:rPr>
+                    <m:t>+</m:t>
+                  </m:r>
+                  <m:r>
+                    <m:t>m</m:t>
+                  </m:r>
+                  <m:r>
+                    <m:rPr>
+                      <m:sty m:val="p"/>
+                    </m:rPr>
+                    <m:t>−</m:t>
+                  </m:r>
+                  <m:r>
+                    <m:t>1</m:t>
+                  </m:r>
+                </m:e>
+              </m:d>
+            </m:num>
+            <m:den>
+              <m:r>
+                <m:t>Y</m:t>
+              </m:r>
+              <m:r>
+                <m:rPr>
+                  <m:sty m:val="p"/>
+                </m:rPr>
+                <m:t>+</m:t>
+              </m:r>
+              <m:f>
+                <m:fPr>
+                  <m:type m:val="bar"/>
+                </m:fPr>
+                <m:num>
+                  <m:r>
+                    <m:t>1</m:t>
+                  </m:r>
+                </m:num>
+                <m:den>
+                  <m:r>
+                    <m:t>v</m:t>
+                  </m:r>
+                  <m:r>
+                    <m:t>a</m:t>
+                  </m:r>
+                  <m:r>
+                    <m:t>r</m:t>
+                  </m:r>
+                  <m:d>
+                    <m:dPr>
+                      <m:begChr m:val="("/>
+                      <m:endChr m:val=")"/>
+                      <m:sepChr m:val=""/>
+                      <m:grow/>
+                    </m:dPr>
+                    <m:e>
+                      <m:sSub>
+                        <m:e>
+                          <m:acc>
+                            <m:accPr>
+                              <m:chr m:val="̂"/>
+                            </m:accPr>
+                            <m:e>
+                              <m:r>
+                                <m:t>θ</m:t>
+                              </m:r>
+                            </m:e>
+                          </m:acc>
+                        </m:e>
+                        <m:sub>
+                          <m:r>
+                            <m:t>n</m:t>
+                          </m:r>
+                          <m:r>
+                            <m:t>e</m:t>
+                          </m:r>
+                          <m:r>
+                            <m:t>w</m:t>
+                          </m:r>
+                        </m:sub>
+                      </m:sSub>
+                    </m:e>
+                  </m:d>
+                </m:den>
+              </m:f>
+              <m:r>
+                <m:rPr>
+                  <m:sty m:val="p"/>
+                </m:rPr>
+                <m:t>−</m:t>
+              </m:r>
+              <m:f>
+                <m:fPr>
+                  <m:type m:val="bar"/>
+                </m:fPr>
+                <m:num>
+                  <m:r>
+                    <m:t>V</m:t>
+                  </m:r>
+                  <m:r>
+                    <m:rPr>
+                      <m:sty m:val="p"/>
+                    </m:rPr>
+                    <m:t>+</m:t>
+                  </m:r>
+                  <m:f>
+                    <m:fPr>
+                      <m:type m:val="bar"/>
+                    </m:fPr>
+                    <m:num>
+                      <m:r>
+                        <m:t>1</m:t>
+                      </m:r>
+                    </m:num>
+                    <m:den>
+                      <m:r>
+                        <m:t>v</m:t>
+                      </m:r>
+                      <m:r>
+                        <m:t>a</m:t>
+                      </m:r>
+                      <m:r>
+                        <m:t>r</m:t>
+                      </m:r>
+                      <m:sSup>
+                        <m:e>
+                          <m:d>
+                            <m:dPr>
+                              <m:begChr m:val="("/>
+                              <m:endChr m:val=")"/>
+                              <m:sepChr m:val=""/>
+                              <m:grow/>
+                            </m:dPr>
+                            <m:e>
+                              <m:sSub>
+                                <m:e>
+                                  <m:acc>
+                                    <m:accPr>
+                                      <m:chr m:val="̂"/>
+                                    </m:accPr>
+                                    <m:e>
+                                      <m:r>
+                                        <m:t>θ</m:t>
+                                      </m:r>
+                                    </m:e>
+                                  </m:acc>
+                                </m:e>
+                                <m:sub>
+                                  <m:r>
+                                    <m:t>n</m:t>
+                                  </m:r>
+                                  <m:r>
+                                    <m:t>e</m:t>
+                                  </m:r>
+                                  <m:r>
+                                    <m:t>w</m:t>
+                                  </m:r>
+                                </m:sub>
+                              </m:sSub>
+                            </m:e>
+                          </m:d>
+                        </m:e>
+                        <m:sup>
+                          <m:r>
+                            <m:t>2</m:t>
+                          </m:r>
+                        </m:sup>
+                      </m:sSup>
+                    </m:den>
+                  </m:f>
+                </m:num>
+                <m:den>
+                  <m:r>
+                    <m:t>Y</m:t>
+                  </m:r>
+                  <m:r>
+                    <m:rPr>
+                      <m:sty m:val="p"/>
+                    </m:rPr>
+                    <m:t>+</m:t>
+                  </m:r>
+                  <m:f>
+                    <m:fPr>
+                      <m:type m:val="bar"/>
+                    </m:fPr>
+                    <m:num>
+                      <m:r>
+                        <m:t>1</m:t>
+                      </m:r>
+                    </m:num>
+                    <m:den>
+                      <m:r>
+                        <m:t>v</m:t>
+                      </m:r>
+                      <m:r>
+                        <m:t>a</m:t>
+                      </m:r>
+                      <m:r>
+                        <m:t>r</m:t>
+                      </m:r>
+                      <m:d>
+                        <m:dPr>
+                          <m:begChr m:val="("/>
+                          <m:endChr m:val=")"/>
+                          <m:sepChr m:val=""/>
+                          <m:grow/>
+                        </m:dPr>
+                        <m:e>
+                          <m:sSub>
+                            <m:e>
+                              <m:acc>
+                                <m:accPr>
+                                  <m:chr m:val="̂"/>
+                                </m:accPr>
+                                <m:e>
+                                  <m:r>
+                                    <m:t>θ</m:t>
+                                  </m:r>
+                                </m:e>
+                              </m:acc>
+                            </m:e>
+                            <m:sub>
+                              <m:r>
+                                <m:t>n</m:t>
+                              </m:r>
+                              <m:r>
+                                <m:t>e</m:t>
+                              </m:r>
+                              <m:r>
+                                <m:t>w</m:t>
+                              </m:r>
+                            </m:sub>
+                          </m:sSub>
+                        </m:e>
+                      </m:d>
+                    </m:den>
+                  </m:f>
+                </m:den>
+              </m:f>
+            </m:den>
+          </m:f>
+          <m:r>
+            <m:rPr>
+              <m:sty m:val="p"/>
+            </m:rPr>
+            <m:t>*</m:t>
+          </m:r>
+          <m:r>
+            <m:t>K</m:t>
+          </m:r>
+          <m:r>
+            <m:t>  </m:t>
+          </m:r>
+          <m:d>
+            <m:dPr>
+              <m:begChr m:val="("/>
+              <m:endChr m:val=")"/>
+              <m:sepChr m:val=""/>
+              <m:grow/>
+            </m:dPr>
+            <m:e>
+              <m:r>
+                <m:t>18</m:t>
+              </m:r>
+            </m:e>
+          </m:d>
+        </m:oMath>
+      </m:oMathPara>
+      <w:bookmarkEnd w:id="62"/>
+    </w:p>
+    <w:p>
+      <w:pPr>
+        <w:pStyle w:val="FirstParagraph"/>
+      </w:pPr>
+      <w:r>
+        <w:t xml:space="preserve">where</w:t>
+      </w:r>
+      <w:r>
+        <w:t xml:space="preserve"> </w:t>
+      </w:r>
+      <m:oMath>
+        <m:r>
+          <m:t>n</m:t>
+        </m:r>
+      </m:oMath>
+      <w:r>
+        <w:t xml:space="preserve"> </w:t>
+      </w:r>
+      <w:r>
+        <w:t xml:space="preserve">and</w:t>
+      </w:r>
+      <w:r>
+        <w:t xml:space="preserve"> </w:t>
+      </w:r>
+      <m:oMath>
+        <m:r>
+          <m:t>m</m:t>
+        </m:r>
+      </m:oMath>
+      <w:r>
+        <w:t xml:space="preserve"> </w:t>
+      </w:r>
+      <w:r>
+        <w:t xml:space="preserve">are the number of existing and new studies respectively (and so accounting for the fact that this is actually multiple new studies rather than 1).</w:t>
+      </w:r>
+      <w:r>
+        <w:t xml:space="preserve"> </w:t>
+      </w:r>
+      <m:oMath>
+        <m:r>
+          <m:t>K</m:t>
+        </m:r>
+      </m:oMath>
+      <w:r>
+        <w:t xml:space="preserve"> </w:t>
+      </w:r>
+      <w:r>
+        <w:t xml:space="preserve">is calculated by substituting</w:t>
+      </w:r>
+      <w:r>
+        <w:t xml:space="preserve"> </w:t>
+      </w:r>
+      <m:oMath>
+        <m:sSup>
+          <m:e>
+            <m:acc>
+              <m:accPr>
+                <m:chr m:val="̂"/>
+              </m:accPr>
+              <m:e>
+                <m:r>
+                  <m:t>τ</m:t>
+                </m:r>
+              </m:e>
+            </m:acc>
+          </m:e>
+          <m:sup>
+            <m:r>
+              <m:t>2</m:t>
+            </m:r>
+          </m:sup>
+        </m:sSup>
+      </m:oMath>
+      <w:r>
+        <w:t xml:space="preserve"> </w:t>
+      </w:r>
+      <w:r>
+        <w:t xml:space="preserve">with</w:t>
+      </w:r>
+      <w:r>
+        <w:t xml:space="preserve"> </w:t>
+      </w:r>
+      <m:oMath>
+        <m:sSubSup>
+          <m:e>
+            <m:r>
+              <m:t>τ</m:t>
+            </m:r>
+          </m:e>
+          <m:sub>
+            <m:r>
+              <m:t>n</m:t>
+            </m:r>
+            <m:r>
+              <m:t>e</m:t>
+            </m:r>
+            <m:r>
+              <m:t>w</m:t>
+            </m:r>
+          </m:sub>
+          <m:sup>
+            <m:r>
+              <m:t>2</m:t>
+            </m:r>
+          </m:sup>
+        </m:sSubSup>
+      </m:oMath>
+      <w:r>
+        <w:t xml:space="preserve">, and</w:t>
       </w:r>
       <w:r>
         <w:t xml:space="preserve"> </w:t>
@@ -6674,63 +11346,29 @@
         <w:t xml:space="preserve"> </w:t>
       </w:r>
       <w:r>
-        <w:t xml:space="preserve">are substituted by the pixel values, and</w:t>
-      </w:r>
-      <w:r>
-        <w:t xml:space="preserve"> </w:t>
-      </w:r>
-      <m:oMath>
-        <m:sSup>
-          <m:e>
-            <m:r>
-              <m:t>τ</m:t>
-            </m:r>
-          </m:e>
-          <m:sup>
-            <m:r>
-              <m:t>2</m:t>
-            </m:r>
-          </m:sup>
-        </m:sSup>
-      </m:oMath>
-      <w:r>
-        <w:t xml:space="preserve"> </w:t>
-      </w:r>
-      <w:r>
-        <w:t xml:space="preserve">is the value from the updated meta-analysis. As per the scenario with one new study, each pixel is coloured according to whether the specified threshold was met. Note that</w:t>
-      </w:r>
-      <w:r>
-        <w:t xml:space="preserve"> </w:t>
-      </w:r>
-      <m:oMath>
-        <m:sSup>
-          <m:e>
-            <m:r>
-              <m:t>τ</m:t>
-            </m:r>
-          </m:e>
-          <m:sup>
-            <m:r>
-              <m:t>2</m:t>
-            </m:r>
-          </m:sup>
-        </m:sSup>
-      </m:oMath>
-      <w:r>
-        <w:t xml:space="preserve"> </w:t>
-      </w:r>
-      <w:r>
-        <w:t xml:space="preserve">is already incorporated into the pooled effect through equations</w:t>
-      </w:r>
-      <w:r>
-        <w:t xml:space="preserve"> </w:t>
-      </w:r>
-      <w:hyperlink w:anchor="eq-average-new-random">
+        <w:t xml:space="preserve">representing the</w:t>
+      </w:r>
+      <w:r>
+        <w:t xml:space="preserve"> </w:t>
+      </w:r>
+      <w:r>
+        <w:t xml:space="preserve">‘average’</w:t>
+      </w:r>
+      <w:r>
+        <w:t xml:space="preserve"> </w:t>
+      </w:r>
+      <w:r>
+        <w:t xml:space="preserve">new effect using</w:t>
+      </w:r>
+      <w:r>
+        <w:t xml:space="preserve"> </w:t>
+      </w:r>
+      <w:hyperlink w:anchor="eq-pooled-est-random-new">
         <w:r>
           <w:rPr>
             <w:rStyle w:val="Hyperlink"/>
           </w:rPr>
-          <w:t xml:space="preserve">Equation 13</w:t>
+          <w:t xml:space="preserve">Equation 15</w:t>
         </w:r>
       </w:hyperlink>
       <w:r>
@@ -6742,16 +11380,274 @@
       <w:r>
         <w:t xml:space="preserve"> </w:t>
       </w:r>
-      <w:hyperlink w:anchor="eq-average-new-var-random">
+      <w:hyperlink w:anchor="eq-pooled-se-random-new">
         <w:r>
           <w:rPr>
             <w:rStyle w:val="Hyperlink"/>
           </w:rPr>
-          <w:t xml:space="preserve">Equation 14</w:t>
+          <w:t xml:space="preserve">Equation 16</w:t>
         </w:r>
       </w:hyperlink>
       <w:r>
-        <w:t xml:space="preserve">, which is why</w:t>
+        <w:t xml:space="preserve">. Then</w:t>
+      </w:r>
+      <w:r>
+        <w:t xml:space="preserve"> </w:t>
+      </w:r>
+      <m:oMath>
+        <m:r>
+          <m:t>K</m:t>
+        </m:r>
+      </m:oMath>
+      <w:r>
+        <w:t xml:space="preserve"> </w:t>
+      </w:r>
+      <w:r>
+        <w:t xml:space="preserve">is a scaling factor that ensures that at the co-ordinates that represent the</w:t>
+      </w:r>
+      <w:r>
+        <w:t xml:space="preserve"> </w:t>
+      </w:r>
+      <w:r>
+        <w:t xml:space="preserve">‘average’</w:t>
+      </w:r>
+      <w:r>
+        <w:t xml:space="preserve"> </w:t>
+      </w:r>
+      <w:r>
+        <w:t xml:space="preserve">new study, the pixel will be coloured according to meta-analysis results that are already known from including the new studies (and so marries up with the summary diamonds).</w:t>
+      </w:r>
+    </w:p>
+    <w:p>
+      <w:pPr>
+        <w:pStyle w:val="BodyText"/>
+      </w:pPr>
+      <w:r>
+        <w:t xml:space="preserve">Therefore, using</w:t>
+      </w:r>
+      <w:r>
+        <w:t xml:space="preserve"> </w:t>
+      </w:r>
+      <w:hyperlink w:anchor="eq-tau2-estimate-adj">
+        <w:r>
+          <w:rPr>
+            <w:rStyle w:val="Hyperlink"/>
+          </w:rPr>
+          <w:t xml:space="preserve">Equation 18</w:t>
+        </w:r>
+      </w:hyperlink>
+      <w:r>
+        <w:t xml:space="preserve"> </w:t>
+      </w:r>
+      <w:r>
+        <w:t xml:space="preserve">essentially allows us to</w:t>
+      </w:r>
+      <w:r>
+        <w:t xml:space="preserve"> </w:t>
+      </w:r>
+      <w:r>
+        <w:t xml:space="preserve">‘start’</w:t>
+      </w:r>
+      <w:r>
+        <w:t xml:space="preserve"> </w:t>
+      </w:r>
+      <w:r>
+        <w:t xml:space="preserve">with the</w:t>
+      </w:r>
+      <w:r>
+        <w:t xml:space="preserve"> </w:t>
+      </w:r>
+      <w:r>
+        <w:t xml:space="preserve">‘known’</w:t>
+      </w:r>
+      <w:r>
+        <w:t xml:space="preserve"> </w:t>
+      </w:r>
+      <w:r>
+        <w:t xml:space="preserve">between-study heterogeneity estimate, and then adjust the between-study heterogeneity appropriately as we move further away from the</w:t>
+      </w:r>
+      <w:r>
+        <w:t xml:space="preserve"> </w:t>
+      </w:r>
+      <w:r>
+        <w:t xml:space="preserve">‘average’</w:t>
+      </w:r>
+      <w:r>
+        <w:t xml:space="preserve"> </w:t>
+      </w:r>
+      <w:r>
+        <w:t xml:space="preserve">new study.</w:t>
+      </w:r>
+    </w:p>
+    <w:p>
+      <w:pPr>
+        <w:pStyle w:val="BodyText"/>
+      </w:pPr>
+      <w:r>
+        <w:t xml:space="preserve">In our example,</w:t>
+      </w:r>
+      <w:r>
+        <w:t xml:space="preserve"> </w:t>
+      </w:r>
+      <m:oMath>
+        <m:sSubSup>
+          <m:e>
+            <m:r>
+              <m:t>τ</m:t>
+            </m:r>
+          </m:e>
+          <m:sub>
+            <m:r>
+              <m:t>n</m:t>
+            </m:r>
+            <m:r>
+              <m:t>e</m:t>
+            </m:r>
+            <m:r>
+              <m:t>w</m:t>
+            </m:r>
+          </m:sub>
+          <m:sup>
+            <m:r>
+              <m:t>2</m:t>
+            </m:r>
+          </m:sup>
+        </m:sSubSup>
+      </m:oMath>
+      <w:r>
+        <w:t xml:space="preserve"> </w:t>
+      </w:r>
+      <w:r>
+        <w:t xml:space="preserve">is estimated as being 0.098 and the weighted average values (using this estimated between-study heterogeneity)</w:t>
+      </w:r>
+      <w:r>
+        <w:t xml:space="preserve"> </w:t>
+      </w:r>
+      <m:oMath>
+        <m:sSub>
+          <m:e>
+            <m:r>
+              <m:t>θ</m:t>
+            </m:r>
+          </m:e>
+          <m:sub>
+            <m:acc>
+              <m:accPr>
+                <m:chr m:val="‾"/>
+              </m:accPr>
+              <m:e>
+                <m:r>
+                  <m:t>n</m:t>
+                </m:r>
+                <m:r>
+                  <m:t>e</m:t>
+                </m:r>
+                <m:r>
+                  <m:t>w</m:t>
+                </m:r>
+              </m:e>
+            </m:acc>
+          </m:sub>
+        </m:sSub>
+      </m:oMath>
+      <w:r>
+        <w:t xml:space="preserve"> </w:t>
+      </w:r>
+      <w:r>
+        <w:t xml:space="preserve">and</w:t>
+      </w:r>
+      <w:r>
+        <w:t xml:space="preserve"> </w:t>
+      </w:r>
+      <m:oMath>
+        <m:r>
+          <m:t>v</m:t>
+        </m:r>
+        <m:r>
+          <m:t>a</m:t>
+        </m:r>
+        <m:r>
+          <m:t>r</m:t>
+        </m:r>
+        <m:d>
+          <m:dPr>
+            <m:begChr m:val="("/>
+            <m:endChr m:val=")"/>
+            <m:sepChr m:val=""/>
+            <m:grow/>
+          </m:dPr>
+          <m:e>
+            <m:sSub>
+              <m:e>
+                <m:acc>
+                  <m:accPr>
+                    <m:chr m:val="̂"/>
+                  </m:accPr>
+                  <m:e>
+                    <m:r>
+                      <m:t>θ</m:t>
+                    </m:r>
+                  </m:e>
+                </m:acc>
+              </m:e>
+              <m:sub>
+                <m:acc>
+                  <m:accPr>
+                    <m:chr m:val="‾"/>
+                  </m:accPr>
+                  <m:e>
+                    <m:r>
+                      <m:t>n</m:t>
+                    </m:r>
+                    <m:r>
+                      <m:t>e</m:t>
+                    </m:r>
+                    <m:r>
+                      <m:t>w</m:t>
+                    </m:r>
+                  </m:e>
+                </m:acc>
+              </m:sub>
+            </m:sSub>
+          </m:e>
+        </m:d>
+      </m:oMath>
+      <w:r>
+        <w:t xml:space="preserve"> </w:t>
+      </w:r>
+      <w:r>
+        <w:t xml:space="preserve">are estimated to be -0.534 and 0.045. Plugging these into equation</w:t>
+      </w:r>
+      <w:r>
+        <w:t xml:space="preserve"> </w:t>
+      </w:r>
+      <w:hyperlink w:anchor="eq-tau2-estimate-adj">
+        <w:r>
+          <w:rPr>
+            <w:rStyle w:val="Hyperlink"/>
+          </w:rPr>
+          <w:t xml:space="preserve">Equation 18</w:t>
+        </w:r>
+      </w:hyperlink>
+      <w:r>
+        <w:t xml:space="preserve">, gives us an scaling factor of 1.919.</w:t>
+      </w:r>
+    </w:p>
+    <w:bookmarkStart w:id="74" w:name="example-plot-4"/>
+    <w:p>
+      <w:pPr>
+        <w:pStyle w:val="Heading5"/>
+      </w:pPr>
+      <w:r>
+        <w:t xml:space="preserve">Example plot</w:t>
+      </w:r>
+    </w:p>
+    <w:p>
+      <w:pPr>
+        <w:pStyle w:val="FirstParagraph"/>
+      </w:pPr>
+      <w:r>
+        <w:t xml:space="preserve">One notices that with the example plot below, it behaves very differently to when considering one new study. This is because for multiple studies under a random-effects framework, the pixels are actually representing something slightly different - each pixel is already partially taking into account the estimated between-study heterogeneity. This is taken into account by removing the</w:t>
       </w:r>
       <w:r>
         <w:t xml:space="preserve"> </w:t>
@@ -6774,15 +11670,38 @@
         <w:t xml:space="preserve"> </w:t>
       </w:r>
       <w:r>
-        <w:t xml:space="preserve">isn’t needed in the latter elements of the equations above. This isn’t needed for the fixed-effects model when considering multiple new studies due to how the weights are calculated, leading to simplified maths (i.e., weight is just the inverse of the variance).</w:t>
-      </w:r>
-    </w:p>
-    <w:p>
-      <w:pPr>
-        <w:pStyle w:val="BodyText"/>
-      </w:pPr>
-      <w:r>
-        <w:t xml:space="preserve">A potential extension, depending on time and resources, could be to estimate</w:t>
+        <w:t xml:space="preserve">term from the new study elements of</w:t>
+      </w:r>
+      <w:r>
+        <w:t xml:space="preserve"> </w:t>
+      </w:r>
+      <w:hyperlink w:anchor="eq-pooled-est-random-new">
+        <w:r>
+          <w:rPr>
+            <w:rStyle w:val="Hyperlink"/>
+          </w:rPr>
+          <w:t xml:space="preserve">Equation 15</w:t>
+        </w:r>
+      </w:hyperlink>
+      <w:r>
+        <w:t xml:space="preserve"> </w:t>
+      </w:r>
+      <w:r>
+        <w:t xml:space="preserve">and</w:t>
+      </w:r>
+      <w:r>
+        <w:t xml:space="preserve"> </w:t>
+      </w:r>
+      <w:hyperlink w:anchor="eq-pooled-se-random-new">
+        <w:r>
+          <w:rPr>
+            <w:rStyle w:val="Hyperlink"/>
+          </w:rPr>
+          <w:t xml:space="preserve">Equation 16</w:t>
+        </w:r>
+      </w:hyperlink>
+      <w:r>
+        <w:t xml:space="preserve">, and it’s this removal of</w:t>
       </w:r>
       <w:r>
         <w:t xml:space="preserve"> </w:t>
@@ -6805,7 +11724,35 @@
         <w:t xml:space="preserve"> </w:t>
       </w:r>
       <w:r>
-        <w:t xml:space="preserve">at each pixel by simulating</w:t>
+        <w:t xml:space="preserve">that causes there to be differently coloured pixels compared to if only including one study. Essentially, when the viewer is considering other pixels away from the</w:t>
+      </w:r>
+      <w:r>
+        <w:t xml:space="preserve"> </w:t>
+      </w:r>
+      <w:r>
+        <w:t xml:space="preserve">‘average’</w:t>
+      </w:r>
+      <w:r>
+        <w:t xml:space="preserve"> </w:t>
+      </w:r>
+      <w:r>
+        <w:t xml:space="preserve">found from the new studies, they need to consider whether such a random-weighted average would likely exist (i.e., the colour represents the meta-analysis result</w:t>
+      </w:r>
+      <w:r>
+        <w:t xml:space="preserve"> </w:t>
+      </w:r>
+      <w:r>
+        <w:rPr>
+          <w:i/>
+          <w:iCs/>
+        </w:rPr>
+        <w:t xml:space="preserve">assuming</w:t>
+      </w:r>
+      <w:r>
+        <w:t xml:space="preserve"> </w:t>
+      </w:r>
+      <w:r>
+        <w:t xml:space="preserve">that the average of</w:t>
       </w:r>
       <w:r>
         <w:t xml:space="preserve"> </w:t>
@@ -6819,36 +11766,7 @@
         <w:t xml:space="preserve"> </w:t>
       </w:r>
       <w:r>
-        <w:t xml:space="preserve">new studies. This decision depends on the balance between computational resource and improving the approximation of</w:t>
-      </w:r>
-      <w:r>
-        <w:t xml:space="preserve"> </w:t>
-      </w:r>
-      <m:oMath>
-        <m:sSup>
-          <m:e>
-            <m:r>
-              <m:t>τ</m:t>
-            </m:r>
-          </m:e>
-          <m:sup>
-            <m:r>
-              <m:t>2</m:t>
-            </m:r>
-          </m:sup>
-        </m:sSup>
-      </m:oMath>
-      <w:r>
-        <w:t xml:space="preserve">. In the current scenario, I feel that the assumption above is satisfactory - but this may change depending on how the plot’s use is extended.</w:t>
-      </w:r>
-    </w:p>
-    <w:bookmarkStart w:id="61" w:name="example-plot-4"/>
-    <w:p>
-      <w:pPr>
-        <w:pStyle w:val="Heading5"/>
-      </w:pPr>
-      <w:r>
-        <w:t xml:space="preserve">Example plot</w:t>
+        <w:t xml:space="preserve">new studies, incorporating the estimated between-study heterogeneity, could sit at those pixel coordinates). Therefore, in this setting, the plot probably needs a warning to be careful when extracting far beyond the new data.</w:t>
       </w:r>
     </w:p>
     <w:p>
@@ -6859,7 +11777,7 @@
         <w:rPr>
           <w:rStyle w:val="VerbatimChar"/>
         </w:rPr>
-        <w:t xml:space="preserve">[1] "Addition of new studies will give a statistically significant (alpha = 0.05) pooled estimate"</w:t>
+        <w:t xml:space="preserve">[1] "Addition of new studies will give a statistically significant (alpha = 0.1) pooled estimate"</w:t>
       </w:r>
     </w:p>
     <w:p>
@@ -6871,18 +11789,18 @@
           <wp:inline>
             <wp:extent cx="5334000" cy="2133600"/>
             <wp:effectExtent b="0" l="0" r="0" t="0"/>
-            <wp:docPr descr="" title="" id="59" name="Picture"/>
+            <wp:docPr descr="" title="" id="64" name="Picture"/>
             <a:graphic>
               <a:graphicData uri="http://schemas.openxmlformats.org/drawingml/2006/picture">
                 <pic:pic>
                   <pic:nvPicPr>
-                    <pic:cNvPr descr="Interpretation-tool_files/figure-docx/unnamed-chunk-10-1.png" id="60" name="Picture"/>
+                    <pic:cNvPr descr="Interpretation-tool_files/figure-docx/unnamed-chunk-12-1.png" id="65" name="Picture"/>
                     <pic:cNvPicPr>
                       <a:picLocks noChangeArrowheads="1" noChangeAspect="1"/>
                     </pic:cNvPicPr>
                   </pic:nvPicPr>
                   <pic:blipFill>
-                    <a:blip r:embed="rId58"/>
+                    <a:blip r:embed="rId63"/>
                     <a:stretch>
                       <a:fillRect/>
                     </a:stretch>
@@ -6909,25 +11827,35 @@
         </w:drawing>
       </w:r>
     </w:p>
-    <w:bookmarkEnd w:id="61"/>
-    <w:bookmarkEnd w:id="62"/>
-    <w:bookmarkEnd w:id="63"/>
-    <w:bookmarkStart w:id="85" w:name="interesting-comparisons"/>
     <w:p>
       <w:pPr>
-        <w:pStyle w:val="Heading2"/>
-      </w:pPr>
-      <w:r>
-        <w:t xml:space="preserve">Interesting comparisons</w:t>
+        <w:pStyle w:val="BodyText"/>
+      </w:pPr>
+      <w:r>
+        <w:t xml:space="preserve">Because the between-study heterogeneity depends on all the studies, the contours technically depend on the new studies that were found (whereas the contours are</w:t>
+      </w:r>
+      <w:r>
+        <w:t xml:space="preserve"> </w:t>
+      </w:r>
+      <w:r>
+        <w:t xml:space="preserve">‘independent’</w:t>
+      </w:r>
+      <w:r>
+        <w:t xml:space="preserve"> </w:t>
+      </w:r>
+      <w:r>
+        <w:t xml:space="preserve">of the new studies in the other plots). But how different would they be? Let’s see the effect of a different set of three studies that show an opposite effect to previously.</w:t>
       </w:r>
     </w:p>
-    <w:bookmarkStart w:id="70" w:name="fixed-vs-random-one-new-study"/>
     <w:p>
       <w:pPr>
-        <w:pStyle w:val="Heading3"/>
-      </w:pPr>
-      <w:r>
-        <w:t xml:space="preserve">Fixed vs Random (One new study)</w:t>
+        <w:pStyle w:val="SourceCode"/>
+      </w:pPr>
+      <w:r>
+        <w:rPr>
+          <w:rStyle w:val="VerbatimChar"/>
+        </w:rPr>
+        <w:t xml:space="preserve">[1] "Addition of new studies will not give a statistically significant (alpha = 0.1) pooled estimate"</w:t>
       </w:r>
     </w:p>
     <w:p>
@@ -6939,18 +11867,18 @@
           <wp:inline>
             <wp:extent cx="5334000" cy="2133600"/>
             <wp:effectExtent b="0" l="0" r="0" t="0"/>
-            <wp:docPr descr="" title="" id="65" name="Picture"/>
+            <wp:docPr descr="" title="" id="67" name="Picture"/>
             <a:graphic>
               <a:graphicData uri="http://schemas.openxmlformats.org/drawingml/2006/picture">
                 <pic:pic>
                   <pic:nvPicPr>
-                    <pic:cNvPr descr="Interpretation-tool_files/figure-docx/unnamed-chunk-12-1.png" id="66" name="Picture"/>
+                    <pic:cNvPr descr="Interpretation-tool_files/figure-docx/unnamed-chunk-14-1.png" id="68" name="Picture"/>
                     <pic:cNvPicPr>
                       <a:picLocks noChangeArrowheads="1" noChangeAspect="1"/>
                     </pic:cNvPicPr>
                   </pic:nvPicPr>
                   <pic:blipFill>
-                    <a:blip r:embed="rId64"/>
+                    <a:blip r:embed="rId66"/>
                     <a:stretch>
                       <a:fillRect/>
                     </a:stretch>
@@ -6982,22 +11910,61 @@
         <w:pStyle w:val="BodyText"/>
       </w:pPr>
       <w:r>
+        <w:t xml:space="preserve">The resulting plot is actually fairly similar, suggesting that it might not be as dangerous to extrapolate beyond the</w:t>
+      </w:r>
+      <w:r>
+        <w:t xml:space="preserve"> </w:t>
+      </w:r>
+      <w:r>
+        <w:t xml:space="preserve">‘average’</w:t>
+      </w:r>
+      <w:r>
+        <w:t xml:space="preserve"> </w:t>
+      </w:r>
+      <w:r>
+        <w:t xml:space="preserve">point as first anticipated.</w:t>
+      </w:r>
+    </w:p>
+    <w:p>
+      <w:pPr>
+        <w:pStyle w:val="BodyText"/>
+      </w:pPr>
+      <w:r>
+        <w:t xml:space="preserve">Lets see what happens when we have three new studies who, on their own, would have led to a non-significant result under a random-effects framework.</w:t>
+      </w:r>
+    </w:p>
+    <w:p>
+      <w:pPr>
+        <w:pStyle w:val="SourceCode"/>
+      </w:pPr>
+      <w:r>
+        <w:rPr>
+          <w:rStyle w:val="VerbatimChar"/>
+        </w:rPr>
+        <w:t xml:space="preserve">[1] "Addition of new studies will give a statistically significant (alpha = 0.1) pooled estimate"</w:t>
+      </w:r>
+    </w:p>
+    <w:p>
+      <w:pPr>
+        <w:pStyle w:val="FirstParagraph"/>
+      </w:pPr>
+      <w:r>
         <w:drawing>
           <wp:inline>
             <wp:extent cx="5334000" cy="2133600"/>
             <wp:effectExtent b="0" l="0" r="0" t="0"/>
-            <wp:docPr descr="" title="" id="68" name="Picture"/>
+            <wp:docPr descr="" title="" id="70" name="Picture"/>
             <a:graphic>
               <a:graphicData uri="http://schemas.openxmlformats.org/drawingml/2006/picture">
                 <pic:pic>
                   <pic:nvPicPr>
-                    <pic:cNvPr descr="Interpretation-tool_files/figure-docx/unnamed-chunk-12-2.png" id="69" name="Picture"/>
+                    <pic:cNvPr descr="Interpretation-tool_files/figure-docx/unnamed-chunk-16-1.png" id="71" name="Picture"/>
                     <pic:cNvPicPr>
                       <a:picLocks noChangeArrowheads="1" noChangeAspect="1"/>
                     </pic:cNvPicPr>
                   </pic:nvPicPr>
                   <pic:blipFill>
-                    <a:blip r:embed="rId67"/>
+                    <a:blip r:embed="rId69"/>
                     <a:stretch>
                       <a:fillRect/>
                     </a:stretch>
@@ -7024,14 +11991,199 @@
         </w:drawing>
       </w:r>
     </w:p>
-    <w:bookmarkEnd w:id="70"/>
-    <w:bookmarkStart w:id="77" w:name="fixed-vs-random-multiple-studies"/>
     <w:p>
       <w:pPr>
-        <w:pStyle w:val="Heading3"/>
-      </w:pPr>
-      <w:r>
-        <w:t xml:space="preserve">Fixed vs Random (Multiple studies)</w:t>
+        <w:pStyle w:val="BodyText"/>
+      </w:pPr>
+      <w:r>
+        <w:t xml:space="preserve">Two interesting things to note here. Firstly, whilst each of the new studies individually wouldn’t have led to a significant result, having three in this extreme area does lead to statistical significance (likely because having multiple studies in this extreme area (rather than one) possibly reduces the between-study heterogeneity). Secondly, the weighted</w:t>
+      </w:r>
+      <w:r>
+        <w:t xml:space="preserve"> </w:t>
+      </w:r>
+      <w:r>
+        <w:t xml:space="preserve">‘average’</w:t>
+      </w:r>
+      <w:r>
+        <w:t xml:space="preserve"> </w:t>
+      </w:r>
+      <w:r>
+        <w:t xml:space="preserve">new study, is nowhere near the new studies on this plot - illustrating that under this interpretation of the pixels, pixels that are far away from the general</w:t>
+      </w:r>
+      <w:r>
+        <w:t xml:space="preserve"> </w:t>
+      </w:r>
+      <w:r>
+        <w:t xml:space="preserve">‘crowd’</w:t>
+      </w:r>
+      <w:r>
+        <w:t xml:space="preserve"> </w:t>
+      </w:r>
+      <w:r>
+        <w:t xml:space="preserve">of studies are unlikely to exist in practicality (especially the areas of small standard error, due to the presence of the between-study heterogeneity term).</w:t>
+      </w:r>
+    </w:p>
+    <w:tbl>
+      <w:tblPr>
+        <w:tblStyle w:val="Table"/>
+        <w:tblLook w:firstRow="0" w:lastRow="0" w:firstColumn="0" w:lastColumn="0" w:noHBand="0" w:noVBand="0" w:val="0000"/>
+        <w:tblBorders>
+          <w:left w:val="single" w:sz="24" w:space="0" w:color="CC1914"/>
+          <w:right w:val="single" w:sz="4" w:space="0" w:color="CC1914"/>
+          <w:top w:val="single" w:sz="4" w:space="0" w:color="CC1914"/>
+          <w:bottom w:val="single" w:sz="4" w:space="0" w:color="CC1914"/>
+        </w:tblBorders>
+        <w:tblCellMar>
+          <w:left w:w="144" w:type="dxa"/>
+          <w:right w:w="144" w:type="dxa"/>
+        </w:tblCellMar>
+        <w:tblInd w:w="164" w:type="dxa"/>
+        <w:tblW w:type="pct" w:w="100%"/>
+      </w:tblPr>
+      <w:tr>
+        <w:trPr>
+          <w:cantSplit/>
+        </w:trPr>
+        <w:tc>
+          <w:tcPr>
+            <w:shd w:color="auto" w:fill="f7dddc" w:val="clear"/>
+            <w:tcMar>
+              <w:top w:w="92" w:type="dxa"/>
+              <w:bottom w:w="92" w:type="dxa"/>
+            </w:tcMar>
+          </w:tcPr>
+          <w:p>
+            <w:pPr>
+              <w:pStyle w:val="BodyText"/>
+            </w:pPr>
+            <w:pPr>
+              <w:spacing w:before="0" w:after="0"/>
+              <w:textAlignment w:val="center"/>
+            </w:pPr>
+            <w:r>
+              <w:drawing>
+                <wp:inline>
+                  <wp:extent cx="152400" cy="152400"/>
+                  <wp:effectExtent b="0" l="0" r="0" t="0"/>
+                  <wp:docPr descr="" title="" id="72" name="Picture"/>
+                  <a:graphic>
+                    <a:graphicData uri="http://schemas.openxmlformats.org/drawingml/2006/picture">
+                      <pic:pic>
+                        <pic:nvPicPr>
+                          <pic:cNvPr descr="C:\Users\crn4\AppData\Local\Apps\Quarto\share\formats\docx\important.png" id="73" name="Picture"/>
+                          <pic:cNvPicPr>
+                            <a:picLocks noChangeArrowheads="1" noChangeAspect="1"/>
+                          </pic:cNvPicPr>
+                        </pic:nvPicPr>
+                        <pic:blipFill>
+                          <a:blip r:embed="rId54"/>
+                          <a:stretch>
+                            <a:fillRect/>
+                          </a:stretch>
+                        </pic:blipFill>
+                        <pic:spPr bwMode="auto">
+                          <a:xfrm>
+                            <a:off x="0" y="0"/>
+                            <a:ext cx="152400" cy="152400"/>
+                          </a:xfrm>
+                          <a:prstGeom prst="rect">
+                            <a:avLst/>
+                          </a:prstGeom>
+                          <a:noFill/>
+                          <a:ln w="9525">
+                            <a:noFill/>
+                            <a:headEnd/>
+                            <a:tailEnd/>
+                          </a:ln>
+                        </pic:spPr>
+                      </pic:pic>
+                    </a:graphicData>
+                  </a:graphic>
+                </wp:inline>
+              </w:drawing>
+            </w:r>
+            <w:r>
+              <w:t xml:space="preserve"> </w:t>
+            </w:r>
+            <w:r>
+              <w:t xml:space="preserve"> </w:t>
+            </w:r>
+            <w:r>
+              <w:t xml:space="preserve">Plot additions</w:t>
+            </w:r>
+          </w:p>
+        </w:tc>
+      </w:tr>
+      <w:tr>
+        <w:trPr>
+          <w:cantSplit/>
+        </w:trPr>
+        <w:tc>
+          <w:tcPr>
+            <w:tcMar>
+              <w:top w:w="108" w:type="dxa"/>
+              <w:bottom w:w="108" w:type="dxa"/>
+            </w:tcMar>
+          </w:tcPr>
+          <w:p>
+            <w:pPr>
+              <w:numPr>
+                <w:ilvl w:val="0"/>
+                <w:numId w:val="1001"/>
+              </w:numPr>
+            </w:pPr>
+            <w:r>
+              <w:t xml:space="preserve">Dotted lines between the individual new studies and the overall</w:t>
+            </w:r>
+            <w:r>
+              <w:t xml:space="preserve"> </w:t>
+            </w:r>
+            <w:r>
+              <w:t xml:space="preserve">‘average’</w:t>
+            </w:r>
+            <w:r>
+              <w:t xml:space="preserve"> </w:t>
+            </w:r>
+            <w:r>
+              <w:t xml:space="preserve">new study (making a spider-like shape).</w:t>
+            </w:r>
+          </w:p>
+          <w:p>
+            <w:pPr>
+              <w:numPr>
+                <w:ilvl w:val="0"/>
+                <w:numId w:val="1001"/>
+              </w:numPr>
+            </w:pPr>
+            <w:r>
+              <w:t xml:space="preserve">Choose a different shape for the</w:t>
+            </w:r>
+            <w:r>
+              <w:t xml:space="preserve"> </w:t>
+            </w:r>
+            <w:r>
+              <w:t xml:space="preserve">‘average’</w:t>
+            </w:r>
+            <w:r>
+              <w:t xml:space="preserve"> </w:t>
+            </w:r>
+            <w:r>
+              <w:t xml:space="preserve">new study, as using a diamond confuses people that there may be something associated with the width of the diamond (as is the case for the pooled effects).</w:t>
+            </w:r>
+          </w:p>
+        </w:tc>
+      </w:tr>
+    </w:tbl>
+    <w:bookmarkEnd w:id="74"/>
+    <w:bookmarkEnd w:id="75"/>
+    <w:bookmarkEnd w:id="76"/>
+    <w:bookmarkStart w:id="89" w:name="compare-each-case"/>
+    <w:p>
+      <w:pPr>
+        <w:pStyle w:val="Heading2"/>
+      </w:pPr>
+      <w:r>
+        <w:t xml:space="preserve">Compare each case</w:t>
       </w:r>
     </w:p>
     <w:p>
@@ -7043,18 +12195,18 @@
           <wp:inline>
             <wp:extent cx="5334000" cy="2133600"/>
             <wp:effectExtent b="0" l="0" r="0" t="0"/>
-            <wp:docPr descr="" title="" id="72" name="Picture"/>
+            <wp:docPr descr="" title="" id="78" name="Picture"/>
             <a:graphic>
               <a:graphicData uri="http://schemas.openxmlformats.org/drawingml/2006/picture">
                 <pic:pic>
                   <pic:nvPicPr>
-                    <pic:cNvPr descr="Interpretation-tool_files/figure-docx/unnamed-chunk-14-1.png" id="73" name="Picture"/>
+                    <pic:cNvPr descr="Interpretation-tool_files/figure-docx/unnamed-chunk-18-1.png" id="79" name="Picture"/>
                     <pic:cNvPicPr>
                       <a:picLocks noChangeArrowheads="1" noChangeAspect="1"/>
                     </pic:cNvPicPr>
                   </pic:nvPicPr>
                   <pic:blipFill>
-                    <a:blip r:embed="rId71"/>
+                    <a:blip r:embed="rId77"/>
                     <a:stretch>
                       <a:fillRect/>
                     </a:stretch>
@@ -7090,18 +12242,18 @@
           <wp:inline>
             <wp:extent cx="5334000" cy="2133600"/>
             <wp:effectExtent b="0" l="0" r="0" t="0"/>
-            <wp:docPr descr="" title="" id="75" name="Picture"/>
+            <wp:docPr descr="" title="" id="81" name="Picture"/>
             <a:graphic>
               <a:graphicData uri="http://schemas.openxmlformats.org/drawingml/2006/picture">
                 <pic:pic>
                   <pic:nvPicPr>
-                    <pic:cNvPr descr="Interpretation-tool_files/figure-docx/unnamed-chunk-14-2.png" id="76" name="Picture"/>
+                    <pic:cNvPr descr="Interpretation-tool_files/figure-docx/unnamed-chunk-18-2.png" id="82" name="Picture"/>
                     <pic:cNvPicPr>
                       <a:picLocks noChangeArrowheads="1" noChangeAspect="1"/>
                     </pic:cNvPicPr>
                   </pic:nvPicPr>
                   <pic:blipFill>
-                    <a:blip r:embed="rId74"/>
+                    <a:blip r:embed="rId80"/>
                     <a:stretch>
                       <a:fillRect/>
                     </a:stretch>
@@ -7128,37 +12280,27 @@
         </w:drawing>
       </w:r>
     </w:p>
-    <w:bookmarkEnd w:id="77"/>
-    <w:bookmarkStart w:id="84" w:name="Xd5ec20a4ca75153c9eb138ba7ec4301a859331f"/>
     <w:p>
       <w:pPr>
-        <w:pStyle w:val="Heading3"/>
-      </w:pPr>
-      <w:r>
-        <w:t xml:space="preserve">One vs multiple new studies (Random-effects)</w:t>
-      </w:r>
-    </w:p>
-    <w:p>
-      <w:pPr>
-        <w:pStyle w:val="FirstParagraph"/>
+        <w:pStyle w:val="BodyText"/>
       </w:pPr>
       <w:r>
         <w:drawing>
           <wp:inline>
             <wp:extent cx="5334000" cy="2133600"/>
             <wp:effectExtent b="0" l="0" r="0" t="0"/>
-            <wp:docPr descr="" title="" id="79" name="Picture"/>
+            <wp:docPr descr="" title="" id="84" name="Picture"/>
             <a:graphic>
               <a:graphicData uri="http://schemas.openxmlformats.org/drawingml/2006/picture">
                 <pic:pic>
                   <pic:nvPicPr>
-                    <pic:cNvPr descr="Interpretation-tool_files/figure-docx/unnamed-chunk-16-1.png" id="80" name="Picture"/>
+                    <pic:cNvPr descr="Interpretation-tool_files/figure-docx/unnamed-chunk-18-3.png" id="85" name="Picture"/>
                     <pic:cNvPicPr>
                       <a:picLocks noChangeArrowheads="1" noChangeAspect="1"/>
                     </pic:cNvPicPr>
                   </pic:nvPicPr>
                   <pic:blipFill>
-                    <a:blip r:embed="rId78"/>
+                    <a:blip r:embed="rId83"/>
                     <a:stretch>
                       <a:fillRect/>
                     </a:stretch>
@@ -7194,18 +12336,18 @@
           <wp:inline>
             <wp:extent cx="5334000" cy="2133600"/>
             <wp:effectExtent b="0" l="0" r="0" t="0"/>
-            <wp:docPr descr="" title="" id="82" name="Picture"/>
+            <wp:docPr descr="" title="" id="87" name="Picture"/>
             <a:graphic>
               <a:graphicData uri="http://schemas.openxmlformats.org/drawingml/2006/picture">
                 <pic:pic>
                   <pic:nvPicPr>
-                    <pic:cNvPr descr="Interpretation-tool_files/figure-docx/unnamed-chunk-16-2.png" id="83" name="Picture"/>
+                    <pic:cNvPr descr="Interpretation-tool_files/figure-docx/unnamed-chunk-18-4.png" id="88" name="Picture"/>
                     <pic:cNvPicPr>
                       <a:picLocks noChangeArrowheads="1" noChangeAspect="1"/>
                     </pic:cNvPicPr>
                   </pic:nvPicPr>
                   <pic:blipFill>
-                    <a:blip r:embed="rId81"/>
+                    <a:blip r:embed="rId86"/>
                     <a:stretch>
                       <a:fillRect/>
                     </a:stretch>
@@ -7232,9 +12374,8 @@
         </w:drawing>
       </w:r>
     </w:p>
-    <w:bookmarkEnd w:id="84"/>
-    <w:bookmarkEnd w:id="85"/>
-    <w:bookmarkEnd w:id="86"/>
+    <w:bookmarkEnd w:id="89"/>
+    <w:bookmarkEnd w:id="90"/>
     <w:sectPr/>
   </w:body>
 </w:document>
@@ -7341,8 +12482,114 @@
       </w:pPr>
     </w:lvl>
   </w:abstractNum>
+  <w:abstractNum w:abstractNumId="991">
+    <w:nsid w:val="0000A991"/>
+    <w:multiLevelType w:val="multilevel"/>
+    <w:lvl w:ilvl="0">
+      <w:numFmt w:val="bullet"/>
+      <w:lvlText w:val=""/>
+      <w:lvlJc w:val="left"/>
+      <w:pPr>
+        <w:ind w:left="720" w:hanging="360"/>
+      </w:pPr>
+      <w:rPr>
+        <w:rFonts w:ascii="Symbol" w:hAnsi="Symbol" w:cs="Symbol" w:hint="default"/>
+      </w:rPr>
+    </w:lvl>
+    <w:lvl w:ilvl="1">
+      <w:numFmt w:val="bullet"/>
+      <w:lvlText w:val="o"/>
+      <w:lvlJc w:val="left"/>
+      <w:pPr>
+        <w:ind w:left="1440" w:hanging="360"/>
+      </w:pPr>
+      <w:rPr>
+        <w:rFonts w:ascii="Courier New" w:hAnsi="Courier New" w:cs="Courier New" w:hint="default"/>
+      </w:rPr>
+    </w:lvl>
+    <w:lvl w:ilvl="2">
+      <w:numFmt w:val="bullet"/>
+      <w:lvlText w:val=""/>
+      <w:lvlJc w:val="left"/>
+      <w:pPr>
+        <w:ind w:left="2160" w:hanging="360"/>
+      </w:pPr>
+      <w:rPr>
+        <w:rFonts w:ascii="Wingdings" w:hAnsi="Wingdings" w:cs="Wingdings" w:hint="default"/>
+      </w:rPr>
+    </w:lvl>
+    <w:lvl w:ilvl="3">
+      <w:numFmt w:val="bullet"/>
+      <w:lvlText w:val=""/>
+      <w:lvlJc w:val="left"/>
+      <w:pPr>
+        <w:ind w:left="2880" w:hanging="360"/>
+      </w:pPr>
+      <w:rPr>
+        <w:rFonts w:ascii="Symbol" w:hAnsi="Symbol" w:cs="Symbol" w:hint="default"/>
+      </w:rPr>
+    </w:lvl>
+    <w:lvl w:ilvl="4">
+      <w:numFmt w:val="bullet"/>
+      <w:lvlText w:val="o"/>
+      <w:lvlJc w:val="left"/>
+      <w:pPr>
+        <w:ind w:left="3600" w:hanging="360"/>
+      </w:pPr>
+      <w:rPr>
+        <w:rFonts w:ascii="Courier New" w:hAnsi="Courier New" w:cs="Courier New" w:hint="default"/>
+      </w:rPr>
+    </w:lvl>
+    <w:lvl w:ilvl="5">
+      <w:numFmt w:val="bullet"/>
+      <w:lvlText w:val=""/>
+      <w:lvlJc w:val="left"/>
+      <w:pPr>
+        <w:ind w:left="4320" w:hanging="360"/>
+      </w:pPr>
+      <w:rPr>
+        <w:rFonts w:ascii="Wingdings" w:hAnsi="Wingdings" w:cs="Wingdings" w:hint="default"/>
+      </w:rPr>
+    </w:lvl>
+    <w:lvl w:ilvl="6">
+      <w:numFmt w:val="bullet"/>
+      <w:lvlText w:val=""/>
+      <w:lvlJc w:val="left"/>
+      <w:pPr>
+        <w:ind w:left="5040" w:hanging="360"/>
+      </w:pPr>
+      <w:rPr>
+        <w:rFonts w:ascii="Symbol" w:hAnsi="Symbol" w:cs="Symbol" w:hint="default"/>
+      </w:rPr>
+    </w:lvl>
+    <w:lvl w:ilvl="7">
+      <w:numFmt w:val="bullet"/>
+      <w:lvlText w:val="o"/>
+      <w:lvlJc w:val="left"/>
+      <w:pPr>
+        <w:ind w:left="5760" w:hanging="360"/>
+      </w:pPr>
+      <w:rPr>
+        <w:rFonts w:ascii="Courier New" w:hAnsi="Courier New" w:cs="Courier New" w:hint="default"/>
+      </w:rPr>
+    </w:lvl>
+    <w:lvl w:ilvl="8">
+      <w:numFmt w:val="bullet"/>
+      <w:lvlText w:val=""/>
+      <w:lvlJc w:val="left"/>
+      <w:pPr>
+        <w:ind w:left="6480" w:hanging="360"/>
+      </w:pPr>
+      <w:rPr>
+        <w:rFonts w:ascii="Wingdings" w:hAnsi="Wingdings" w:cs="Wingdings" w:hint="default"/>
+      </w:rPr>
+    </w:lvl>
+  </w:abstractNum>
   <w:num w:numId="1000">
     <w:abstractNumId w:val="990"/>
+  </w:num>
+  <w:num w:numId="1001">
+    <w:abstractNumId w:val="991"/>
   </w:num>
 </w:numbering>
 </file>

--- a/Interpretation tool.docx
+++ b/Interpretation tool.docx
@@ -17,14 +17,20 @@
       <w:r>
         <w:t xml:space="preserve">This document is to go over the details of the interpretation tool part of the update framework, which is based on the work by Langan et. al.</w:t>
       </w:r>
-    </w:p>
-    <w:bookmarkStart w:id="90" w:name="derivation-of-contours"/>
+      <w:r>
+        <w:rPr>
+          <w:vertAlign w:val="superscript"/>
+        </w:rPr>
+        <w:t xml:space="preserve">1</w:t>
+      </w:r>
+    </w:p>
+    <w:bookmarkStart w:id="46" w:name="extended-langan-plot"/>
     <w:p>
       <w:pPr>
         <w:pStyle w:val="Heading1"/>
       </w:pPr>
       <w:r>
-        <w:t xml:space="preserve">Derivation of contours</w:t>
+        <w:t xml:space="preserve">1. Extended Langan plot</w:t>
       </w:r>
     </w:p>
     <w:p>
@@ -32,16 +38,61 @@
         <w:pStyle w:val="FirstParagraph"/>
       </w:pPr>
       <w:r>
-        <w:t xml:space="preserve">This section will go over the derivation of forming the contours of the plot for different situations.</w:t>
-      </w:r>
-    </w:p>
-    <w:bookmarkStart w:id="48" w:name="fixed-effects"/>
+        <w:t xml:space="preserve">The key element of the interpretation tool is that it will add any newly found studies and run an</w:t>
+      </w:r>
+      <w:r>
+        <w:t xml:space="preserve"> </w:t>
+      </w:r>
+      <w:r>
+        <w:t xml:space="preserve">‘updated’</w:t>
+      </w:r>
+      <w:r>
+        <w:t xml:space="preserve"> </w:t>
+      </w:r>
+      <w:r>
+        <w:t xml:space="preserve">meta-analysis and let the user know whether or not the new result gives a change in desired effect.</w:t>
+      </w:r>
+    </w:p>
+    <w:p>
+      <w:pPr>
+        <w:pStyle w:val="BodyText"/>
+      </w:pPr>
+      <w:r>
+        <w:t xml:space="preserve">To help users understand this impact of the new results, and the likelihood of further studies impacting the meta-analysis, the tool will also have a visual aid which is extended from the work by Langan et. al.</w:t>
+      </w:r>
+      <w:r>
+        <w:rPr>
+          <w:vertAlign w:val="superscript"/>
+        </w:rPr>
+        <w:t xml:space="preserve">1</w:t>
+      </w:r>
+    </w:p>
+    <w:p>
+      <w:pPr>
+        <w:pStyle w:val="BodyText"/>
+      </w:pPr>
+      <w:r>
+        <w:t xml:space="preserve">This section will introduce and describe the plot, the following section (</w:t>
+      </w:r>
+      <w:hyperlink w:anchor="sec-derivation-of-contours">
+        <w:r>
+          <w:rPr>
+            <w:rStyle w:val="Hyperlink"/>
+          </w:rPr>
+          <w:t xml:space="preserve">Chapter 2</w:t>
+        </w:r>
+      </w:hyperlink>
+      <w:r>
+        <w:t xml:space="preserve">) will go into more detail regarding how certain elements are calculated.</w:t>
+      </w:r>
+    </w:p>
+    <w:bookmarkStart w:id="24" w:name="basic-elements"/>
     <w:p>
       <w:pPr>
         <w:pStyle w:val="Heading2"/>
       </w:pPr>
       <w:r>
-        <w:t xml:space="preserve">Fixed-effects</w:t>
+        <w:t xml:space="preserve">1.1 Basic elements</w:t>
       </w:r>
     </w:p>
     <w:p>
@@ -49,7 +100,839 @@
         <w:pStyle w:val="FirstParagraph"/>
       </w:pPr>
       <w:r>
-        <w:t xml:space="preserve">We are working within the fixed-effects framework initially, where the between-study heterogeneity, denoted by</w:t>
+        <w:t xml:space="preserve">The</w:t>
+      </w:r>
+      <w:r>
+        <w:t xml:space="preserve"> </w:t>
+      </w:r>
+      <w:r>
+        <w:t xml:space="preserve">‘basic’</w:t>
+      </w:r>
+      <w:r>
+        <w:t xml:space="preserve"> </w:t>
+      </w:r>
+      <w:r>
+        <w:t xml:space="preserve">plot, which is taken from Langan et. al.</w:t>
+      </w:r>
+      <w:r>
+        <w:rPr>
+          <w:vertAlign w:val="superscript"/>
+        </w:rPr>
+        <w:t xml:space="preserve">1</w:t>
+      </w:r>
+      <w:r>
+        <w:t xml:space="preserve"> </w:t>
+      </w:r>
+      <w:r>
+        <w:t xml:space="preserve">is based on the standard error - effect estimate plane, which is often seen when assessing publication bias. The plot then has the following elements:</w:t>
+      </w:r>
+    </w:p>
+    <w:p>
+      <w:pPr>
+        <w:numPr>
+          <w:ilvl w:val="0"/>
+          <w:numId w:val="1001"/>
+        </w:numPr>
+      </w:pPr>
+      <w:r>
+        <w:t xml:space="preserve">Points representing studies already in the latest meta-analysis</w:t>
+      </w:r>
+    </w:p>
+    <w:p>
+      <w:pPr>
+        <w:numPr>
+          <w:ilvl w:val="0"/>
+          <w:numId w:val="1001"/>
+        </w:numPr>
+      </w:pPr>
+      <w:r>
+        <w:t xml:space="preserve">A line indicating a null effect (i.e., 1 for ratios, and 0 for differences)</w:t>
+      </w:r>
+    </w:p>
+    <w:p>
+      <w:pPr>
+        <w:numPr>
+          <w:ilvl w:val="0"/>
+          <w:numId w:val="1001"/>
+        </w:numPr>
+      </w:pPr>
+      <w:r>
+        <w:t xml:space="preserve">A summary diamond representing the pooled effect of the latest meta-analysis. This is centred at the pooled effect estimate and has width representing the 95% (unless otherwise specified by the user) confidence interval.</w:t>
+      </w:r>
+    </w:p>
+    <w:p>
+      <w:pPr>
+        <w:numPr>
+          <w:ilvl w:val="0"/>
+          <w:numId w:val="1001"/>
+        </w:numPr>
+      </w:pPr>
+      <w:r>
+        <w:t xml:space="preserve">Contour regions. These indicate the types of new studies (i.e., effect estimate and standard error) that would lead to the meta-analysis reaching a certain conclusion (e.g., statistical significance) as a result of its inclusion.</w:t>
+      </w:r>
+    </w:p>
+    <w:p>
+      <w:pPr>
+        <w:pStyle w:val="FirstParagraph"/>
+      </w:pPr>
+      <w:r>
+        <w:t xml:space="preserve">In the example below (</w:t>
+      </w:r>
+      <w:hyperlink w:anchor="fig-base-example">
+        <w:r>
+          <w:rPr>
+            <w:rStyle w:val="Hyperlink"/>
+          </w:rPr>
+          <w:t xml:space="preserve">Figure 1.1</w:t>
+        </w:r>
+      </w:hyperlink>
+      <w:r>
+        <w:t xml:space="preserve">), one can see:</w:t>
+      </w:r>
+    </w:p>
+    <w:p>
+      <w:pPr>
+        <w:numPr>
+          <w:ilvl w:val="0"/>
+          <w:numId w:val="1002"/>
+        </w:numPr>
+      </w:pPr>
+      <w:r>
+        <w:t xml:space="preserve">The existing meta-analysis is made up of 6 studies.</w:t>
+      </w:r>
+    </w:p>
+    <w:p>
+      <w:pPr>
+        <w:numPr>
+          <w:ilvl w:val="0"/>
+          <w:numId w:val="1002"/>
+        </w:numPr>
+      </w:pPr>
+      <w:r>
+        <w:t xml:space="preserve">The existing meta-analysis indicates a negative risk ratio, but not a statistically significant result (as the diamond crosses the line of no effect).</w:t>
+      </w:r>
+    </w:p>
+    <w:p>
+      <w:pPr>
+        <w:numPr>
+          <w:ilvl w:val="0"/>
+          <w:numId w:val="1002"/>
+        </w:numPr>
+      </w:pPr>
+      <w:r>
+        <w:t xml:space="preserve">Regions where a new study, once included, would lead to a statistically significant result for a negative risk ratio (medium gray) and a positive risk ratio (dark gray).</w:t>
+      </w:r>
+    </w:p>
+    <w:tbl>
+      <w:tblPr>
+        <w:tblStyle w:val="Table"/>
+        <w:tblW w:type="pct" w:w="5000"/>
+        <w:tblLayout w:type="fixed"/>
+        <w:tblLook w:firstRow="0" w:lastRow="0" w:firstColumn="0" w:lastColumn="0" w:noHBand="0" w:noVBand="0" w:val="0000"/>
+      </w:tblPr>
+      <w:tblGrid>
+        <w:gridCol w:w="7920"/>
+      </w:tblGrid>
+      <w:tr>
+        <w:tc>
+          <w:tcPr/>
+          <w:bookmarkStart w:id="23" w:name="fig-base-example"/>
+          <w:p>
+            <w:pPr>
+              <w:pStyle w:val="Compact"/>
+              <w:jc w:val="center"/>
+            </w:pPr>
+            <w:r>
+              <w:drawing>
+                <wp:inline>
+                  <wp:extent cx="5334000" cy="2133600"/>
+                  <wp:effectExtent b="0" l="0" r="0" t="0"/>
+                  <wp:docPr descr="" title="" id="21" name="Picture"/>
+                  <a:graphic>
+                    <a:graphicData uri="http://schemas.openxmlformats.org/drawingml/2006/picture">
+                      <pic:pic>
+                        <pic:nvPicPr>
+                          <pic:cNvPr descr="Interpretation-tool_files/figure-docx/fig-base-example-1.png" id="22" name="Picture"/>
+                          <pic:cNvPicPr>
+                            <a:picLocks noChangeArrowheads="1" noChangeAspect="1"/>
+                          </pic:cNvPicPr>
+                        </pic:nvPicPr>
+                        <pic:blipFill>
+                          <a:blip r:embed="rId20"/>
+                          <a:stretch>
+                            <a:fillRect/>
+                          </a:stretch>
+                        </pic:blipFill>
+                        <pic:spPr bwMode="auto">
+                          <a:xfrm>
+                            <a:off x="0" y="0"/>
+                            <a:ext cx="5334000" cy="2133600"/>
+                          </a:xfrm>
+                          <a:prstGeom prst="rect">
+                            <a:avLst/>
+                          </a:prstGeom>
+                          <a:noFill/>
+                          <a:ln w="9525">
+                            <a:noFill/>
+                            <a:headEnd/>
+                            <a:tailEnd/>
+                          </a:ln>
+                        </pic:spPr>
+                      </pic:pic>
+                    </a:graphicData>
+                  </a:graphic>
+                </wp:inline>
+              </w:drawing>
+            </w:r>
+          </w:p>
+          <w:p>
+            <w:pPr>
+              <w:jc w:val="center"/>
+            </w:pPr>
+            <w:pPr>
+              <w:jc w:val="start"/>
+              <w:spacing w:before="200"/>
+              <w:pStyle w:val="ImageCaption"/>
+            </w:pPr>
+            <w:r>
+              <w:t xml:space="preserve">Figure 1.1: Basic version of Langan plot</w:t>
+            </w:r>
+          </w:p>
+          <w:bookmarkEnd w:id="23"/>
+        </w:tc>
+      </w:tr>
+    </w:tbl>
+    <w:bookmarkEnd w:id="24"/>
+    <w:bookmarkStart w:id="45" w:name="extensions"/>
+    <w:p>
+      <w:pPr>
+        <w:pStyle w:val="Heading2"/>
+      </w:pPr>
+      <w:r>
+        <w:t xml:space="preserve">1.2 Extensions</w:t>
+      </w:r>
+    </w:p>
+    <w:p>
+      <w:pPr>
+        <w:pStyle w:val="FirstParagraph"/>
+      </w:pPr>
+      <w:r>
+        <w:t xml:space="preserve">This work has extended the basic plot developed by Langan et. al.</w:t>
+      </w:r>
+      <w:r>
+        <w:rPr>
+          <w:vertAlign w:val="superscript"/>
+        </w:rPr>
+        <w:t xml:space="preserve">1</w:t>
+      </w:r>
+      <w:r>
+        <w:t xml:space="preserve"> </w:t>
+      </w:r>
+      <w:r>
+        <w:t xml:space="preserve">in various ways to tailor it towards the aim of this interpretation tool.</w:t>
+      </w:r>
+    </w:p>
+    <w:bookmarkStart w:id="29" w:name="clinical-significance"/>
+    <w:p>
+      <w:pPr>
+        <w:pStyle w:val="Heading3"/>
+      </w:pPr>
+      <w:r>
+        <w:t xml:space="preserve">1.2.1 Clinical significance</w:t>
+      </w:r>
+    </w:p>
+    <w:p>
+      <w:pPr>
+        <w:pStyle w:val="FirstParagraph"/>
+      </w:pPr>
+      <w:r>
+        <w:t xml:space="preserve">Instead of considering statistical significance (which in this tool the user can also specify (e.g., set type I error rate to 10% rather than the standard 5%)), the tool and visual aid can also consider a user-specified clinical significance. To do this, the user simply enters one of the following:</w:t>
+      </w:r>
+    </w:p>
+    <w:p>
+      <w:pPr>
+        <w:numPr>
+          <w:ilvl w:val="0"/>
+          <w:numId w:val="1003"/>
+        </w:numPr>
+      </w:pPr>
+      <w:r>
+        <w:t xml:space="preserve">A threshold for which the upper bound of the confidence interval needs to be smaller than (i.e., the entire confidence interval (represented by the diamond) needs to be to the left of the threshold value).</w:t>
+      </w:r>
+    </w:p>
+    <w:p>
+      <w:pPr>
+        <w:numPr>
+          <w:ilvl w:val="0"/>
+          <w:numId w:val="1003"/>
+        </w:numPr>
+      </w:pPr>
+      <w:r>
+        <w:t xml:space="preserve">A threshold for which the lower bound of the confidence interval needs to be bigger than (i.e. the entire confidence interval (represented by the diamond) needs to be to the right of the threshold value).</w:t>
+      </w:r>
+    </w:p>
+    <w:p>
+      <w:pPr>
+        <w:pStyle w:val="FirstParagraph"/>
+      </w:pPr>
+      <w:r>
+        <w:t xml:space="preserve">To visually make this assessment, instead of having the threshold value line at the line of null effect, it sits at the value specified by the user.</w:t>
+      </w:r>
+    </w:p>
+    <w:p>
+      <w:pPr>
+        <w:pStyle w:val="BodyText"/>
+      </w:pPr>
+      <w:r>
+        <w:t xml:space="preserve">In</w:t>
+      </w:r>
+      <w:r>
+        <w:t xml:space="preserve"> </w:t>
+      </w:r>
+      <w:hyperlink w:anchor="fig-clinical-example">
+        <w:r>
+          <w:rPr>
+            <w:rStyle w:val="Hyperlink"/>
+          </w:rPr>
+          <w:t xml:space="preserve">Figure 1.2</w:t>
+        </w:r>
+      </w:hyperlink>
+      <w:r>
+        <w:t xml:space="preserve"> </w:t>
+      </w:r>
+      <w:r>
+        <w:t xml:space="preserve">below, we can see that the threshold value is set at RR of 0.9, and the user wants the pooled effect estimate to be significantly lower than that value - which is not the case here.</w:t>
+      </w:r>
+    </w:p>
+    <w:p>
+      <w:pPr>
+        <w:pStyle w:val="BodyText"/>
+      </w:pPr>
+      <w:r>
+        <w:t xml:space="preserve">One can also see that in these scenarios there is only one contour region (rather than two) as we’re only interested in one</w:t>
+      </w:r>
+      <w:r>
+        <w:t xml:space="preserve"> </w:t>
+      </w:r>
+      <w:r>
+        <w:t xml:space="preserve">‘direction’</w:t>
+      </w:r>
+      <w:r>
+        <w:t xml:space="preserve">. Specifically, before we were interested in whether the effect was statistically significant in either direction (e.g., risk ratio greater than 1 or less than 1), but when considering clinical significance, one is only interested in one direction (e.g., risk ratio less than 0.9).</w:t>
+      </w:r>
+    </w:p>
+    <w:p>
+      <w:pPr>
+        <w:pStyle w:val="BodyText"/>
+      </w:pPr>
+      <w:r>
+        <w:t xml:space="preserve">The user specifies this setting by specifying</w:t>
+      </w:r>
+      <w:r>
+        <w:t xml:space="preserve"> </w:t>
+      </w:r>
+      <w:r>
+        <w:rPr>
+          <w:rStyle w:val="VerbatimChar"/>
+        </w:rPr>
+        <w:t xml:space="preserve">upper = 0.9</w:t>
+      </w:r>
+      <w:r>
+        <w:t xml:space="preserve"> </w:t>
+      </w:r>
+      <w:r>
+        <w:t xml:space="preserve">as the threshold is with respect to the upper bound of the confidence interval.</w:t>
+      </w:r>
+    </w:p>
+    <w:tbl>
+      <w:tblPr>
+        <w:tblStyle w:val="Table"/>
+        <w:tblW w:type="pct" w:w="5000"/>
+        <w:tblLayout w:type="fixed"/>
+        <w:tblLook w:firstRow="0" w:lastRow="0" w:firstColumn="0" w:lastColumn="0" w:noHBand="0" w:noVBand="0" w:val="0000"/>
+      </w:tblPr>
+      <w:tblGrid>
+        <w:gridCol w:w="7920"/>
+      </w:tblGrid>
+      <w:tr>
+        <w:tc>
+          <w:tcPr/>
+          <w:bookmarkStart w:id="28" w:name="fig-clinical-example"/>
+          <w:p>
+            <w:pPr>
+              <w:pStyle w:val="Compact"/>
+              <w:jc w:val="center"/>
+            </w:pPr>
+            <w:r>
+              <w:drawing>
+                <wp:inline>
+                  <wp:extent cx="5334000" cy="2133600"/>
+                  <wp:effectExtent b="0" l="0" r="0" t="0"/>
+                  <wp:docPr descr="" title="" id="26" name="Picture"/>
+                  <a:graphic>
+                    <a:graphicData uri="http://schemas.openxmlformats.org/drawingml/2006/picture">
+                      <pic:pic>
+                        <pic:nvPicPr>
+                          <pic:cNvPr descr="Interpretation-tool_files/figure-docx/fig-clinical-example-1.png" id="27" name="Picture"/>
+                          <pic:cNvPicPr>
+                            <a:picLocks noChangeArrowheads="1" noChangeAspect="1"/>
+                          </pic:cNvPicPr>
+                        </pic:nvPicPr>
+                        <pic:blipFill>
+                          <a:blip r:embed="rId25"/>
+                          <a:stretch>
+                            <a:fillRect/>
+                          </a:stretch>
+                        </pic:blipFill>
+                        <pic:spPr bwMode="auto">
+                          <a:xfrm>
+                            <a:off x="0" y="0"/>
+                            <a:ext cx="5334000" cy="2133600"/>
+                          </a:xfrm>
+                          <a:prstGeom prst="rect">
+                            <a:avLst/>
+                          </a:prstGeom>
+                          <a:noFill/>
+                          <a:ln w="9525">
+                            <a:noFill/>
+                            <a:headEnd/>
+                            <a:tailEnd/>
+                          </a:ln>
+                        </pic:spPr>
+                      </pic:pic>
+                    </a:graphicData>
+                  </a:graphic>
+                </wp:inline>
+              </w:drawing>
+            </w:r>
+          </w:p>
+          <w:p>
+            <w:pPr>
+              <w:jc w:val="center"/>
+            </w:pPr>
+            <w:pPr>
+              <w:jc w:val="start"/>
+              <w:spacing w:before="200"/>
+              <w:pStyle w:val="ImageCaption"/>
+            </w:pPr>
+            <w:r>
+              <w:t xml:space="preserve">Figure 1.2: Extension to Langan plot by considering clinical significance</w:t>
+            </w:r>
+          </w:p>
+          <w:bookmarkEnd w:id="28"/>
+        </w:tc>
+      </w:tr>
+    </w:tbl>
+    <w:bookmarkEnd w:id="29"/>
+    <w:bookmarkStart w:id="34" w:name="new-studies-are-known"/>
+    <w:p>
+      <w:pPr>
+        <w:pStyle w:val="Heading3"/>
+      </w:pPr>
+      <w:r>
+        <w:t xml:space="preserve">1.2.2 New studies are known</w:t>
+      </w:r>
+    </w:p>
+    <w:p>
+      <w:pPr>
+        <w:pStyle w:val="FirstParagraph"/>
+      </w:pPr>
+      <w:r>
+        <w:t xml:space="preserve">The normal scenario for using this plot is for considering a hypothetical new study (as described by Langan et. al.</w:t>
+      </w:r>
+      <w:r>
+        <w:rPr>
+          <w:vertAlign w:val="superscript"/>
+        </w:rPr>
+        <w:t xml:space="preserve">1</w:t>
+      </w:r>
+      <w:r>
+        <w:t xml:space="preserve">, and utilised in the MetaImpact app</w:t>
+      </w:r>
+      <w:r>
+        <w:rPr>
+          <w:vertAlign w:val="superscript"/>
+        </w:rPr>
+        <w:t xml:space="preserve">2</w:t>
+      </w:r>
+      <w:r>
+        <w:t xml:space="preserve">). However, when we’re considering updating a living systematic review, reviewers need help knowing whether the new studies that have been found through regular searches would lead to a significant change in the review as a consequence of their inclusion. In other words, where this interpretation tools fits into the update pathway leads to the new studies no longer being hypothetical when utilising this plot.</w:t>
+      </w:r>
+    </w:p>
+    <w:p>
+      <w:pPr>
+        <w:pStyle w:val="BodyText"/>
+      </w:pPr>
+      <w:r>
+        <w:t xml:space="preserve">As such, we can add the new studies onto the plot. In this section, we’ll focus on one new additional study,</w:t>
+      </w:r>
+      <w:r>
+        <w:t xml:space="preserve"> </w:t>
+      </w:r>
+      <w:hyperlink w:anchor="sec-multiple-new-studies-plot">
+        <w:r>
+          <w:rPr>
+            <w:rStyle w:val="Hyperlink"/>
+          </w:rPr>
+          <w:t xml:space="preserve">Section 1.2.3</w:t>
+        </w:r>
+      </w:hyperlink>
+      <w:r>
+        <w:t xml:space="preserve"> </w:t>
+      </w:r>
+      <w:r>
+        <w:t xml:space="preserve">will consider multiple new studies. Whichever contour region the new study sits in should correspond to the outcome of the meta-analysis with its inclusion. For example, in</w:t>
+      </w:r>
+      <w:r>
+        <w:t xml:space="preserve"> </w:t>
+      </w:r>
+      <w:hyperlink w:anchor="fig-studies-known-example">
+        <w:r>
+          <w:rPr>
+            <w:rStyle w:val="Hyperlink"/>
+          </w:rPr>
+          <w:t xml:space="preserve">Figure 1.3</w:t>
+        </w:r>
+      </w:hyperlink>
+      <w:r>
+        <w:t xml:space="preserve"> </w:t>
+      </w:r>
+      <w:r>
+        <w:t xml:space="preserve">the new study (light blue point) is sitting in the medium gray region, which corresponds with the updated meta-analysis producing a statistically significant result (RR &lt; 1).</w:t>
+      </w:r>
+    </w:p>
+    <w:p>
+      <w:pPr>
+        <w:pStyle w:val="BodyText"/>
+      </w:pPr>
+      <w:r>
+        <w:t xml:space="preserve">How do we know that the updated meta-analysis produced a statistically significant result? Well this has also been added to the plot. A light blue diamond represents the pooled results from conducting a meta-analysis including the new study. In the example below, we see that the entire diamond (where width represents the confidence interval) sits to the left of the threshold line (line of null effect) - indicating statistical significance.</w:t>
+      </w:r>
+    </w:p>
+    <w:p>
+      <w:pPr>
+        <w:pStyle w:val="BodyText"/>
+      </w:pPr>
+      <w:r>
+        <w:t xml:space="preserve">In this way, the plot contains two visual features to determine whether the updated meta-analysis meets the desired outcome:</w:t>
+      </w:r>
+    </w:p>
+    <w:p>
+      <w:pPr>
+        <w:numPr>
+          <w:ilvl w:val="0"/>
+          <w:numId w:val="1004"/>
+        </w:numPr>
+      </w:pPr>
+      <w:r>
+        <w:t xml:space="preserve">Which contour regions the new study sits within</w:t>
+      </w:r>
+    </w:p>
+    <w:p>
+      <w:pPr>
+        <w:numPr>
+          <w:ilvl w:val="0"/>
+          <w:numId w:val="1004"/>
+        </w:numPr>
+      </w:pPr>
+      <w:r>
+        <w:t xml:space="preserve">The position of the updated summary diamond with respect to the threshold line.</w:t>
+      </w:r>
+    </w:p>
+    <w:tbl>
+      <w:tblPr>
+        <w:tblStyle w:val="Table"/>
+        <w:tblW w:type="pct" w:w="5000"/>
+        <w:tblLayout w:type="fixed"/>
+        <w:tblLook w:firstRow="0" w:lastRow="0" w:firstColumn="0" w:lastColumn="0" w:noHBand="0" w:noVBand="0" w:val="0000"/>
+      </w:tblPr>
+      <w:tblGrid>
+        <w:gridCol w:w="7920"/>
+      </w:tblGrid>
+      <w:tr>
+        <w:tc>
+          <w:tcPr/>
+          <w:bookmarkStart w:id="33" w:name="fig-studies-known-example"/>
+          <w:p>
+            <w:pPr>
+              <w:pStyle w:val="Compact"/>
+              <w:jc w:val="center"/>
+            </w:pPr>
+            <w:r>
+              <w:drawing>
+                <wp:inline>
+                  <wp:extent cx="5334000" cy="2133600"/>
+                  <wp:effectExtent b="0" l="0" r="0" t="0"/>
+                  <wp:docPr descr="" title="" id="31" name="Picture"/>
+                  <a:graphic>
+                    <a:graphicData uri="http://schemas.openxmlformats.org/drawingml/2006/picture">
+                      <pic:pic>
+                        <pic:nvPicPr>
+                          <pic:cNvPr descr="Interpretation-tool_files/figure-docx/fig-studies-known-example-1.png" id="32" name="Picture"/>
+                          <pic:cNvPicPr>
+                            <a:picLocks noChangeArrowheads="1" noChangeAspect="1"/>
+                          </pic:cNvPicPr>
+                        </pic:nvPicPr>
+                        <pic:blipFill>
+                          <a:blip r:embed="rId30"/>
+                          <a:stretch>
+                            <a:fillRect/>
+                          </a:stretch>
+                        </pic:blipFill>
+                        <pic:spPr bwMode="auto">
+                          <a:xfrm>
+                            <a:off x="0" y="0"/>
+                            <a:ext cx="5334000" cy="2133600"/>
+                          </a:xfrm>
+                          <a:prstGeom prst="rect">
+                            <a:avLst/>
+                          </a:prstGeom>
+                          <a:noFill/>
+                          <a:ln w="9525">
+                            <a:noFill/>
+                            <a:headEnd/>
+                            <a:tailEnd/>
+                          </a:ln>
+                        </pic:spPr>
+                      </pic:pic>
+                    </a:graphicData>
+                  </a:graphic>
+                </wp:inline>
+              </w:drawing>
+            </w:r>
+          </w:p>
+          <w:p>
+            <w:pPr>
+              <w:jc w:val="center"/>
+            </w:pPr>
+            <w:pPr>
+              <w:jc w:val="start"/>
+              <w:spacing w:before="200"/>
+              <w:pStyle w:val="ImageCaption"/>
+            </w:pPr>
+            <w:r>
+              <w:t xml:space="preserve">Figure 1.3: Extension to Langan plot incorporating that new study is known</w:t>
+            </w:r>
+          </w:p>
+          <w:bookmarkEnd w:id="33"/>
+        </w:tc>
+      </w:tr>
+    </w:tbl>
+    <w:bookmarkEnd w:id="34"/>
+    <w:bookmarkStart w:id="39" w:name="sec-multiple-new-studies-plot"/>
+    <w:p>
+      <w:pPr>
+        <w:pStyle w:val="Heading3"/>
+      </w:pPr>
+      <w:r>
+        <w:t xml:space="preserve">1.2.3 Multiple new studies</w:t>
+      </w:r>
+    </w:p>
+    <w:p>
+      <w:pPr>
+        <w:pStyle w:val="FirstParagraph"/>
+      </w:pPr>
+      <w:r>
+        <w:t xml:space="preserve">This plot was originally designed for considering one new study, however, in living systematic reviews, we will likely want to consider multiple new studies (i.e., multiple studies that have been found through regular searching, but not yet incorporated into the analysis).</w:t>
+      </w:r>
+      <w:r>
+        <w:t xml:space="preserve"> </w:t>
+      </w:r>
+      <w:hyperlink w:anchor="sec-multiple-new-studies-random">
+        <w:r>
+          <w:rPr>
+            <w:rStyle w:val="Hyperlink"/>
+          </w:rPr>
+          <w:t xml:space="preserve">Section 2.2.1</w:t>
+        </w:r>
+      </w:hyperlink>
+      <w:r>
+        <w:t xml:space="preserve"> </w:t>
+      </w:r>
+      <w:r>
+        <w:t xml:space="preserve">will discuss how the contour derivations were extended to multiple studies, whilst this section will briefly talk about how multiple studies are viewed in the plot.</w:t>
+      </w:r>
+    </w:p>
+    <w:p>
+      <w:pPr>
+        <w:pStyle w:val="BodyText"/>
+      </w:pPr>
+      <w:r>
+        <w:t xml:space="preserve">All new studies are included in the plot the same way as with one new study - as light blue points. However, as the plot is only two-dimensional, we need a method for visualising the single impact of including all these new studies. As such, we need to also add a point that represents the</w:t>
+      </w:r>
+      <w:r>
+        <w:t xml:space="preserve"> </w:t>
+      </w:r>
+      <w:r>
+        <w:t xml:space="preserve">‘average’</w:t>
+      </w:r>
+      <w:r>
+        <w:t xml:space="preserve"> </w:t>
+      </w:r>
+      <w:r>
+        <w:t xml:space="preserve">new study or the</w:t>
+      </w:r>
+      <w:r>
+        <w:t xml:space="preserve"> </w:t>
+      </w:r>
+      <w:r>
+        <w:t xml:space="preserve">‘average’</w:t>
+      </w:r>
+      <w:r>
+        <w:t xml:space="preserve"> </w:t>
+      </w:r>
+      <w:r>
+        <w:t xml:space="preserve">contribution from the new studies. How the</w:t>
+      </w:r>
+      <w:r>
+        <w:t xml:space="preserve"> </w:t>
+      </w:r>
+      <w:r>
+        <w:t xml:space="preserve">‘average’</w:t>
+      </w:r>
+      <w:r>
+        <w:t xml:space="preserve"> </w:t>
+      </w:r>
+      <w:r>
+        <w:t xml:space="preserve">point is calculated in a the later section already mentioned. Visually, it is represented by a light blue triangle. To aid the view to see that each individual new study is incorporated by this</w:t>
+      </w:r>
+      <w:r>
+        <w:t xml:space="preserve"> </w:t>
+      </w:r>
+      <w:r>
+        <w:t xml:space="preserve">‘average’</w:t>
+      </w:r>
+      <w:r>
+        <w:t xml:space="preserve"> </w:t>
+      </w:r>
+      <w:r>
+        <w:t xml:space="preserve">study, dashed lines are added connected each point to the triangle.</w:t>
+      </w:r>
+    </w:p>
+    <w:p>
+      <w:pPr>
+        <w:pStyle w:val="BodyText"/>
+      </w:pPr>
+      <w:r>
+        <w:t xml:space="preserve">In</w:t>
+      </w:r>
+      <w:r>
+        <w:t xml:space="preserve"> </w:t>
+      </w:r>
+      <w:hyperlink w:anchor="fig-multiple-studies-example">
+        <w:r>
+          <w:rPr>
+            <w:rStyle w:val="Hyperlink"/>
+          </w:rPr>
+          <w:t xml:space="preserve">Figure 1.4</w:t>
+        </w:r>
+      </w:hyperlink>
+      <w:r>
+        <w:t xml:space="preserve"> </w:t>
+      </w:r>
+      <w:r>
+        <w:t xml:space="preserve">below, one can see that whilst not every new study was within the light gray contour region, the</w:t>
+      </w:r>
+      <w:r>
+        <w:t xml:space="preserve"> </w:t>
+      </w:r>
+      <w:r>
+        <w:t xml:space="preserve">‘average’</w:t>
+      </w:r>
+      <w:r>
+        <w:t xml:space="preserve"> </w:t>
+      </w:r>
+      <w:r>
+        <w:t xml:space="preserve">study was, and that lines up with the updated meta-analysis becoming statistically significant.</w:t>
+      </w:r>
+    </w:p>
+    <w:tbl>
+      <w:tblPr>
+        <w:tblStyle w:val="Table"/>
+        <w:tblW w:type="pct" w:w="5000"/>
+        <w:tblLayout w:type="fixed"/>
+        <w:tblLook w:firstRow="0" w:lastRow="0" w:firstColumn="0" w:lastColumn="0" w:noHBand="0" w:noVBand="0" w:val="0000"/>
+      </w:tblPr>
+      <w:tblGrid>
+        <w:gridCol w:w="7920"/>
+      </w:tblGrid>
+      <w:tr>
+        <w:tc>
+          <w:tcPr/>
+          <w:bookmarkStart w:id="38" w:name="fig-multiple-studies-example"/>
+          <w:p>
+            <w:pPr>
+              <w:pStyle w:val="Compact"/>
+              <w:jc w:val="center"/>
+            </w:pPr>
+            <w:r>
+              <w:drawing>
+                <wp:inline>
+                  <wp:extent cx="5334000" cy="2133600"/>
+                  <wp:effectExtent b="0" l="0" r="0" t="0"/>
+                  <wp:docPr descr="" title="" id="36" name="Picture"/>
+                  <a:graphic>
+                    <a:graphicData uri="http://schemas.openxmlformats.org/drawingml/2006/picture">
+                      <pic:pic>
+                        <pic:nvPicPr>
+                          <pic:cNvPr descr="Interpretation-tool_files/figure-docx/fig-multiple-studies-example-1.png" id="37" name="Picture"/>
+                          <pic:cNvPicPr>
+                            <a:picLocks noChangeArrowheads="1" noChangeAspect="1"/>
+                          </pic:cNvPicPr>
+                        </pic:nvPicPr>
+                        <pic:blipFill>
+                          <a:blip r:embed="rId35"/>
+                          <a:stretch>
+                            <a:fillRect/>
+                          </a:stretch>
+                        </pic:blipFill>
+                        <pic:spPr bwMode="auto">
+                          <a:xfrm>
+                            <a:off x="0" y="0"/>
+                            <a:ext cx="5334000" cy="2133600"/>
+                          </a:xfrm>
+                          <a:prstGeom prst="rect">
+                            <a:avLst/>
+                          </a:prstGeom>
+                          <a:noFill/>
+                          <a:ln w="9525">
+                            <a:noFill/>
+                            <a:headEnd/>
+                            <a:tailEnd/>
+                          </a:ln>
+                        </pic:spPr>
+                      </pic:pic>
+                    </a:graphicData>
+                  </a:graphic>
+                </wp:inline>
+              </w:drawing>
+            </w:r>
+          </w:p>
+          <w:p>
+            <w:pPr>
+              <w:jc w:val="center"/>
+            </w:pPr>
+            <w:pPr>
+              <w:jc w:val="start"/>
+              <w:spacing w:before="200"/>
+              <w:pStyle w:val="ImageCaption"/>
+            </w:pPr>
+            <w:r>
+              <w:t xml:space="preserve">Figure 1.4: Extension to Langan plot incorporating multiple new studies</w:t>
+            </w:r>
+          </w:p>
+          <w:bookmarkEnd w:id="38"/>
+        </w:tc>
+      </w:tr>
+    </w:tbl>
+    <w:bookmarkEnd w:id="39"/>
+    <w:bookmarkStart w:id="44" w:name="random-effects-and-tau2"/>
+    <w:p>
+      <w:pPr>
+        <w:pStyle w:val="Heading3"/>
+      </w:pPr>
+      <w:r>
+        <w:t xml:space="preserve">1.2.4 Random effects and</w:t>
       </w:r>
       <w:r>
         <w:t xml:space="preserve"> </w:t>
@@ -68,17 +951,355 @@
           </m:sup>
         </m:sSup>
       </m:oMath>
+    </w:p>
+    <w:p>
+      <w:pPr>
+        <w:pStyle w:val="FirstParagraph"/>
+      </w:pPr>
+      <w:r>
+        <w:t xml:space="preserve">Under a fixed-effects framework, the between-study heterogeneity parameter</w:t>
+      </w:r>
+      <w:r>
+        <w:t xml:space="preserve"> </w:t>
+      </w:r>
+      <m:oMath>
+        <m:sSup>
+          <m:e>
+            <m:r>
+              <m:t>τ</m:t>
+            </m:r>
+          </m:e>
+          <m:sup>
+            <m:r>
+              <m:t>2</m:t>
+            </m:r>
+          </m:sup>
+        </m:sSup>
+      </m:oMath>
+      <w:r>
+        <w:t xml:space="preserve"> </w:t>
+      </w:r>
+      <w:r>
+        <w:t xml:space="preserve">is set to zero; under a random-effects framework it is estimated from the data. If the users are wanting to use a random-effects model, the plot will then display the estimated value of</w:t>
+      </w:r>
+      <w:r>
+        <w:t xml:space="preserve"> </w:t>
+      </w:r>
+      <m:oMath>
+        <m:sSup>
+          <m:e>
+            <m:r>
+              <m:t>τ</m:t>
+            </m:r>
+          </m:e>
+          <m:sup>
+            <m:r>
+              <m:t>2</m:t>
+            </m:r>
+          </m:sup>
+        </m:sSup>
+      </m:oMath>
+      <w:r>
+        <w:t xml:space="preserve">. This is additionally useful as the value will likely change when the analysis included the new study(ies), and so the reviewers should know how it has changed (see example plot below).</w:t>
+      </w:r>
+    </w:p>
+    <w:p>
+      <w:pPr>
+        <w:pStyle w:val="BodyText"/>
+      </w:pPr>
+      <w:r>
+        <w:t xml:space="preserve">Creating the contour regions cannot be done with with an equation defining the contours due to the fact that</w:t>
+      </w:r>
+      <w:r>
+        <w:t xml:space="preserve"> </w:t>
+      </w:r>
+      <m:oMath>
+        <m:sSup>
+          <m:e>
+            <m:r>
+              <m:t>τ</m:t>
+            </m:r>
+          </m:e>
+          <m:sup>
+            <m:r>
+              <m:t>2</m:t>
+            </m:r>
+          </m:sup>
+        </m:sSup>
+      </m:oMath>
+      <w:r>
+        <w:t xml:space="preserve"> </w:t>
+      </w:r>
+      <w:r>
+        <w:t xml:space="preserve">depends on the studies (further details in the</w:t>
+      </w:r>
+      <w:r>
+        <w:t xml:space="preserve"> </w:t>
+      </w:r>
+      <w:hyperlink w:anchor="sec-random-effects">
+        <w:r>
+          <w:rPr>
+            <w:rStyle w:val="Hyperlink"/>
+          </w:rPr>
+          <w:t xml:space="preserve">Section 2.2</w:t>
+        </w:r>
+      </w:hyperlink>
+      <w:r>
+        <w:t xml:space="preserve">). As the estimated value of</w:t>
+      </w:r>
+      <w:r>
+        <w:t xml:space="preserve"> </w:t>
+      </w:r>
+      <m:oMath>
+        <m:sSup>
+          <m:e>
+            <m:r>
+              <m:t>τ</m:t>
+            </m:r>
+          </m:e>
+          <m:sup>
+            <m:r>
+              <m:t>2</m:t>
+            </m:r>
+          </m:sup>
+        </m:sSup>
+      </m:oMath>
+      <w:r>
+        <w:t xml:space="preserve"> </w:t>
+      </w:r>
+      <w:r>
+        <w:t xml:space="preserve">in the updated meta-analysis directly feeds into the contour region creations (details in</w:t>
+      </w:r>
+      <w:r>
+        <w:t xml:space="preserve"> </w:t>
+      </w:r>
+      <w:hyperlink w:anchor="sec-multiple-new-studies-random">
+        <w:r>
+          <w:rPr>
+            <w:rStyle w:val="Hyperlink"/>
+          </w:rPr>
+          <w:t xml:space="preserve">Section 2.2.1</w:t>
+        </w:r>
+      </w:hyperlink>
+      <w:r>
+        <w:t xml:space="preserve">), it is even more important for the reviewer to be aware of how it changed when including the new studies. In</w:t>
+      </w:r>
+      <w:r>
+        <w:t xml:space="preserve"> </w:t>
+      </w:r>
+      <w:hyperlink w:anchor="fig-random-example">
+        <w:r>
+          <w:rPr>
+            <w:rStyle w:val="Hyperlink"/>
+          </w:rPr>
+          <w:t xml:space="preserve">Figure 1.5</w:t>
+        </w:r>
+      </w:hyperlink>
+      <w:r>
+        <w:t xml:space="preserve"> </w:t>
+      </w:r>
+      <w:r>
+        <w:t xml:space="preserve">below one can see how the new study increased the between-study heterogeneity, and that if a study of more extreme results (i.e., smaller RR) was included instead, the between-study heterogeneity estimate would be so large that its influence on the weighting of the studies would lead to the pooled effect not being statistically significant.</w:t>
+      </w:r>
+    </w:p>
+    <w:p>
+      <w:pPr>
+        <w:pStyle w:val="BodyText"/>
+      </w:pPr>
+      <w:r>
+        <w:t xml:space="preserve">Generally, the new study point, or</w:t>
+      </w:r>
+      <w:r>
+        <w:t xml:space="preserve"> </w:t>
+      </w:r>
+      <w:r>
+        <w:t xml:space="preserve">‘average’</w:t>
+      </w:r>
+      <w:r>
+        <w:t xml:space="preserve"> </w:t>
+      </w:r>
+      <w:r>
+        <w:t xml:space="preserve">new study contribution point on the plot represents the contribution of the new study(ies), with other areas of the contour regions representing the same of hypothetical study(ies). However, when considering multiple new studies under a random-effects framework, this interpretation is slightly different in that the</w:t>
+      </w:r>
+      <w:r>
+        <w:t xml:space="preserve"> </w:t>
+      </w:r>
+      <w:r>
+        <w:t xml:space="preserve">‘average’</w:t>
+      </w:r>
+      <w:r>
+        <w:t xml:space="preserve"> </w:t>
+      </w:r>
+      <w:r>
+        <w:t xml:space="preserve">point already takes into account the estimated between-study heterogeneity. As such, the contour regions behave a little</w:t>
+      </w:r>
+      <w:r>
+        <w:t xml:space="preserve"> </w:t>
+      </w:r>
+      <w:r>
+        <w:t xml:space="preserve">‘unexpectedly’</w:t>
+      </w:r>
+      <w:r>
+        <w:t xml:space="preserve">. More details on this key distinction is discussed in</w:t>
+      </w:r>
+      <w:r>
+        <w:t xml:space="preserve"> </w:t>
+      </w:r>
+      <w:hyperlink w:anchor="sec-multiple-new-studies-random">
+        <w:r>
+          <w:rPr>
+            <w:rStyle w:val="Hyperlink"/>
+          </w:rPr>
+          <w:t xml:space="preserve">Section 2.2.1</w:t>
+        </w:r>
+      </w:hyperlink>
+      <w:r>
+        <w:t xml:space="preserve">.</w:t>
+      </w:r>
+    </w:p>
+    <w:tbl>
+      <w:tblPr>
+        <w:tblStyle w:val="Table"/>
+        <w:tblW w:type="pct" w:w="5000"/>
+        <w:tblLayout w:type="fixed"/>
+        <w:tblLook w:firstRow="0" w:lastRow="0" w:firstColumn="0" w:lastColumn="0" w:noHBand="0" w:noVBand="0" w:val="0000"/>
+      </w:tblPr>
+      <w:tblGrid>
+        <w:gridCol w:w="7920"/>
+      </w:tblGrid>
+      <w:tr>
+        <w:tc>
+          <w:tcPr/>
+          <w:bookmarkStart w:id="43" w:name="fig-random-example"/>
+          <w:p>
+            <w:pPr>
+              <w:pStyle w:val="Compact"/>
+              <w:jc w:val="center"/>
+            </w:pPr>
+            <w:r>
+              <w:drawing>
+                <wp:inline>
+                  <wp:extent cx="5334000" cy="2133600"/>
+                  <wp:effectExtent b="0" l="0" r="0" t="0"/>
+                  <wp:docPr descr="" title="" id="41" name="Picture"/>
+                  <a:graphic>
+                    <a:graphicData uri="http://schemas.openxmlformats.org/drawingml/2006/picture">
+                      <pic:pic>
+                        <pic:nvPicPr>
+                          <pic:cNvPr descr="Interpretation-tool_files/figure-docx/fig-random-example-1.png" id="42" name="Picture"/>
+                          <pic:cNvPicPr>
+                            <a:picLocks noChangeArrowheads="1" noChangeAspect="1"/>
+                          </pic:cNvPicPr>
+                        </pic:nvPicPr>
+                        <pic:blipFill>
+                          <a:blip r:embed="rId40"/>
+                          <a:stretch>
+                            <a:fillRect/>
+                          </a:stretch>
+                        </pic:blipFill>
+                        <pic:spPr bwMode="auto">
+                          <a:xfrm>
+                            <a:off x="0" y="0"/>
+                            <a:ext cx="5334000" cy="2133600"/>
+                          </a:xfrm>
+                          <a:prstGeom prst="rect">
+                            <a:avLst/>
+                          </a:prstGeom>
+                          <a:noFill/>
+                          <a:ln w="9525">
+                            <a:noFill/>
+                            <a:headEnd/>
+                            <a:tailEnd/>
+                          </a:ln>
+                        </pic:spPr>
+                      </pic:pic>
+                    </a:graphicData>
+                  </a:graphic>
+                </wp:inline>
+              </w:drawing>
+            </w:r>
+          </w:p>
+          <w:p>
+            <w:pPr>
+              <w:jc w:val="center"/>
+            </w:pPr>
+            <w:pPr>
+              <w:jc w:val="start"/>
+              <w:spacing w:before="200"/>
+              <w:pStyle w:val="ImageCaption"/>
+            </w:pPr>
+            <w:r>
+              <w:t xml:space="preserve">Figure 1.5: Extension to Langan plot presenting between-study heterogeneity</w:t>
+            </w:r>
+          </w:p>
+          <w:bookmarkEnd w:id="43"/>
+        </w:tc>
+      </w:tr>
+    </w:tbl>
+    <w:bookmarkEnd w:id="44"/>
+    <w:bookmarkEnd w:id="45"/>
+    <w:bookmarkEnd w:id="46"/>
+    <w:bookmarkStart w:id="114" w:name="sec-derivation-of-contours"/>
+    <w:p>
+      <w:pPr>
+        <w:pStyle w:val="Heading1"/>
+      </w:pPr>
+      <w:r>
+        <w:t xml:space="preserve">2. Derivation of contours</w:t>
+      </w:r>
+    </w:p>
+    <w:p>
+      <w:pPr>
+        <w:pStyle w:val="FirstParagraph"/>
+      </w:pPr>
+      <w:r>
+        <w:t xml:space="preserve">This section will go over the derivation of forming the contours of the plot for different situations.</w:t>
+      </w:r>
+    </w:p>
+    <w:bookmarkStart w:id="75" w:name="fixed-effects"/>
+    <w:p>
+      <w:pPr>
+        <w:pStyle w:val="Heading2"/>
+      </w:pPr>
+      <w:r>
+        <w:t xml:space="preserve">2.1 Fixed-effects</w:t>
+      </w:r>
+    </w:p>
+    <w:p>
+      <w:pPr>
+        <w:pStyle w:val="FirstParagraph"/>
+      </w:pPr>
+      <w:r>
+        <w:t xml:space="preserve">We are working within the fixed-effects framework initially, where the between-study heterogeneity, denoted by</w:t>
+      </w:r>
+      <w:r>
+        <w:t xml:space="preserve"> </w:t>
+      </w:r>
+      <m:oMath>
+        <m:sSup>
+          <m:e>
+            <m:r>
+              <m:t>τ</m:t>
+            </m:r>
+          </m:e>
+          <m:sup>
+            <m:r>
+              <m:t>2</m:t>
+            </m:r>
+          </m:sup>
+        </m:sSup>
+      </m:oMath>
       <w:r>
         <w:t xml:space="preserve">, is equal to zero.</w:t>
       </w:r>
     </w:p>
-    <w:bookmarkStart w:id="40" w:name="statistical-significance"/>
+    <w:bookmarkStart w:id="67" w:name="statistical-significance"/>
     <w:p>
       <w:pPr>
         <w:pStyle w:val="Heading3"/>
       </w:pPr>
       <w:r>
-        <w:t xml:space="preserve">Statistical significance</w:t>
+        <w:t xml:space="preserve">2.1.1 Statistical significance</w:t>
       </w:r>
     </w:p>
     <w:p>
@@ -89,13 +1310,13 @@
         <w:t xml:space="preserve">Lets assume we are interested in changing the statistical significance (i.e., the p-value).</w:t>
       </w:r>
     </w:p>
-    <w:bookmarkStart w:id="29" w:name="one-new-study"/>
+    <w:bookmarkStart w:id="56" w:name="one-new-study"/>
     <w:p>
       <w:pPr>
         <w:pStyle w:val="Heading4"/>
       </w:pPr>
       <w:r>
-        <w:t xml:space="preserve">One new study</w:t>
+        <w:t xml:space="preserve">2.1.1.1 One new study</w:t>
       </w:r>
     </w:p>
     <w:p>
@@ -118,7 +1339,7 @@
       <w:pPr>
         <w:pStyle w:val="BodyText"/>
       </w:pPr>
-      <w:bookmarkStart w:id="20" w:name="eq-ci"/>
+      <w:bookmarkStart w:id="47" w:name="eq-ci"/>
       <m:oMathPara>
         <m:oMathParaPr>
           <m:jc m:val="center"/>
@@ -232,13 +1453,13 @@
             </m:dPr>
             <m:e>
               <m:r>
-                <m:t>1</m:t>
+                <m:t>2.1</m:t>
               </m:r>
             </m:e>
           </m:d>
         </m:oMath>
       </m:oMathPara>
-      <w:bookmarkEnd w:id="20"/>
+      <w:bookmarkEnd w:id="47"/>
     </w:p>
     <w:p>
       <w:pPr>
@@ -582,7 +1803,7 @@
       <w:pPr>
         <w:pStyle w:val="BodyText"/>
       </w:pPr>
-      <w:bookmarkStart w:id="21" w:name="eq-updated-estimate"/>
+      <w:bookmarkStart w:id="48" w:name="eq-updated-estimate"/>
       <m:oMathPara>
         <m:oMathParaPr>
           <m:jc m:val="center"/>
@@ -799,19 +2020,19 @@
             </m:dPr>
             <m:e>
               <m:r>
-                <m:t>2</m:t>
+                <m:t>2.2</m:t>
               </m:r>
             </m:e>
           </m:d>
         </m:oMath>
       </m:oMathPara>
-      <w:bookmarkEnd w:id="21"/>
+      <w:bookmarkEnd w:id="48"/>
     </w:p>
     <w:p>
       <w:pPr>
         <w:pStyle w:val="FirstParagraph"/>
       </w:pPr>
-      <w:bookmarkStart w:id="22" w:name="eq-updated-variance"/>
+      <w:bookmarkStart w:id="49" w:name="eq-updated-variance"/>
       <m:oMathPara>
         <m:oMathParaPr>
           <m:jc m:val="center"/>
@@ -941,13 +2162,13 @@
             </m:dPr>
             <m:e>
               <m:r>
-                <m:t>3</m:t>
+                <m:t>2.3</m:t>
               </m:r>
             </m:e>
           </m:d>
         </m:oMath>
       </m:oMathPara>
-      <w:bookmarkEnd w:id="22"/>
+      <w:bookmarkEnd w:id="49"/>
     </w:p>
     <w:p>
       <w:pPr>
@@ -986,7 +2207,7 @@
           <w:rPr>
             <w:rStyle w:val="Hyperlink"/>
           </w:rPr>
-          <w:t xml:space="preserve">Equation 2</w:t>
+          <w:t xml:space="preserve">Equation 2.2</w:t>
         </w:r>
       </w:hyperlink>
       <w:r>
@@ -1003,7 +2224,7 @@
           <w:rPr>
             <w:rStyle w:val="Hyperlink"/>
           </w:rPr>
-          <w:t xml:space="preserve">Equation 3</w:t>
+          <w:t xml:space="preserve">Equation 2.3</w:t>
         </w:r>
       </w:hyperlink>
       <w:r>
@@ -1020,7 +2241,7 @@
           <w:rPr>
             <w:rStyle w:val="Hyperlink"/>
           </w:rPr>
-          <w:t xml:space="preserve">Equation 1</w:t>
+          <w:t xml:space="preserve">Equation 2.1</w:t>
         </w:r>
       </w:hyperlink>
       <w:r>
@@ -1080,7 +2301,7 @@
       <w:pPr>
         <w:pStyle w:val="BodyText"/>
       </w:pPr>
-      <w:bookmarkStart w:id="23" w:name="eq-rearranged-theta-new"/>
+      <w:bookmarkStart w:id="50" w:name="eq-rearranged-theta-new"/>
       <m:oMathPara>
         <m:oMathParaPr>
           <m:jc m:val="center"/>
@@ -1446,13 +2667,13 @@
             </m:dPr>
             <m:e>
               <m:r>
-                <m:t>4</m:t>
+                <m:t>2.4</m:t>
               </m:r>
             </m:e>
           </m:d>
         </m:oMath>
       </m:oMathPara>
-      <w:bookmarkEnd w:id="23"/>
+      <w:bookmarkEnd w:id="50"/>
     </w:p>
     <w:p>
       <w:pPr>
@@ -1466,7 +2687,7 @@
       <w:pPr>
         <w:pStyle w:val="BodyText"/>
       </w:pPr>
-      <w:bookmarkStart w:id="24" w:name="eq-fixed-weight"/>
+      <w:bookmarkStart w:id="51" w:name="eq-fixed-weight"/>
       <m:oMathPara>
         <m:oMathParaPr>
           <m:jc m:val="center"/>
@@ -1552,13 +2773,13 @@
             </m:dPr>
             <m:e>
               <m:r>
-                <m:t>5</m:t>
+                <m:t>2.5</m:t>
               </m:r>
             </m:e>
           </m:d>
         </m:oMath>
       </m:oMathPara>
-      <w:bookmarkEnd w:id="24"/>
+      <w:bookmarkEnd w:id="51"/>
     </w:p>
     <w:p>
       <w:pPr>
@@ -1575,7 +2796,7 @@
           <w:rPr>
             <w:rStyle w:val="Hyperlink"/>
           </w:rPr>
-          <w:t xml:space="preserve">Equation 5</w:t>
+          <w:t xml:space="preserve">Equation 2.5</w:t>
         </w:r>
       </w:hyperlink>
       <w:r>
@@ -1592,20 +2813,30 @@
           <w:rPr>
             <w:rStyle w:val="Hyperlink"/>
           </w:rPr>
-          <w:t xml:space="preserve">Equation 4</w:t>
+          <w:t xml:space="preserve">Equation 2.4</w:t>
         </w:r>
       </w:hyperlink>
       <w:r>
         <w:t xml:space="preserve">, we then get an equation for the contour threshold on the estimate-variance plane.</w:t>
       </w:r>
     </w:p>
-    <w:bookmarkStart w:id="28" w:name="example-plot"/>
-    <w:p>
-      <w:pPr>
-        <w:pStyle w:val="Heading5"/>
-      </w:pPr>
-      <w:r>
-        <w:t xml:space="preserve">Example plot</w:t>
+    <w:p>
+      <w:pPr>
+        <w:pStyle w:val="BodyText"/>
+      </w:pPr>
+      <w:hyperlink w:anchor="fig-fixed-single-example">
+        <w:r>
+          <w:rPr>
+            <w:rStyle w:val="Hyperlink"/>
+          </w:rPr>
+          <w:t xml:space="preserve">Figure 2.1</w:t>
+        </w:r>
+      </w:hyperlink>
+      <w:r>
+        <w:t xml:space="preserve"> </w:t>
+      </w:r>
+      <w:r>
+        <w:t xml:space="preserve">gives an example of the plot under a fixed-effects framework with a single new study.</w:t>
       </w:r>
     </w:p>
     <w:p>
@@ -1619,62 +2850,93 @@
         <w:t xml:space="preserve">[1] "Addition of new study will give a statistically significant (alpha = 0.05) pooled estimate"</w:t>
       </w:r>
     </w:p>
-    <w:p>
-      <w:pPr>
-        <w:pStyle w:val="FirstParagraph"/>
-      </w:pPr>
-      <w:r>
-        <w:drawing>
-          <wp:inline>
-            <wp:extent cx="5334000" cy="2133600"/>
-            <wp:effectExtent b="0" l="0" r="0" t="0"/>
-            <wp:docPr descr="" title="" id="26" name="Picture"/>
-            <a:graphic>
-              <a:graphicData uri="http://schemas.openxmlformats.org/drawingml/2006/picture">
-                <pic:pic>
-                  <pic:nvPicPr>
-                    <pic:cNvPr descr="Interpretation-tool_files/figure-docx/unnamed-chunk-2-1.png" id="27" name="Picture"/>
-                    <pic:cNvPicPr>
-                      <a:picLocks noChangeArrowheads="1" noChangeAspect="1"/>
-                    </pic:cNvPicPr>
-                  </pic:nvPicPr>
-                  <pic:blipFill>
-                    <a:blip r:embed="rId25"/>
-                    <a:stretch>
-                      <a:fillRect/>
-                    </a:stretch>
-                  </pic:blipFill>
-                  <pic:spPr bwMode="auto">
-                    <a:xfrm>
-                      <a:off x="0" y="0"/>
-                      <a:ext cx="5334000" cy="2133600"/>
-                    </a:xfrm>
-                    <a:prstGeom prst="rect">
-                      <a:avLst/>
-                    </a:prstGeom>
-                    <a:noFill/>
-                    <a:ln w="9525">
-                      <a:noFill/>
-                      <a:headEnd/>
-                      <a:tailEnd/>
-                    </a:ln>
-                  </pic:spPr>
-                </pic:pic>
-              </a:graphicData>
-            </a:graphic>
-          </wp:inline>
-        </w:drawing>
-      </w:r>
-    </w:p>
-    <w:bookmarkEnd w:id="28"/>
-    <w:bookmarkEnd w:id="29"/>
-    <w:bookmarkStart w:id="34" w:name="two-new-studies"/>
+    <w:tbl>
+      <w:tblPr>
+        <w:tblStyle w:val="Table"/>
+        <w:tblW w:type="pct" w:w="5000"/>
+        <w:tblLayout w:type="fixed"/>
+        <w:tblLook w:firstRow="0" w:lastRow="0" w:firstColumn="0" w:lastColumn="0" w:noHBand="0" w:noVBand="0" w:val="0000"/>
+      </w:tblPr>
+      <w:tblGrid>
+        <w:gridCol w:w="7920"/>
+      </w:tblGrid>
+      <w:tr>
+        <w:tc>
+          <w:tcPr/>
+          <w:bookmarkStart w:id="55" w:name="fig-fixed-single-example"/>
+          <w:p>
+            <w:pPr>
+              <w:pStyle w:val="Compact"/>
+              <w:jc w:val="center"/>
+            </w:pPr>
+            <w:r>
+              <w:drawing>
+                <wp:inline>
+                  <wp:extent cx="5334000" cy="2133600"/>
+                  <wp:effectExtent b="0" l="0" r="0" t="0"/>
+                  <wp:docPr descr="" title="" id="53" name="Picture"/>
+                  <a:graphic>
+                    <a:graphicData uri="http://schemas.openxmlformats.org/drawingml/2006/picture">
+                      <pic:pic>
+                        <pic:nvPicPr>
+                          <pic:cNvPr descr="Interpretation-tool_files/figure-docx/fig-fixed-single-example-1.png" id="54" name="Picture"/>
+                          <pic:cNvPicPr>
+                            <a:picLocks noChangeArrowheads="1" noChangeAspect="1"/>
+                          </pic:cNvPicPr>
+                        </pic:nvPicPr>
+                        <pic:blipFill>
+                          <a:blip r:embed="rId52"/>
+                          <a:stretch>
+                            <a:fillRect/>
+                          </a:stretch>
+                        </pic:blipFill>
+                        <pic:spPr bwMode="auto">
+                          <a:xfrm>
+                            <a:off x="0" y="0"/>
+                            <a:ext cx="5334000" cy="2133600"/>
+                          </a:xfrm>
+                          <a:prstGeom prst="rect">
+                            <a:avLst/>
+                          </a:prstGeom>
+                          <a:noFill/>
+                          <a:ln w="9525">
+                            <a:noFill/>
+                            <a:headEnd/>
+                            <a:tailEnd/>
+                          </a:ln>
+                        </pic:spPr>
+                      </pic:pic>
+                    </a:graphicData>
+                  </a:graphic>
+                </wp:inline>
+              </w:drawing>
+            </w:r>
+          </w:p>
+          <w:p>
+            <w:pPr>
+              <w:jc w:val="center"/>
+            </w:pPr>
+            <w:pPr>
+              <w:jc w:val="start"/>
+              <w:spacing w:before="200"/>
+              <w:pStyle w:val="ImageCaption"/>
+            </w:pPr>
+            <w:r>
+              <w:t xml:space="preserve">Figure 2.1: Example Langan plot under a fixed-effects framework with a single new study</w:t>
+            </w:r>
+          </w:p>
+          <w:bookmarkEnd w:id="55"/>
+        </w:tc>
+      </w:tr>
+    </w:tbl>
+    <w:bookmarkEnd w:id="56"/>
+    <w:bookmarkStart w:id="61" w:name="two-new-studies"/>
     <w:p>
       <w:pPr>
         <w:pStyle w:val="Heading4"/>
       </w:pPr>
       <w:r>
-        <w:t xml:space="preserve">Two new studies</w:t>
+        <w:t xml:space="preserve">2.1.1.2 Two new studies</w:t>
       </w:r>
     </w:p>
     <w:p>
@@ -1692,7 +2954,7 @@
           <w:rPr>
             <w:rStyle w:val="Hyperlink"/>
           </w:rPr>
-          <w:t xml:space="preserve">Equation 2</w:t>
+          <w:t xml:space="preserve">Equation 2.2</w:t>
         </w:r>
       </w:hyperlink>
       <w:r>
@@ -1709,7 +2971,7 @@
           <w:rPr>
             <w:rStyle w:val="Hyperlink"/>
           </w:rPr>
-          <w:t xml:space="preserve">Equation 3</w:t>
+          <w:t xml:space="preserve">Equation 2.3</w:t>
         </w:r>
       </w:hyperlink>
       <w:r>
@@ -1723,7 +2985,7 @@
       <w:pPr>
         <w:pStyle w:val="BodyText"/>
       </w:pPr>
-      <w:bookmarkStart w:id="30" w:name="eq-meta-theta-2studies"/>
+      <w:bookmarkStart w:id="57" w:name="eq-meta-theta-2studies"/>
       <m:oMathPara>
         <m:oMathParaPr>
           <m:jc m:val="center"/>
@@ -1995,19 +3257,19 @@
             </m:dPr>
             <m:e>
               <m:r>
-                <m:t>6</m:t>
+                <m:t>2.6</m:t>
               </m:r>
             </m:e>
           </m:d>
         </m:oMath>
       </m:oMathPara>
-      <w:bookmarkEnd w:id="30"/>
+      <w:bookmarkEnd w:id="57"/>
     </w:p>
     <w:p>
       <w:pPr>
         <w:pStyle w:val="FirstParagraph"/>
       </w:pPr>
-      <w:bookmarkStart w:id="31" w:name="eq-meta-variance-2studies"/>
+      <w:bookmarkStart w:id="58" w:name="eq-meta-variance-2studies"/>
       <m:oMathPara>
         <m:oMathParaPr>
           <m:jc m:val="center"/>
@@ -2155,13 +3417,13 @@
             </m:dPr>
             <m:e>
               <m:r>
-                <m:t>7</m:t>
+                <m:t>2.7</m:t>
               </m:r>
             </m:e>
           </m:d>
         </m:oMath>
       </m:oMathPara>
-      <w:bookmarkEnd w:id="31"/>
+      <w:bookmarkEnd w:id="58"/>
     </w:p>
     <w:p>
       <w:pPr>
@@ -2271,7 +3533,7 @@
       <w:pPr>
         <w:pStyle w:val="BodyText"/>
       </w:pPr>
-      <w:bookmarkStart w:id="32" w:name="eq-weight-2studies"/>
+      <w:bookmarkStart w:id="59" w:name="eq-weight-2studies"/>
       <m:oMathPara>
         <m:oMathParaPr>
           <m:jc m:val="center"/>
@@ -2356,19 +3618,19 @@
             </m:dPr>
             <m:e>
               <m:r>
-                <m:t>8</m:t>
+                <m:t>2.8</m:t>
               </m:r>
             </m:e>
           </m:d>
         </m:oMath>
       </m:oMathPara>
-      <w:bookmarkEnd w:id="32"/>
+      <w:bookmarkEnd w:id="59"/>
     </w:p>
     <w:p>
       <w:pPr>
         <w:pStyle w:val="FirstParagraph"/>
       </w:pPr>
-      <w:bookmarkStart w:id="33" w:name="eq-theta-2studies"/>
+      <w:bookmarkStart w:id="60" w:name="eq-theta-2studies"/>
       <m:oMathPara>
         <m:oMathParaPr>
           <m:jc m:val="center"/>
@@ -2549,13 +3811,13 @@
             </m:dPr>
             <m:e>
               <m:r>
-                <m:t>9</m:t>
+                <m:t>2.9</m:t>
               </m:r>
             </m:e>
           </m:d>
         </m:oMath>
       </m:oMathPara>
-      <w:bookmarkEnd w:id="33"/>
+      <w:bookmarkEnd w:id="60"/>
     </w:p>
     <w:p>
       <w:pPr>
@@ -2572,7 +3834,7 @@
           <w:rPr>
             <w:rStyle w:val="Hyperlink"/>
           </w:rPr>
-          <w:t xml:space="preserve">Equation 8</w:t>
+          <w:t xml:space="preserve">Equation 2.8</w:t>
         </w:r>
       </w:hyperlink>
       <w:r>
@@ -2589,7 +3851,7 @@
           <w:rPr>
             <w:rStyle w:val="Hyperlink"/>
           </w:rPr>
-          <w:t xml:space="preserve">Equation 9</w:t>
+          <w:t xml:space="preserve">Equation 2.9</w:t>
         </w:r>
       </w:hyperlink>
       <w:r>
@@ -2606,7 +3868,7 @@
           <w:rPr>
             <w:rStyle w:val="Hyperlink"/>
           </w:rPr>
-          <w:t xml:space="preserve">Equation 6</w:t>
+          <w:t xml:space="preserve">Equation 2.6</w:t>
         </w:r>
       </w:hyperlink>
       <w:r>
@@ -2623,7 +3885,7 @@
           <w:rPr>
             <w:rStyle w:val="Hyperlink"/>
           </w:rPr>
-          <w:t xml:space="preserve">Equation 7</w:t>
+          <w:t xml:space="preserve">Equation 2.7</w:t>
         </w:r>
       </w:hyperlink>
       <w:r>
@@ -3011,7 +4273,7 @@
           <w:rPr>
             <w:rStyle w:val="Hyperlink"/>
           </w:rPr>
-          <w:t xml:space="preserve">Equation 2</w:t>
+          <w:t xml:space="preserve">Equation 2.2</w:t>
         </w:r>
       </w:hyperlink>
       <w:r>
@@ -3028,7 +4290,7 @@
           <w:rPr>
             <w:rStyle w:val="Hyperlink"/>
           </w:rPr>
-          <w:t xml:space="preserve">Equation 3</w:t>
+          <w:t xml:space="preserve">Equation 2.3</w:t>
         </w:r>
       </w:hyperlink>
       <w:r>
@@ -3176,14 +4438,14 @@
         <w:t xml:space="preserve">.</w:t>
       </w:r>
     </w:p>
-    <w:bookmarkEnd w:id="34"/>
-    <w:bookmarkStart w:id="39" w:name="sec-multiple-new-studies-fixed"/>
+    <w:bookmarkEnd w:id="61"/>
+    <w:bookmarkStart w:id="66" w:name="sec-multiple-new-studies-fixed"/>
     <w:p>
       <w:pPr>
         <w:pStyle w:val="Heading4"/>
       </w:pPr>
       <w:r>
-        <w:t xml:space="preserve">Multiple new studies</w:t>
+        <w:t xml:space="preserve">2.1.1.3 Multiple new studies</w:t>
       </w:r>
     </w:p>
     <w:p>
@@ -3658,13 +4920,23 @@
         <w:t xml:space="preserve">.</w:t>
       </w:r>
     </w:p>
-    <w:bookmarkStart w:id="38" w:name="example-plot-1"/>
-    <w:p>
-      <w:pPr>
-        <w:pStyle w:val="Heading5"/>
-      </w:pPr>
-      <w:r>
-        <w:t xml:space="preserve">Example plot</w:t>
+    <w:p>
+      <w:pPr>
+        <w:pStyle w:val="BodyText"/>
+      </w:pPr>
+      <w:hyperlink w:anchor="fig-fixed-multiple-example">
+        <w:r>
+          <w:rPr>
+            <w:rStyle w:val="Hyperlink"/>
+          </w:rPr>
+          <w:t xml:space="preserve">Figure 2.2</w:t>
+        </w:r>
+      </w:hyperlink>
+      <w:r>
+        <w:t xml:space="preserve"> </w:t>
+      </w:r>
+      <w:r>
+        <w:t xml:space="preserve">gives an example of the plot under a fixed-effects framework with multiple new studies.</w:t>
       </w:r>
     </w:p>
     <w:p>
@@ -3678,63 +4950,94 @@
         <w:t xml:space="preserve">[1] "Addition of new studies will give a statistically significant (alpha = 5e-04) pooled estimate"</w:t>
       </w:r>
     </w:p>
-    <w:p>
-      <w:pPr>
-        <w:pStyle w:val="FirstParagraph"/>
-      </w:pPr>
-      <w:r>
-        <w:drawing>
-          <wp:inline>
-            <wp:extent cx="5334000" cy="2133600"/>
-            <wp:effectExtent b="0" l="0" r="0" t="0"/>
-            <wp:docPr descr="" title="" id="36" name="Picture"/>
-            <a:graphic>
-              <a:graphicData uri="http://schemas.openxmlformats.org/drawingml/2006/picture">
-                <pic:pic>
-                  <pic:nvPicPr>
-                    <pic:cNvPr descr="Interpretation-tool_files/figure-docx/unnamed-chunk-4-1.png" id="37" name="Picture"/>
-                    <pic:cNvPicPr>
-                      <a:picLocks noChangeArrowheads="1" noChangeAspect="1"/>
-                    </pic:cNvPicPr>
-                  </pic:nvPicPr>
-                  <pic:blipFill>
-                    <a:blip r:embed="rId35"/>
-                    <a:stretch>
-                      <a:fillRect/>
-                    </a:stretch>
-                  </pic:blipFill>
-                  <pic:spPr bwMode="auto">
-                    <a:xfrm>
-                      <a:off x="0" y="0"/>
-                      <a:ext cx="5334000" cy="2133600"/>
-                    </a:xfrm>
-                    <a:prstGeom prst="rect">
-                      <a:avLst/>
-                    </a:prstGeom>
-                    <a:noFill/>
-                    <a:ln w="9525">
-                      <a:noFill/>
-                      <a:headEnd/>
-                      <a:tailEnd/>
-                    </a:ln>
-                  </pic:spPr>
-                </pic:pic>
-              </a:graphicData>
-            </a:graphic>
-          </wp:inline>
-        </w:drawing>
-      </w:r>
-    </w:p>
-    <w:bookmarkEnd w:id="38"/>
-    <w:bookmarkEnd w:id="39"/>
-    <w:bookmarkEnd w:id="40"/>
-    <w:bookmarkStart w:id="47" w:name="specific-confidence-interval-bounds"/>
+    <w:tbl>
+      <w:tblPr>
+        <w:tblStyle w:val="Table"/>
+        <w:tblW w:type="pct" w:w="5000"/>
+        <w:tblLayout w:type="fixed"/>
+        <w:tblLook w:firstRow="0" w:lastRow="0" w:firstColumn="0" w:lastColumn="0" w:noHBand="0" w:noVBand="0" w:val="0000"/>
+      </w:tblPr>
+      <w:tblGrid>
+        <w:gridCol w:w="7920"/>
+      </w:tblGrid>
+      <w:tr>
+        <w:tc>
+          <w:tcPr/>
+          <w:bookmarkStart w:id="65" w:name="fig-fixed-multiple-example"/>
+          <w:p>
+            <w:pPr>
+              <w:pStyle w:val="Compact"/>
+              <w:jc w:val="center"/>
+            </w:pPr>
+            <w:r>
+              <w:drawing>
+                <wp:inline>
+                  <wp:extent cx="5334000" cy="2133600"/>
+                  <wp:effectExtent b="0" l="0" r="0" t="0"/>
+                  <wp:docPr descr="" title="" id="63" name="Picture"/>
+                  <a:graphic>
+                    <a:graphicData uri="http://schemas.openxmlformats.org/drawingml/2006/picture">
+                      <pic:pic>
+                        <pic:nvPicPr>
+                          <pic:cNvPr descr="Interpretation-tool_files/figure-docx/fig-fixed-multiple-example-1.png" id="64" name="Picture"/>
+                          <pic:cNvPicPr>
+                            <a:picLocks noChangeArrowheads="1" noChangeAspect="1"/>
+                          </pic:cNvPicPr>
+                        </pic:nvPicPr>
+                        <pic:blipFill>
+                          <a:blip r:embed="rId62"/>
+                          <a:stretch>
+                            <a:fillRect/>
+                          </a:stretch>
+                        </pic:blipFill>
+                        <pic:spPr bwMode="auto">
+                          <a:xfrm>
+                            <a:off x="0" y="0"/>
+                            <a:ext cx="5334000" cy="2133600"/>
+                          </a:xfrm>
+                          <a:prstGeom prst="rect">
+                            <a:avLst/>
+                          </a:prstGeom>
+                          <a:noFill/>
+                          <a:ln w="9525">
+                            <a:noFill/>
+                            <a:headEnd/>
+                            <a:tailEnd/>
+                          </a:ln>
+                        </pic:spPr>
+                      </pic:pic>
+                    </a:graphicData>
+                  </a:graphic>
+                </wp:inline>
+              </w:drawing>
+            </w:r>
+          </w:p>
+          <w:p>
+            <w:pPr>
+              <w:jc w:val="center"/>
+            </w:pPr>
+            <w:pPr>
+              <w:jc w:val="start"/>
+              <w:spacing w:before="200"/>
+              <w:pStyle w:val="ImageCaption"/>
+            </w:pPr>
+            <w:r>
+              <w:t xml:space="preserve">Figure 2.2: Example Langan plot under a fixed-effects framework with multiple new studies</w:t>
+            </w:r>
+          </w:p>
+          <w:bookmarkEnd w:id="65"/>
+        </w:tc>
+      </w:tr>
+    </w:tbl>
+    <w:bookmarkEnd w:id="66"/>
+    <w:bookmarkEnd w:id="67"/>
+    <w:bookmarkStart w:id="74" w:name="specific-confidence-interval-bounds"/>
     <w:p>
       <w:pPr>
         <w:pStyle w:val="Heading3"/>
       </w:pPr>
       <w:r>
-        <w:t xml:space="preserve">Specific confidence interval bounds</w:t>
+        <w:t xml:space="preserve">2.1.2 Specific confidence interval bounds</w:t>
       </w:r>
     </w:p>
     <w:p>
@@ -3777,7 +5080,7 @@
       <w:pPr>
         <w:pStyle w:val="BodyText"/>
       </w:pPr>
-      <w:bookmarkStart w:id="41" w:name="eq-lower-bound"/>
+      <w:bookmarkStart w:id="68" w:name="eq-lower-bound"/>
       <m:oMathPara>
         <m:oMathParaPr>
           <m:jc m:val="center"/>
@@ -3921,19 +5224,19 @@
             </m:dPr>
             <m:e>
               <m:r>
-                <m:t>10</m:t>
+                <m:t>2.10</m:t>
               </m:r>
             </m:e>
           </m:d>
         </m:oMath>
       </m:oMathPara>
-      <w:bookmarkEnd w:id="41"/>
+      <w:bookmarkEnd w:id="68"/>
     </w:p>
     <w:p>
       <w:pPr>
         <w:pStyle w:val="FirstParagraph"/>
       </w:pPr>
-      <w:bookmarkStart w:id="42" w:name="eq-upper-bound"/>
+      <w:bookmarkStart w:id="69" w:name="eq-upper-bound"/>
       <m:oMathPara>
         <m:oMathParaPr>
           <m:jc m:val="center"/>
@@ -4077,13 +5380,13 @@
             </m:dPr>
             <m:e>
               <m:r>
-                <m:t>11</m:t>
+                <m:t>2.11</m:t>
               </m:r>
             </m:e>
           </m:d>
         </m:oMath>
       </m:oMathPara>
-      <w:bookmarkEnd w:id="42"/>
+      <w:bookmarkEnd w:id="69"/>
     </w:p>
     <w:p>
       <w:pPr>
@@ -4178,7 +5481,7 @@
           <w:rPr>
             <w:rStyle w:val="Hyperlink"/>
           </w:rPr>
-          <w:t xml:space="preserve">Equation 2</w:t>
+          <w:t xml:space="preserve">Equation 2.2</w:t>
         </w:r>
       </w:hyperlink>
       <w:r>
@@ -4195,7 +5498,7 @@
           <w:rPr>
             <w:rStyle w:val="Hyperlink"/>
           </w:rPr>
-          <w:t xml:space="preserve">Equation 3</w:t>
+          <w:t xml:space="preserve">Equation 2.3</w:t>
         </w:r>
       </w:hyperlink>
       <w:r>
@@ -4212,7 +5515,7 @@
           <w:rPr>
             <w:rStyle w:val="Hyperlink"/>
           </w:rPr>
-          <w:t xml:space="preserve">Equation 10</w:t>
+          <w:t xml:space="preserve">Equation 2.10</w:t>
         </w:r>
       </w:hyperlink>
       <w:r>
@@ -4229,7 +5532,7 @@
           <w:rPr>
             <w:rStyle w:val="Hyperlink"/>
           </w:rPr>
-          <w:t xml:space="preserve">Equation 11</w:t>
+          <w:t xml:space="preserve">Equation 2.11</w:t>
         </w:r>
       </w:hyperlink>
       <w:r>
@@ -5021,13 +6324,23 @@
         <w:t xml:space="preserve">Whilst in the fixed-effects framework, the extensions to multiple new studies is the same here as for statistical significance.</w:t>
       </w:r>
     </w:p>
-    <w:bookmarkStart w:id="46" w:name="example-plot-2"/>
-    <w:p>
-      <w:pPr>
-        <w:pStyle w:val="Heading5"/>
-      </w:pPr>
-      <w:r>
-        <w:t xml:space="preserve">Example plot</w:t>
+    <w:p>
+      <w:pPr>
+        <w:pStyle w:val="BodyText"/>
+      </w:pPr>
+      <w:hyperlink w:anchor="fig-fixed-clinical-example">
+        <w:r>
+          <w:rPr>
+            <w:rStyle w:val="Hyperlink"/>
+          </w:rPr>
+          <w:t xml:space="preserve">Figure 2.3</w:t>
+        </w:r>
+      </w:hyperlink>
+      <w:r>
+        <w:t xml:space="preserve"> </w:t>
+      </w:r>
+      <w:r>
+        <w:t xml:space="preserve">gives an example of the plot under a fixed-effects framework but considering clinical significance.</w:t>
       </w:r>
     </w:p>
     <w:p>
@@ -5041,63 +6354,94 @@
         <w:t xml:space="preserve">[1] "Addition of new study will not give a 95% CI that is lower than 0.9"</w:t>
       </w:r>
     </w:p>
-    <w:p>
-      <w:pPr>
-        <w:pStyle w:val="FirstParagraph"/>
-      </w:pPr>
-      <w:r>
-        <w:drawing>
-          <wp:inline>
-            <wp:extent cx="5334000" cy="2133600"/>
-            <wp:effectExtent b="0" l="0" r="0" t="0"/>
-            <wp:docPr descr="" title="" id="44" name="Picture"/>
-            <a:graphic>
-              <a:graphicData uri="http://schemas.openxmlformats.org/drawingml/2006/picture">
-                <pic:pic>
-                  <pic:nvPicPr>
-                    <pic:cNvPr descr="Interpretation-tool_files/figure-docx/unnamed-chunk-6-1.png" id="45" name="Picture"/>
-                    <pic:cNvPicPr>
-                      <a:picLocks noChangeArrowheads="1" noChangeAspect="1"/>
-                    </pic:cNvPicPr>
-                  </pic:nvPicPr>
-                  <pic:blipFill>
-                    <a:blip r:embed="rId43"/>
-                    <a:stretch>
-                      <a:fillRect/>
-                    </a:stretch>
-                  </pic:blipFill>
-                  <pic:spPr bwMode="auto">
-                    <a:xfrm>
-                      <a:off x="0" y="0"/>
-                      <a:ext cx="5334000" cy="2133600"/>
-                    </a:xfrm>
-                    <a:prstGeom prst="rect">
-                      <a:avLst/>
-                    </a:prstGeom>
-                    <a:noFill/>
-                    <a:ln w="9525">
-                      <a:noFill/>
-                      <a:headEnd/>
-                      <a:tailEnd/>
-                    </a:ln>
-                  </pic:spPr>
-                </pic:pic>
-              </a:graphicData>
-            </a:graphic>
-          </wp:inline>
-        </w:drawing>
-      </w:r>
-    </w:p>
-    <w:bookmarkEnd w:id="46"/>
-    <w:bookmarkEnd w:id="47"/>
-    <w:bookmarkEnd w:id="48"/>
-    <w:bookmarkStart w:id="76" w:name="random-effects"/>
+    <w:tbl>
+      <w:tblPr>
+        <w:tblStyle w:val="Table"/>
+        <w:tblW w:type="pct" w:w="5000"/>
+        <w:tblLayout w:type="fixed"/>
+        <w:tblLook w:firstRow="0" w:lastRow="0" w:firstColumn="0" w:lastColumn="0" w:noHBand="0" w:noVBand="0" w:val="0000"/>
+      </w:tblPr>
+      <w:tblGrid>
+        <w:gridCol w:w="7920"/>
+      </w:tblGrid>
+      <w:tr>
+        <w:tc>
+          <w:tcPr/>
+          <w:bookmarkStart w:id="73" w:name="fig-fixed-clinical-example"/>
+          <w:p>
+            <w:pPr>
+              <w:pStyle w:val="Compact"/>
+              <w:jc w:val="center"/>
+            </w:pPr>
+            <w:r>
+              <w:drawing>
+                <wp:inline>
+                  <wp:extent cx="5334000" cy="2133600"/>
+                  <wp:effectExtent b="0" l="0" r="0" t="0"/>
+                  <wp:docPr descr="" title="" id="71" name="Picture"/>
+                  <a:graphic>
+                    <a:graphicData uri="http://schemas.openxmlformats.org/drawingml/2006/picture">
+                      <pic:pic>
+                        <pic:nvPicPr>
+                          <pic:cNvPr descr="Interpretation-tool_files/figure-docx/fig-fixed-clinical-example-1.png" id="72" name="Picture"/>
+                          <pic:cNvPicPr>
+                            <a:picLocks noChangeArrowheads="1" noChangeAspect="1"/>
+                          </pic:cNvPicPr>
+                        </pic:nvPicPr>
+                        <pic:blipFill>
+                          <a:blip r:embed="rId70"/>
+                          <a:stretch>
+                            <a:fillRect/>
+                          </a:stretch>
+                        </pic:blipFill>
+                        <pic:spPr bwMode="auto">
+                          <a:xfrm>
+                            <a:off x="0" y="0"/>
+                            <a:ext cx="5334000" cy="2133600"/>
+                          </a:xfrm>
+                          <a:prstGeom prst="rect">
+                            <a:avLst/>
+                          </a:prstGeom>
+                          <a:noFill/>
+                          <a:ln w="9525">
+                            <a:noFill/>
+                            <a:headEnd/>
+                            <a:tailEnd/>
+                          </a:ln>
+                        </pic:spPr>
+                      </pic:pic>
+                    </a:graphicData>
+                  </a:graphic>
+                </wp:inline>
+              </w:drawing>
+            </w:r>
+          </w:p>
+          <w:p>
+            <w:pPr>
+              <w:jc w:val="center"/>
+            </w:pPr>
+            <w:pPr>
+              <w:jc w:val="start"/>
+              <w:spacing w:before="200"/>
+              <w:pStyle w:val="ImageCaption"/>
+            </w:pPr>
+            <w:r>
+              <w:t xml:space="preserve">Figure 2.3: Example Langan plot under a fixed-effects framework with a new study considering a clinical significance of risk ratio 0.9 or less</w:t>
+            </w:r>
+          </w:p>
+          <w:bookmarkEnd w:id="73"/>
+        </w:tc>
+      </w:tr>
+    </w:tbl>
+    <w:bookmarkEnd w:id="74"/>
+    <w:bookmarkEnd w:id="75"/>
+    <w:bookmarkStart w:id="100" w:name="sec-random-effects"/>
     <w:p>
       <w:pPr>
         <w:pStyle w:val="Heading2"/>
       </w:pPr>
       <w:r>
-        <w:t xml:space="preserve">Random-effects</w:t>
+        <w:t xml:space="preserve">2.2 Random-effects</w:t>
       </w:r>
     </w:p>
     <w:p>
@@ -5183,7 +6527,7 @@
       <w:pPr>
         <w:pStyle w:val="BodyText"/>
       </w:pPr>
-      <w:bookmarkStart w:id="49" w:name="eq-random-weight"/>
+      <w:bookmarkStart w:id="76" w:name="eq-random-weight"/>
       <m:oMathPara>
         <m:oMathParaPr>
           <m:jc m:val="center"/>
@@ -5298,13 +6642,13 @@
             </m:dPr>
             <m:e>
               <m:r>
-                <m:t>12</m:t>
+                <m:t>2.12</m:t>
               </m:r>
             </m:e>
           </m:d>
         </m:oMath>
       </m:oMathPara>
-      <w:bookmarkEnd w:id="49"/>
+      <w:bookmarkEnd w:id="76"/>
     </w:p>
     <w:p>
       <w:pPr>
@@ -5352,7 +6696,7 @@
           <w:rPr>
             <w:rStyle w:val="Hyperlink"/>
           </w:rPr>
-          <w:t xml:space="preserve">Equation 4</w:t>
+          <w:t xml:space="preserve">Equation 2.4</w:t>
         </w:r>
       </w:hyperlink>
       <w:r>
@@ -5637,7 +6981,7 @@
           <w:rPr>
             <w:rStyle w:val="Hyperlink"/>
           </w:rPr>
-          <w:t xml:space="preserve">Equation 2</w:t>
+          <w:t xml:space="preserve">Equation 2.2</w:t>
         </w:r>
       </w:hyperlink>
       <w:r>
@@ -5654,7 +6998,7 @@
           <w:rPr>
             <w:rStyle w:val="Hyperlink"/>
           </w:rPr>
-          <w:t xml:space="preserve">Equation 3</w:t>
+          <w:t xml:space="preserve">Equation 2.3</w:t>
         </w:r>
       </w:hyperlink>
       <w:r>
@@ -5668,20 +7012,30 @@
           <w:rPr>
             <w:rStyle w:val="Hyperlink"/>
           </w:rPr>
-          <w:t xml:space="preserve">Equation 12</w:t>
+          <w:t xml:space="preserve">Equation 2.12</w:t>
         </w:r>
       </w:hyperlink>
       <w:r>
         <w:t xml:space="preserve">, and noted whether or not the threshold was crossed (i.e. whether 95% CI was one side of null effect). The result at each pixel is coloured according to whether the threshold was met. This easily extends to the clinical bound thresholds as well as the statistical significance.</w:t>
       </w:r>
     </w:p>
-    <w:bookmarkStart w:id="53" w:name="example-plot-3"/>
-    <w:p>
-      <w:pPr>
-        <w:pStyle w:val="Heading5"/>
-      </w:pPr>
-      <w:r>
-        <w:t xml:space="preserve">Example plot</w:t>
+    <w:p>
+      <w:pPr>
+        <w:pStyle w:val="BodyText"/>
+      </w:pPr>
+      <w:hyperlink w:anchor="fig-random-single-example">
+        <w:r>
+          <w:rPr>
+            <w:rStyle w:val="Hyperlink"/>
+          </w:rPr>
+          <w:t xml:space="preserve">Figure 2.4</w:t>
+        </w:r>
+      </w:hyperlink>
+      <w:r>
+        <w:t xml:space="preserve"> </w:t>
+      </w:r>
+      <w:r>
+        <w:t xml:space="preserve">is an example of the plot under a random-effects framework with a single new study.</w:t>
       </w:r>
     </w:p>
     <w:p>
@@ -5695,257 +7049,42 @@
         <w:t xml:space="preserve">[1] "Addition of new study will give a statistically significant (alpha = 0.1) pooled estimate"</w:t>
       </w:r>
     </w:p>
-    <w:p>
-      <w:pPr>
-        <w:pStyle w:val="FirstParagraph"/>
-      </w:pPr>
-      <w:r>
-        <w:drawing>
-          <wp:inline>
-            <wp:extent cx="5334000" cy="2133600"/>
-            <wp:effectExtent b="0" l="0" r="0" t="0"/>
-            <wp:docPr descr="" title="" id="51" name="Picture"/>
-            <a:graphic>
-              <a:graphicData uri="http://schemas.openxmlformats.org/drawingml/2006/picture">
-                <pic:pic>
-                  <pic:nvPicPr>
-                    <pic:cNvPr descr="Interpretation-tool_files/figure-docx/unnamed-chunk-8-1.png" id="52" name="Picture"/>
-                    <pic:cNvPicPr>
-                      <a:picLocks noChangeArrowheads="1" noChangeAspect="1"/>
-                    </pic:cNvPicPr>
-                  </pic:nvPicPr>
-                  <pic:blipFill>
-                    <a:blip r:embed="rId50"/>
-                    <a:stretch>
-                      <a:fillRect/>
-                    </a:stretch>
-                  </pic:blipFill>
-                  <pic:spPr bwMode="auto">
-                    <a:xfrm>
-                      <a:off x="0" y="0"/>
-                      <a:ext cx="5334000" cy="2133600"/>
-                    </a:xfrm>
-                    <a:prstGeom prst="rect">
-                      <a:avLst/>
-                    </a:prstGeom>
-                    <a:noFill/>
-                    <a:ln w="9525">
-                      <a:noFill/>
-                      <a:headEnd/>
-                      <a:tailEnd/>
-                    </a:ln>
-                  </pic:spPr>
-                </pic:pic>
-              </a:graphicData>
-            </a:graphic>
-          </wp:inline>
-        </w:drawing>
-      </w:r>
-    </w:p>
-    <w:bookmarkEnd w:id="53"/>
-    <w:bookmarkStart w:id="75" w:name="multiple-new-studies-1"/>
-    <w:p>
-      <w:pPr>
-        <w:pStyle w:val="Heading3"/>
-      </w:pPr>
-      <w:r>
-        <w:t xml:space="preserve">Multiple new studies</w:t>
-      </w:r>
-    </w:p>
-    <w:p>
-      <w:pPr>
-        <w:pStyle w:val="FirstParagraph"/>
-      </w:pPr>
-      <w:r>
-        <w:t xml:space="preserve">Under the random-effects model, we have to take the estimate-variance plane</w:t>
-      </w:r>
-      <w:r>
-        <w:t xml:space="preserve"> </w:t>
-      </w:r>
-      <w:r>
-        <w:t xml:space="preserve">‘pixel-by-pixel’</w:t>
-      </w:r>
-      <w:r>
-        <w:t xml:space="preserve">. When there was one new study, this was simple as the pixel had one set of possible values</w:t>
-      </w:r>
-      <w:r>
-        <w:t xml:space="preserve"> </w:t>
-      </w:r>
-      <w:r>
-        <w:t xml:space="preserve">‘attached’</w:t>
-      </w:r>
-      <w:r>
-        <w:t xml:space="preserve"> </w:t>
-      </w:r>
-      <w:r>
-        <w:t xml:space="preserve">to it that were easily obtained. When considering multiple new studies, the idea of using the</w:t>
-      </w:r>
-      <w:r>
-        <w:t xml:space="preserve"> </w:t>
-      </w:r>
-      <w:r>
-        <w:t xml:space="preserve">‘average’</w:t>
-      </w:r>
-      <w:r>
-        <w:t xml:space="preserve"> </w:t>
-      </w:r>
-      <w:r>
-        <w:t xml:space="preserve">(using random-effects weightings) of the new studies (as was done for fixed-effects) doesn’t work for multiple reasons. Firstly, for each pixel, it is not possible to know what new studies created the</w:t>
-      </w:r>
-      <w:r>
-        <w:t xml:space="preserve"> </w:t>
-      </w:r>
-      <w:r>
-        <w:t xml:space="preserve">‘average’</w:t>
-      </w:r>
-      <w:r>
-        <w:t xml:space="preserve"> </w:t>
-      </w:r>
-      <w:r>
-        <w:t xml:space="preserve">represented by the respective point. Without knowing the new studies, the between-study heterogeneity can’t be estimated. Secondly, different combinations of new studies could lead to the same</w:t>
-      </w:r>
-      <w:r>
-        <w:t xml:space="preserve"> </w:t>
-      </w:r>
-      <w:r>
-        <w:t xml:space="preserve">‘average’</w:t>
-      </w:r>
-      <w:r>
-        <w:t xml:space="preserve"> </w:t>
-      </w:r>
-      <w:r>
-        <w:t xml:space="preserve">effect size and standard error. It therefore follows that as there is no unique combination, there could be multiple different estimates of the between-study heterogeneity represented by a single pixel. To move forward, a compromise or assumption has to be made.</w:t>
-      </w:r>
-    </w:p>
-    <w:p>
-      <w:pPr>
-        <w:pStyle w:val="BodyText"/>
-      </w:pPr>
-      <w:r>
-        <w:t xml:space="preserve">One idea is to assume a constant between-study heterogeneity across all pixels in the plane. If this idea was to be carried out, then the optimal choice for the common between-study heterogeneity across all pixels would be the updated meta-analysis,</w:t>
-      </w:r>
-      <w:r>
-        <w:t xml:space="preserve"> </w:t>
-      </w:r>
-      <m:oMath>
-        <m:sSubSup>
-          <m:e>
-            <m:r>
-              <m:t>τ</m:t>
-            </m:r>
-          </m:e>
-          <m:sub>
-            <m:r>
-              <m:t>n</m:t>
-            </m:r>
-            <m:r>
-              <m:t>e</m:t>
-            </m:r>
-            <m:r>
-              <m:t>w</m:t>
-            </m:r>
-          </m:sub>
-          <m:sup>
-            <m:r>
-              <m:t>2</m:t>
-            </m:r>
-          </m:sup>
-        </m:sSubSup>
-      </m:oMath>
-      <w:r>
-        <w:t xml:space="preserve">. Whilst the new studies</w:t>
-      </w:r>
-      <w:r>
-        <w:t xml:space="preserve"> </w:t>
-      </w:r>
-      <w:r>
-        <w:t xml:space="preserve">‘average’</w:t>
-      </w:r>
-      <w:r>
-        <w:t xml:space="preserve"> </w:t>
-      </w:r>
-      <w:r>
-        <w:t xml:space="preserve">would at least sit in the correct section of the plot, this becomes a very strong assumption as you get to more</w:t>
-      </w:r>
-      <w:r>
-        <w:t xml:space="preserve"> </w:t>
-      </w:r>
-      <w:r>
-        <w:t xml:space="preserve">‘extreme’</w:t>
-      </w:r>
-      <w:r>
-        <w:t xml:space="preserve"> </w:t>
-      </w:r>
-      <w:r>
-        <w:t xml:space="preserve">pixels/values. This has a consequence on the contours created, as the further extreme you go in the plot, the between-study heterogeneity is likely being underestimated, and therefore being coloured</w:t>
-      </w:r>
-      <w:r>
-        <w:t xml:space="preserve"> </w:t>
-      </w:r>
-      <w:r>
-        <w:t xml:space="preserve">‘incorrectly’</w:t>
-      </w:r>
-      <w:r>
-        <w:t xml:space="preserve"> </w:t>
-      </w:r>
-      <w:r>
-        <w:t xml:space="preserve">as leading to significance, whereas such cases would be unlikely.</w:t>
-      </w:r>
-    </w:p>
     <w:tbl>
       <w:tblPr>
         <w:tblStyle w:val="Table"/>
+        <w:tblW w:type="pct" w:w="5000"/>
+        <w:tblLayout w:type="fixed"/>
         <w:tblLook w:firstRow="0" w:lastRow="0" w:firstColumn="0" w:lastColumn="0" w:noHBand="0" w:noVBand="0" w:val="0000"/>
-        <w:tblBorders>
-          <w:left w:val="single" w:sz="24" w:space="0" w:color="CC1914"/>
-          <w:right w:val="single" w:sz="4" w:space="0" w:color="CC1914"/>
-          <w:top w:val="single" w:sz="4" w:space="0" w:color="CC1914"/>
-          <w:bottom w:val="single" w:sz="4" w:space="0" w:color="CC1914"/>
-        </w:tblBorders>
-        <w:tblCellMar>
-          <w:left w:w="144" w:type="dxa"/>
-          <w:right w:w="144" w:type="dxa"/>
-        </w:tblCellMar>
-        <w:tblInd w:w="164" w:type="dxa"/>
-        <w:tblW w:type="pct" w:w="100%"/>
       </w:tblPr>
+      <w:tblGrid>
+        <w:gridCol w:w="7920"/>
+      </w:tblGrid>
       <w:tr>
-        <w:trPr>
-          <w:cantSplit/>
-        </w:trPr>
         <w:tc>
-          <w:tcPr>
-            <w:shd w:color="auto" w:fill="f7dddc" w:val="clear"/>
-            <w:tcMar>
-              <w:top w:w="92" w:type="dxa"/>
-              <w:bottom w:w="92" w:type="dxa"/>
-            </w:tcMar>
-          </w:tcPr>
+          <w:tcPr/>
+          <w:bookmarkStart w:id="80" w:name="fig-random-single-example"/>
           <w:p>
             <w:pPr>
-              <w:pStyle w:val="BodyText"/>
-            </w:pPr>
-            <w:pPr>
-              <w:spacing w:before="0" w:after="0"/>
-              <w:textAlignment w:val="center"/>
+              <w:pStyle w:val="Compact"/>
+              <w:jc w:val="center"/>
             </w:pPr>
             <w:r>
               <w:drawing>
                 <wp:inline>
-                  <wp:extent cx="152400" cy="152400"/>
+                  <wp:extent cx="5334000" cy="2133600"/>
                   <wp:effectExtent b="0" l="0" r="0" t="0"/>
-                  <wp:docPr descr="" title="" id="55" name="Picture"/>
+                  <wp:docPr descr="" title="" id="78" name="Picture"/>
                   <a:graphic>
                     <a:graphicData uri="http://schemas.openxmlformats.org/drawingml/2006/picture">
                       <pic:pic>
                         <pic:nvPicPr>
-                          <pic:cNvPr descr="C:\Users\crn4\AppData\Local\Apps\Quarto\share\formats\docx\important.png" id="56" name="Picture"/>
+                          <pic:cNvPr descr="Interpretation-tool_files/figure-docx/fig-random-single-example-1.png" id="79" name="Picture"/>
                           <pic:cNvPicPr>
                             <a:picLocks noChangeArrowheads="1" noChangeAspect="1"/>
                           </pic:cNvPicPr>
                         </pic:nvPicPr>
                         <pic:blipFill>
-                          <a:blip r:embed="rId54"/>
+                          <a:blip r:embed="rId77"/>
                           <a:stretch>
                             <a:fillRect/>
                           </a:stretch>
@@ -5953,7 +7092,7 @@
                         <pic:spPr bwMode="auto">
                           <a:xfrm>
                             <a:off x="0" y="0"/>
-                            <a:ext cx="152400" cy="152400"/>
+                            <a:ext cx="5334000" cy="2133600"/>
                           </a:xfrm>
                           <a:prstGeom prst="rect">
                             <a:avLst/>
@@ -5971,66 +7110,173 @@
                 </wp:inline>
               </w:drawing>
             </w:r>
+          </w:p>
+          <w:p>
+            <w:pPr>
+              <w:jc w:val="center"/>
+            </w:pPr>
+            <w:pPr>
+              <w:jc w:val="start"/>
+              <w:spacing w:before="200"/>
+              <w:pStyle w:val="ImageCaption"/>
+            </w:pPr>
             <w:r>
-              <w:t xml:space="preserve"> </w:t>
-            </w:r>
-            <w:r>
-              <w:t xml:space="preserve"> </w:t>
-            </w:r>
-            <w:r>
-              <w:t xml:space="preserve">Plot addition</w:t>
+              <w:t xml:space="preserve">Figure 2.4: Example Langan plot under a random-effects framework with a single new study</w:t>
             </w:r>
           </w:p>
-        </w:tc>
-      </w:tr>
-      <w:tr>
-        <w:trPr>
-          <w:cantSplit/>
-        </w:trPr>
-        <w:tc>
-          <w:tcPr>
-            <w:tcMar>
-              <w:top w:w="108" w:type="dxa"/>
-              <w:bottom w:w="108" w:type="dxa"/>
-            </w:tcMar>
-          </w:tcPr>
-          <w:p>
-            <w:pPr>
-              <w:pStyle w:val="BodyText"/>
-            </w:pPr>
-            <w:pPr>
-              <w:spacing w:before="16" w:after="16"/>
-            </w:pPr>
-            <w:r>
-              <w:t xml:space="preserve">To ensure that viewers are appropriately aware of the assumption, the plot needs to have a summary somewhere of how</w:t>
-            </w:r>
-            <w:r>
-              <w:t xml:space="preserve"> </w:t>
-            </w:r>
-            <m:oMath>
-              <m:sSup>
-                <m:e>
-                  <m:r>
-                    <m:t>τ</m:t>
-                  </m:r>
-                </m:e>
-                <m:sup>
-                  <m:r>
-                    <m:t>2</m:t>
-                  </m:r>
-                </m:sup>
-              </m:sSup>
-            </m:oMath>
-            <w:r>
-              <w:t xml:space="preserve"> </w:t>
-            </w:r>
-            <w:r>
-              <w:t xml:space="preserve">has changed due to the inclusion of the new studies (and if possible, it’s uncertainty).</w:t>
-            </w:r>
-          </w:p>
+          <w:bookmarkEnd w:id="80"/>
         </w:tc>
       </w:tr>
     </w:tbl>
+    <w:bookmarkStart w:id="99" w:name="sec-multiple-new-studies-random"/>
+    <w:p>
+      <w:pPr>
+        <w:pStyle w:val="Heading3"/>
+      </w:pPr>
+      <w:r>
+        <w:t xml:space="preserve">2.2.1 Multiple new studies</w:t>
+      </w:r>
+    </w:p>
+    <w:p>
+      <w:pPr>
+        <w:pStyle w:val="FirstParagraph"/>
+      </w:pPr>
+      <w:r>
+        <w:t xml:space="preserve">Under the random-effects model, we have to take the estimate-variance plane</w:t>
+      </w:r>
+      <w:r>
+        <w:t xml:space="preserve"> </w:t>
+      </w:r>
+      <w:r>
+        <w:t xml:space="preserve">‘pixel-by-pixel’</w:t>
+      </w:r>
+      <w:r>
+        <w:t xml:space="preserve">. When there was one new study, this was simple as the pixel had one set of possible values</w:t>
+      </w:r>
+      <w:r>
+        <w:t xml:space="preserve"> </w:t>
+      </w:r>
+      <w:r>
+        <w:t xml:space="preserve">‘attached’</w:t>
+      </w:r>
+      <w:r>
+        <w:t xml:space="preserve"> </w:t>
+      </w:r>
+      <w:r>
+        <w:t xml:space="preserve">to it that were easily obtained. When considering multiple new studies, the idea of using the</w:t>
+      </w:r>
+      <w:r>
+        <w:t xml:space="preserve"> </w:t>
+      </w:r>
+      <w:r>
+        <w:t xml:space="preserve">‘average’</w:t>
+      </w:r>
+      <w:r>
+        <w:t xml:space="preserve"> </w:t>
+      </w:r>
+      <w:r>
+        <w:t xml:space="preserve">(using random-effects weightings) of the new studies (as was done for fixed-effects) doesn’t work for multiple reasons. Firstly, for each pixel, it is not possible to know what new studies created the</w:t>
+      </w:r>
+      <w:r>
+        <w:t xml:space="preserve"> </w:t>
+      </w:r>
+      <w:r>
+        <w:t xml:space="preserve">‘average’</w:t>
+      </w:r>
+      <w:r>
+        <w:t xml:space="preserve"> </w:t>
+      </w:r>
+      <w:r>
+        <w:t xml:space="preserve">represented by the respective point. Without knowing the new studies, the between-study heterogeneity can’t be estimated. Secondly, different combinations of new studies could lead to the same</w:t>
+      </w:r>
+      <w:r>
+        <w:t xml:space="preserve"> </w:t>
+      </w:r>
+      <w:r>
+        <w:t xml:space="preserve">‘average’</w:t>
+      </w:r>
+      <w:r>
+        <w:t xml:space="preserve"> </w:t>
+      </w:r>
+      <w:r>
+        <w:t xml:space="preserve">effect size and standard error. It therefore follows that as there is no unique combination, there could be multiple different estimates of the between-study heterogeneity represented by a single pixel. To move forward, a compromise or assumption has to be made.</w:t>
+      </w:r>
+    </w:p>
+    <w:p>
+      <w:pPr>
+        <w:pStyle w:val="BodyText"/>
+      </w:pPr>
+      <w:r>
+        <w:t xml:space="preserve">One idea is to assume a constant between-study heterogeneity across all pixels in the plane. If this idea was to be carried out, then the optimal choice for the common between-study heterogeneity across all pixels would be the updated meta-analysis,</w:t>
+      </w:r>
+      <w:r>
+        <w:t xml:space="preserve"> </w:t>
+      </w:r>
+      <m:oMath>
+        <m:sSubSup>
+          <m:e>
+            <m:r>
+              <m:t>τ</m:t>
+            </m:r>
+          </m:e>
+          <m:sub>
+            <m:r>
+              <m:t>n</m:t>
+            </m:r>
+            <m:r>
+              <m:t>e</m:t>
+            </m:r>
+            <m:r>
+              <m:t>w</m:t>
+            </m:r>
+          </m:sub>
+          <m:sup>
+            <m:r>
+              <m:t>2</m:t>
+            </m:r>
+          </m:sup>
+        </m:sSubSup>
+      </m:oMath>
+      <w:r>
+        <w:t xml:space="preserve">. Whilst the new studies</w:t>
+      </w:r>
+      <w:r>
+        <w:t xml:space="preserve"> </w:t>
+      </w:r>
+      <w:r>
+        <w:t xml:space="preserve">‘average’</w:t>
+      </w:r>
+      <w:r>
+        <w:t xml:space="preserve"> </w:t>
+      </w:r>
+      <w:r>
+        <w:t xml:space="preserve">would at least sit in the correct section of the plot, this becomes a very strong assumption as you get to more</w:t>
+      </w:r>
+      <w:r>
+        <w:t xml:space="preserve"> </w:t>
+      </w:r>
+      <w:r>
+        <w:t xml:space="preserve">‘extreme’</w:t>
+      </w:r>
+      <w:r>
+        <w:t xml:space="preserve"> </w:t>
+      </w:r>
+      <w:r>
+        <w:t xml:space="preserve">pixels/values. This has a consequence on the contours created, as the further extreme you go in the plot, the between-study heterogeneity is likely being underestimated, and therefore being coloured</w:t>
+      </w:r>
+      <w:r>
+        <w:t xml:space="preserve"> </w:t>
+      </w:r>
+      <w:r>
+        <w:t xml:space="preserve">‘incorrectly’</w:t>
+      </w:r>
+      <w:r>
+        <w:t xml:space="preserve"> </w:t>
+      </w:r>
+      <w:r>
+        <w:t xml:space="preserve">as leading to significance, whereas such cases would be unlikely.</w:t>
+      </w:r>
+    </w:p>
     <w:p>
       <w:pPr>
         <w:pStyle w:val="BodyText"/>
@@ -7650,7 +8896,7 @@
       <w:pPr>
         <w:pStyle w:val="BodyText"/>
       </w:pPr>
-      <w:bookmarkStart w:id="57" w:name="eq-average-new-random"/>
+      <w:bookmarkStart w:id="81" w:name="eq-average-new-random"/>
       <m:oMathPara>
         <m:oMathParaPr>
           <m:jc m:val="center"/>
@@ -7956,19 +9202,19 @@
             </m:dPr>
             <m:e>
               <m:r>
-                <m:t>13</m:t>
+                <m:t>2.13</m:t>
               </m:r>
             </m:e>
           </m:d>
         </m:oMath>
       </m:oMathPara>
-      <w:bookmarkEnd w:id="57"/>
+      <w:bookmarkEnd w:id="81"/>
     </w:p>
     <w:p>
       <w:pPr>
         <w:pStyle w:val="FirstParagraph"/>
       </w:pPr>
-      <w:bookmarkStart w:id="58" w:name="eq-average-new-var-random"/>
+      <w:bookmarkStart w:id="82" w:name="eq-average-new-var-random"/>
       <m:oMathPara>
         <m:oMathParaPr>
           <m:jc m:val="center"/>
@@ -8163,13 +9409,13 @@
             </m:dPr>
             <m:e>
               <m:r>
-                <m:t>14</m:t>
+                <m:t>2.14</m:t>
               </m:r>
             </m:e>
           </m:d>
         </m:oMath>
       </m:oMathPara>
-      <w:bookmarkEnd w:id="58"/>
+      <w:bookmarkEnd w:id="82"/>
     </w:p>
     <w:p>
       <w:pPr>
@@ -8218,7 +9464,7 @@
       <w:pPr>
         <w:pStyle w:val="BodyText"/>
       </w:pPr>
-      <w:bookmarkStart w:id="59" w:name="eq-pooled-est-random-new"/>
+      <w:bookmarkStart w:id="83" w:name="eq-pooled-est-random-new"/>
       <m:oMathPara>
         <m:oMathParaPr>
           <m:jc m:val="center"/>
@@ -8617,19 +9863,19 @@
             </m:dPr>
             <m:e>
               <m:r>
-                <m:t>15</m:t>
+                <m:t>2.15</m:t>
               </m:r>
             </m:e>
           </m:d>
         </m:oMath>
       </m:oMathPara>
-      <w:bookmarkEnd w:id="59"/>
+      <w:bookmarkEnd w:id="83"/>
     </w:p>
     <w:p>
       <w:pPr>
         <w:pStyle w:val="FirstParagraph"/>
       </w:pPr>
-      <w:bookmarkStart w:id="60" w:name="eq-pooled-se-random-new"/>
+      <w:bookmarkStart w:id="84" w:name="eq-pooled-se-random-new"/>
       <m:oMathPara>
         <m:oMathParaPr>
           <m:jc m:val="center"/>
@@ -8850,13 +10096,13 @@
             </m:dPr>
             <m:e>
               <m:r>
-                <m:t>16</m:t>
+                <m:t>2.16</m:t>
               </m:r>
             </m:e>
           </m:d>
         </m:oMath>
       </m:oMathPara>
-      <w:bookmarkEnd w:id="60"/>
+      <w:bookmarkEnd w:id="84"/>
     </w:p>
     <w:p>
       <w:pPr>
@@ -10005,7 +11251,7 @@
       <w:pPr>
         <w:pStyle w:val="BodyText"/>
       </w:pPr>
-      <w:bookmarkStart w:id="61" w:name="eq-tau2-estimate"/>
+      <w:bookmarkStart w:id="85" w:name="eq-tau2-estimate"/>
       <m:oMathPara>
         <m:oMathParaPr>
           <m:jc m:val="center"/>
@@ -10337,13 +11583,13 @@
             </m:dPr>
             <m:e>
               <m:r>
-                <m:t>17</m:t>
+                <m:t>2.17</m:t>
               </m:r>
             </m:e>
           </m:d>
         </m:oMath>
       </m:oMathPara>
-      <w:bookmarkEnd w:id="61"/>
+      <w:bookmarkEnd w:id="85"/>
     </w:p>
     <w:p>
       <w:pPr>
@@ -10382,7 +11628,7 @@
           <w:rPr>
             <w:rStyle w:val="Hyperlink"/>
           </w:rPr>
-          <w:t xml:space="preserve">Equation 17</w:t>
+          <w:t xml:space="preserve">Equation 2.17</w:t>
         </w:r>
       </w:hyperlink>
       <w:r>
@@ -10487,7 +11733,7 @@
           <w:rPr>
             <w:rStyle w:val="Hyperlink"/>
           </w:rPr>
-          <w:t xml:space="preserve">Equation 17</w:t>
+          <w:t xml:space="preserve">Equation 2.17</w:t>
         </w:r>
       </w:hyperlink>
       <w:r>
@@ -10544,7 +11790,7 @@
       <w:pPr>
         <w:pStyle w:val="BodyText"/>
       </w:pPr>
-      <w:bookmarkStart w:id="62" w:name="eq-tau2-estimate-adj"/>
+      <w:bookmarkStart w:id="86" w:name="eq-tau2-estimate-adj"/>
       <m:oMathPara>
         <m:oMathParaPr>
           <m:jc m:val="center"/>
@@ -11139,13 +12385,13 @@
             </m:dPr>
             <m:e>
               <m:r>
-                <m:t>18</m:t>
+                <m:t>2.18</m:t>
               </m:r>
             </m:e>
           </m:d>
         </m:oMath>
       </m:oMathPara>
-      <w:bookmarkEnd w:id="62"/>
+      <w:bookmarkEnd w:id="86"/>
     </w:p>
     <w:p>
       <w:pPr>
@@ -11368,7 +12614,7 @@
           <w:rPr>
             <w:rStyle w:val="Hyperlink"/>
           </w:rPr>
-          <w:t xml:space="preserve">Equation 15</w:t>
+          <w:t xml:space="preserve">Equation 2.15</w:t>
         </w:r>
       </w:hyperlink>
       <w:r>
@@ -11385,7 +12631,7 @@
           <w:rPr>
             <w:rStyle w:val="Hyperlink"/>
           </w:rPr>
-          <w:t xml:space="preserve">Equation 16</w:t>
+          <w:t xml:space="preserve">Equation 2.16</w:t>
         </w:r>
       </w:hyperlink>
       <w:r>
@@ -11433,7 +12679,7 @@
           <w:rPr>
             <w:rStyle w:val="Hyperlink"/>
           </w:rPr>
-          <w:t xml:space="preserve">Equation 18</w:t>
+          <w:t xml:space="preserve">Equation 2.18</w:t>
         </w:r>
       </w:hyperlink>
       <w:r>
@@ -11626,28 +12872,36 @@
           <w:rPr>
             <w:rStyle w:val="Hyperlink"/>
           </w:rPr>
-          <w:t xml:space="preserve">Equation 18</w:t>
+          <w:t xml:space="preserve">Equation 2.18</w:t>
         </w:r>
       </w:hyperlink>
       <w:r>
         <w:t xml:space="preserve">, gives us an scaling factor of 1.919.</w:t>
       </w:r>
     </w:p>
-    <w:bookmarkStart w:id="74" w:name="example-plot-4"/>
-    <w:p>
-      <w:pPr>
-        <w:pStyle w:val="Heading5"/>
-      </w:pPr>
-      <w:r>
-        <w:t xml:space="preserve">Example plot</w:t>
-      </w:r>
-    </w:p>
-    <w:p>
-      <w:pPr>
-        <w:pStyle w:val="FirstParagraph"/>
-      </w:pPr>
-      <w:r>
-        <w:t xml:space="preserve">One notices that with the example plot below, it behaves very differently to when considering one new study. This is because for multiple studies under a random-effects framework, the pixels are actually representing something slightly different - each pixel is already partially taking into account the estimated between-study heterogeneity. This is taken into account by removing the</w:t>
+    <w:p>
+      <w:pPr>
+        <w:pStyle w:val="BodyText"/>
+      </w:pPr>
+      <w:r>
+        <w:t xml:space="preserve">One notices that with</w:t>
+      </w:r>
+      <w:r>
+        <w:t xml:space="preserve"> </w:t>
+      </w:r>
+      <w:hyperlink w:anchor="fig-random-multiple-example-1">
+        <w:r>
+          <w:rPr>
+            <w:rStyle w:val="Hyperlink"/>
+          </w:rPr>
+          <w:t xml:space="preserve">Figure 2.5</w:t>
+        </w:r>
+      </w:hyperlink>
+      <w:r>
+        <w:t xml:space="preserve"> </w:t>
+      </w:r>
+      <w:r>
+        <w:t xml:space="preserve">below, it behaves very differently to when considering one new study. This is because for multiple studies under a random-effects framework, the pixels are actually representing something slightly different - each pixel is already partially taking into account the estimated between-study heterogeneity. This is taken into account by removing the</w:t>
       </w:r>
       <w:r>
         <w:t xml:space="preserve"> </w:t>
@@ -11680,7 +12934,7 @@
           <w:rPr>
             <w:rStyle w:val="Hyperlink"/>
           </w:rPr>
-          <w:t xml:space="preserve">Equation 15</w:t>
+          <w:t xml:space="preserve">Equation 2.15</w:t>
         </w:r>
       </w:hyperlink>
       <w:r>
@@ -11697,7 +12951,7 @@
           <w:rPr>
             <w:rStyle w:val="Hyperlink"/>
           </w:rPr>
-          <w:t xml:space="preserve">Equation 16</w:t>
+          <w:t xml:space="preserve">Equation 2.16</w:t>
         </w:r>
       </w:hyperlink>
       <w:r>
@@ -11780,6 +13034,370 @@
         <w:t xml:space="preserve">[1] "Addition of new studies will give a statistically significant (alpha = 0.1) pooled estimate"</w:t>
       </w:r>
     </w:p>
+    <w:tbl>
+      <w:tblPr>
+        <w:tblStyle w:val="Table"/>
+        <w:tblW w:type="pct" w:w="5000"/>
+        <w:tblLayout w:type="fixed"/>
+        <w:tblLook w:firstRow="0" w:lastRow="0" w:firstColumn="0" w:lastColumn="0" w:noHBand="0" w:noVBand="0" w:val="0000"/>
+      </w:tblPr>
+      <w:tblGrid>
+        <w:gridCol w:w="7920"/>
+      </w:tblGrid>
+      <w:tr>
+        <w:tc>
+          <w:tcPr/>
+          <w:bookmarkStart w:id="90" w:name="fig-random-multiple-example-1"/>
+          <w:p>
+            <w:pPr>
+              <w:pStyle w:val="Compact"/>
+              <w:jc w:val="center"/>
+            </w:pPr>
+            <w:r>
+              <w:drawing>
+                <wp:inline>
+                  <wp:extent cx="5334000" cy="2133600"/>
+                  <wp:effectExtent b="0" l="0" r="0" t="0"/>
+                  <wp:docPr descr="" title="" id="88" name="Picture"/>
+                  <a:graphic>
+                    <a:graphicData uri="http://schemas.openxmlformats.org/drawingml/2006/picture">
+                      <pic:pic>
+                        <pic:nvPicPr>
+                          <pic:cNvPr descr="Interpretation-tool_files/figure-docx/fig-random-multiple-example-1-1.png" id="89" name="Picture"/>
+                          <pic:cNvPicPr>
+                            <a:picLocks noChangeArrowheads="1" noChangeAspect="1"/>
+                          </pic:cNvPicPr>
+                        </pic:nvPicPr>
+                        <pic:blipFill>
+                          <a:blip r:embed="rId87"/>
+                          <a:stretch>
+                            <a:fillRect/>
+                          </a:stretch>
+                        </pic:blipFill>
+                        <pic:spPr bwMode="auto">
+                          <a:xfrm>
+                            <a:off x="0" y="0"/>
+                            <a:ext cx="5334000" cy="2133600"/>
+                          </a:xfrm>
+                          <a:prstGeom prst="rect">
+                            <a:avLst/>
+                          </a:prstGeom>
+                          <a:noFill/>
+                          <a:ln w="9525">
+                            <a:noFill/>
+                            <a:headEnd/>
+                            <a:tailEnd/>
+                          </a:ln>
+                        </pic:spPr>
+                      </pic:pic>
+                    </a:graphicData>
+                  </a:graphic>
+                </wp:inline>
+              </w:drawing>
+            </w:r>
+          </w:p>
+          <w:p>
+            <w:pPr>
+              <w:jc w:val="center"/>
+            </w:pPr>
+            <w:pPr>
+              <w:jc w:val="start"/>
+              <w:spacing w:before="200"/>
+              <w:pStyle w:val="ImageCaption"/>
+            </w:pPr>
+            <w:r>
+              <w:t xml:space="preserve">Figure 2.5: Example Langan plot under a random-effects framework with multiple new studies</w:t>
+            </w:r>
+          </w:p>
+          <w:bookmarkEnd w:id="90"/>
+        </w:tc>
+      </w:tr>
+    </w:tbl>
+    <w:p>
+      <w:pPr>
+        <w:pStyle w:val="BodyText"/>
+      </w:pPr>
+      <w:r>
+        <w:t xml:space="preserve">Because the between-study heterogeneity depends on all the studies, the contours technically depend on the new studies that were found (whereas the contours are</w:t>
+      </w:r>
+      <w:r>
+        <w:t xml:space="preserve"> </w:t>
+      </w:r>
+      <w:r>
+        <w:t xml:space="preserve">‘independent’</w:t>
+      </w:r>
+      <w:r>
+        <w:t xml:space="preserve"> </w:t>
+      </w:r>
+      <w:r>
+        <w:t xml:space="preserve">of the new studies in the other plots). But how different would they be? Let’s see the effect of a different set of three studies that show an opposite effect to previously.</w:t>
+      </w:r>
+    </w:p>
+    <w:p>
+      <w:pPr>
+        <w:pStyle w:val="SourceCode"/>
+      </w:pPr>
+      <w:r>
+        <w:rPr>
+          <w:rStyle w:val="VerbatimChar"/>
+        </w:rPr>
+        <w:t xml:space="preserve">[1] "Addition of new studies will not give a statistically significant (alpha = 0.1) pooled estimate"</w:t>
+      </w:r>
+    </w:p>
+    <w:tbl>
+      <w:tblPr>
+        <w:tblStyle w:val="Table"/>
+        <w:tblW w:type="pct" w:w="5000"/>
+        <w:tblLayout w:type="fixed"/>
+        <w:tblLook w:firstRow="0" w:lastRow="0" w:firstColumn="0" w:lastColumn="0" w:noHBand="0" w:noVBand="0" w:val="0000"/>
+      </w:tblPr>
+      <w:tblGrid>
+        <w:gridCol w:w="7920"/>
+      </w:tblGrid>
+      <w:tr>
+        <w:tc>
+          <w:tcPr/>
+          <w:bookmarkStart w:id="94" w:name="fig-random-multiple-example-2"/>
+          <w:p>
+            <w:pPr>
+              <w:pStyle w:val="Compact"/>
+              <w:jc w:val="center"/>
+            </w:pPr>
+            <w:r>
+              <w:drawing>
+                <wp:inline>
+                  <wp:extent cx="5334000" cy="2133600"/>
+                  <wp:effectExtent b="0" l="0" r="0" t="0"/>
+                  <wp:docPr descr="" title="" id="92" name="Picture"/>
+                  <a:graphic>
+                    <a:graphicData uri="http://schemas.openxmlformats.org/drawingml/2006/picture">
+                      <pic:pic>
+                        <pic:nvPicPr>
+                          <pic:cNvPr descr="Interpretation-tool_files/figure-docx/fig-random-multiple-example-2-1.png" id="93" name="Picture"/>
+                          <pic:cNvPicPr>
+                            <a:picLocks noChangeArrowheads="1" noChangeAspect="1"/>
+                          </pic:cNvPicPr>
+                        </pic:nvPicPr>
+                        <pic:blipFill>
+                          <a:blip r:embed="rId91"/>
+                          <a:stretch>
+                            <a:fillRect/>
+                          </a:stretch>
+                        </pic:blipFill>
+                        <pic:spPr bwMode="auto">
+                          <a:xfrm>
+                            <a:off x="0" y="0"/>
+                            <a:ext cx="5334000" cy="2133600"/>
+                          </a:xfrm>
+                          <a:prstGeom prst="rect">
+                            <a:avLst/>
+                          </a:prstGeom>
+                          <a:noFill/>
+                          <a:ln w="9525">
+                            <a:noFill/>
+                            <a:headEnd/>
+                            <a:tailEnd/>
+                          </a:ln>
+                        </pic:spPr>
+                      </pic:pic>
+                    </a:graphicData>
+                  </a:graphic>
+                </wp:inline>
+              </w:drawing>
+            </w:r>
+          </w:p>
+          <w:p>
+            <w:pPr>
+              <w:jc w:val="center"/>
+            </w:pPr>
+            <w:pPr>
+              <w:jc w:val="start"/>
+              <w:spacing w:before="200"/>
+              <w:pStyle w:val="ImageCaption"/>
+            </w:pPr>
+            <w:r>
+              <w:t xml:space="preserve">Figure 2.6: Another example Langan plot under a random-effects framework but with different multiple new studies</w:t>
+            </w:r>
+          </w:p>
+          <w:bookmarkEnd w:id="94"/>
+        </w:tc>
+      </w:tr>
+    </w:tbl>
+    <w:p>
+      <w:pPr>
+        <w:pStyle w:val="BodyText"/>
+      </w:pPr>
+      <w:r>
+        <w:t xml:space="preserve">The resulting plot,</w:t>
+      </w:r>
+      <w:r>
+        <w:t xml:space="preserve"> </w:t>
+      </w:r>
+      <w:hyperlink w:anchor="fig-random-multiple-example-2">
+        <w:r>
+          <w:rPr>
+            <w:rStyle w:val="Hyperlink"/>
+          </w:rPr>
+          <w:t xml:space="preserve">Figure 2.6</w:t>
+        </w:r>
+      </w:hyperlink>
+      <w:r>
+        <w:t xml:space="preserve">, is actually fairly similar, suggesting that it might not be as dangerous to extrapolate beyond the</w:t>
+      </w:r>
+      <w:r>
+        <w:t xml:space="preserve"> </w:t>
+      </w:r>
+      <w:r>
+        <w:t xml:space="preserve">‘average’</w:t>
+      </w:r>
+      <w:r>
+        <w:t xml:space="preserve"> </w:t>
+      </w:r>
+      <w:r>
+        <w:t xml:space="preserve">point as first anticipated.</w:t>
+      </w:r>
+    </w:p>
+    <w:p>
+      <w:pPr>
+        <w:pStyle w:val="BodyText"/>
+      </w:pPr>
+      <w:r>
+        <w:t xml:space="preserve">Lets see what happens when we have three new studies who, on their own, would have led to a non-significant result under a random-effects framework.</w:t>
+      </w:r>
+    </w:p>
+    <w:p>
+      <w:pPr>
+        <w:pStyle w:val="SourceCode"/>
+      </w:pPr>
+      <w:r>
+        <w:rPr>
+          <w:rStyle w:val="VerbatimChar"/>
+        </w:rPr>
+        <w:t xml:space="preserve">[1] "Addition of new studies will give a statistically significant (alpha = 0.1) pooled estimate"</w:t>
+      </w:r>
+    </w:p>
+    <w:tbl>
+      <w:tblPr>
+        <w:tblStyle w:val="Table"/>
+        <w:tblW w:type="pct" w:w="5000"/>
+        <w:tblLayout w:type="fixed"/>
+        <w:tblLook w:firstRow="0" w:lastRow="0" w:firstColumn="0" w:lastColumn="0" w:noHBand="0" w:noVBand="0" w:val="0000"/>
+      </w:tblPr>
+      <w:tblGrid>
+        <w:gridCol w:w="7920"/>
+      </w:tblGrid>
+      <w:tr>
+        <w:tc>
+          <w:tcPr/>
+          <w:bookmarkStart w:id="98" w:name="fig-random-multiple-example-3"/>
+          <w:p>
+            <w:pPr>
+              <w:pStyle w:val="Compact"/>
+              <w:jc w:val="center"/>
+            </w:pPr>
+            <w:r>
+              <w:drawing>
+                <wp:inline>
+                  <wp:extent cx="5334000" cy="2133600"/>
+                  <wp:effectExtent b="0" l="0" r="0" t="0"/>
+                  <wp:docPr descr="" title="" id="96" name="Picture"/>
+                  <a:graphic>
+                    <a:graphicData uri="http://schemas.openxmlformats.org/drawingml/2006/picture">
+                      <pic:pic>
+                        <pic:nvPicPr>
+                          <pic:cNvPr descr="Interpretation-tool_files/figure-docx/fig-random-multiple-example-3-1.png" id="97" name="Picture"/>
+                          <pic:cNvPicPr>
+                            <a:picLocks noChangeArrowheads="1" noChangeAspect="1"/>
+                          </pic:cNvPicPr>
+                        </pic:nvPicPr>
+                        <pic:blipFill>
+                          <a:blip r:embed="rId95"/>
+                          <a:stretch>
+                            <a:fillRect/>
+                          </a:stretch>
+                        </pic:blipFill>
+                        <pic:spPr bwMode="auto">
+                          <a:xfrm>
+                            <a:off x="0" y="0"/>
+                            <a:ext cx="5334000" cy="2133600"/>
+                          </a:xfrm>
+                          <a:prstGeom prst="rect">
+                            <a:avLst/>
+                          </a:prstGeom>
+                          <a:noFill/>
+                          <a:ln w="9525">
+                            <a:noFill/>
+                            <a:headEnd/>
+                            <a:tailEnd/>
+                          </a:ln>
+                        </pic:spPr>
+                      </pic:pic>
+                    </a:graphicData>
+                  </a:graphic>
+                </wp:inline>
+              </w:drawing>
+            </w:r>
+          </w:p>
+          <w:p>
+            <w:pPr>
+              <w:jc w:val="center"/>
+            </w:pPr>
+            <w:pPr>
+              <w:jc w:val="start"/>
+              <w:spacing w:before="200"/>
+              <w:pStyle w:val="ImageCaption"/>
+            </w:pPr>
+            <w:r>
+              <w:t xml:space="preserve">Figure 2.7: Another example Langan plot under a random-effects framework with multiple new studies which wouldn’t lead to significance on their own</w:t>
+            </w:r>
+          </w:p>
+          <w:bookmarkEnd w:id="98"/>
+        </w:tc>
+      </w:tr>
+    </w:tbl>
+    <w:p>
+      <w:pPr>
+        <w:pStyle w:val="BodyText"/>
+      </w:pPr>
+      <w:r>
+        <w:t xml:space="preserve">Two interesting things to note here. Firstly, whilst each of the new studies individually wouldn’t have led to a significant result, having three in this extreme area does lead to statistical significance (likely because having multiple studies in this extreme area (rather than one) possibly reduces the between-study heterogeneity). Secondly, the weighted</w:t>
+      </w:r>
+      <w:r>
+        <w:t xml:space="preserve"> </w:t>
+      </w:r>
+      <w:r>
+        <w:t xml:space="preserve">‘average’</w:t>
+      </w:r>
+      <w:r>
+        <w:t xml:space="preserve"> </w:t>
+      </w:r>
+      <w:r>
+        <w:t xml:space="preserve">new study, is nowhere near the new studies on this plot - illustrating that under this interpretation of the pixels, pixels that are far away from the general</w:t>
+      </w:r>
+      <w:r>
+        <w:t xml:space="preserve"> </w:t>
+      </w:r>
+      <w:r>
+        <w:t xml:space="preserve">‘crowd’</w:t>
+      </w:r>
+      <w:r>
+        <w:t xml:space="preserve"> </w:t>
+      </w:r>
+      <w:r>
+        <w:t xml:space="preserve">of studies are unlikely to exist in practicality (especially the areas of small standard error, due to the presence of the between-study heterogeneity term).</w:t>
+      </w:r>
+    </w:p>
+    <w:bookmarkEnd w:id="99"/>
+    <w:bookmarkEnd w:id="100"/>
+    <w:bookmarkStart w:id="113" w:name="compare-each-case"/>
+    <w:p>
+      <w:pPr>
+        <w:pStyle w:val="Heading2"/>
+      </w:pPr>
+      <w:r>
+        <w:t xml:space="preserve">2.3 Compare each case</w:t>
+      </w:r>
+    </w:p>
     <w:p>
       <w:pPr>
         <w:pStyle w:val="FirstParagraph"/>
@@ -11789,18 +13407,18 @@
           <wp:inline>
             <wp:extent cx="5334000" cy="2133600"/>
             <wp:effectExtent b="0" l="0" r="0" t="0"/>
-            <wp:docPr descr="" title="" id="64" name="Picture"/>
+            <wp:docPr descr="" title="" id="102" name="Picture"/>
             <a:graphic>
               <a:graphicData uri="http://schemas.openxmlformats.org/drawingml/2006/picture">
                 <pic:pic>
                   <pic:nvPicPr>
-                    <pic:cNvPr descr="Interpretation-tool_files/figure-docx/unnamed-chunk-12-1.png" id="65" name="Picture"/>
+                    <pic:cNvPr descr="Interpretation-tool_files/figure-docx/unnamed-chunk-28-1.png" id="103" name="Picture"/>
                     <pic:cNvPicPr>
                       <a:picLocks noChangeArrowheads="1" noChangeAspect="1"/>
                     </pic:cNvPicPr>
                   </pic:nvPicPr>
                   <pic:blipFill>
-                    <a:blip r:embed="rId63"/>
+                    <a:blip r:embed="rId101"/>
                     <a:stretch>
                       <a:fillRect/>
                     </a:stretch>
@@ -11832,53 +13450,22 @@
         <w:pStyle w:val="BodyText"/>
       </w:pPr>
       <w:r>
-        <w:t xml:space="preserve">Because the between-study heterogeneity depends on all the studies, the contours technically depend on the new studies that were found (whereas the contours are</w:t>
-      </w:r>
-      <w:r>
-        <w:t xml:space="preserve"> </w:t>
-      </w:r>
-      <w:r>
-        <w:t xml:space="preserve">‘independent’</w:t>
-      </w:r>
-      <w:r>
-        <w:t xml:space="preserve"> </w:t>
-      </w:r>
-      <w:r>
-        <w:t xml:space="preserve">of the new studies in the other plots). But how different would they be? Let’s see the effect of a different set of three studies that show an opposite effect to previously.</w:t>
-      </w:r>
-    </w:p>
-    <w:p>
-      <w:pPr>
-        <w:pStyle w:val="SourceCode"/>
-      </w:pPr>
-      <w:r>
-        <w:rPr>
-          <w:rStyle w:val="VerbatimChar"/>
-        </w:rPr>
-        <w:t xml:space="preserve">[1] "Addition of new studies will not give a statistically significant (alpha = 0.1) pooled estimate"</w:t>
-      </w:r>
-    </w:p>
-    <w:p>
-      <w:pPr>
-        <w:pStyle w:val="FirstParagraph"/>
-      </w:pPr>
-      <w:r>
         <w:drawing>
           <wp:inline>
             <wp:extent cx="5334000" cy="2133600"/>
             <wp:effectExtent b="0" l="0" r="0" t="0"/>
-            <wp:docPr descr="" title="" id="67" name="Picture"/>
+            <wp:docPr descr="" title="" id="105" name="Picture"/>
             <a:graphic>
               <a:graphicData uri="http://schemas.openxmlformats.org/drawingml/2006/picture">
                 <pic:pic>
                   <pic:nvPicPr>
-                    <pic:cNvPr descr="Interpretation-tool_files/figure-docx/unnamed-chunk-14-1.png" id="68" name="Picture"/>
+                    <pic:cNvPr descr="Interpretation-tool_files/figure-docx/unnamed-chunk-28-2.png" id="106" name="Picture"/>
                     <pic:cNvPicPr>
                       <a:picLocks noChangeArrowheads="1" noChangeAspect="1"/>
                     </pic:cNvPicPr>
                   </pic:nvPicPr>
                   <pic:blipFill>
-                    <a:blip r:embed="rId66"/>
+                    <a:blip r:embed="rId104"/>
                     <a:stretch>
                       <a:fillRect/>
                     </a:stretch>
@@ -11910,61 +13497,22 @@
         <w:pStyle w:val="BodyText"/>
       </w:pPr>
       <w:r>
-        <w:t xml:space="preserve">The resulting plot is actually fairly similar, suggesting that it might not be as dangerous to extrapolate beyond the</w:t>
-      </w:r>
-      <w:r>
-        <w:t xml:space="preserve"> </w:t>
-      </w:r>
-      <w:r>
-        <w:t xml:space="preserve">‘average’</w:t>
-      </w:r>
-      <w:r>
-        <w:t xml:space="preserve"> </w:t>
-      </w:r>
-      <w:r>
-        <w:t xml:space="preserve">point as first anticipated.</w:t>
-      </w:r>
-    </w:p>
-    <w:p>
-      <w:pPr>
-        <w:pStyle w:val="BodyText"/>
-      </w:pPr>
-      <w:r>
-        <w:t xml:space="preserve">Lets see what happens when we have three new studies who, on their own, would have led to a non-significant result under a random-effects framework.</w:t>
-      </w:r>
-    </w:p>
-    <w:p>
-      <w:pPr>
-        <w:pStyle w:val="SourceCode"/>
-      </w:pPr>
-      <w:r>
-        <w:rPr>
-          <w:rStyle w:val="VerbatimChar"/>
-        </w:rPr>
-        <w:t xml:space="preserve">[1] "Addition of new studies will give a statistically significant (alpha = 0.1) pooled estimate"</w:t>
-      </w:r>
-    </w:p>
-    <w:p>
-      <w:pPr>
-        <w:pStyle w:val="FirstParagraph"/>
-      </w:pPr>
-      <w:r>
         <w:drawing>
           <wp:inline>
             <wp:extent cx="5334000" cy="2133600"/>
             <wp:effectExtent b="0" l="0" r="0" t="0"/>
-            <wp:docPr descr="" title="" id="70" name="Picture"/>
+            <wp:docPr descr="" title="" id="108" name="Picture"/>
             <a:graphic>
               <a:graphicData uri="http://schemas.openxmlformats.org/drawingml/2006/picture">
                 <pic:pic>
                   <pic:nvPicPr>
-                    <pic:cNvPr descr="Interpretation-tool_files/figure-docx/unnamed-chunk-16-1.png" id="71" name="Picture"/>
+                    <pic:cNvPr descr="Interpretation-tool_files/figure-docx/unnamed-chunk-28-3.png" id="109" name="Picture"/>
                     <pic:cNvPicPr>
                       <a:picLocks noChangeArrowheads="1" noChangeAspect="1"/>
                     </pic:cNvPicPr>
                   </pic:nvPicPr>
                   <pic:blipFill>
-                    <a:blip r:embed="rId69"/>
+                    <a:blip r:embed="rId107"/>
                     <a:stretch>
                       <a:fillRect/>
                     </a:stretch>
@@ -11996,217 +13544,22 @@
         <w:pStyle w:val="BodyText"/>
       </w:pPr>
       <w:r>
-        <w:t xml:space="preserve">Two interesting things to note here. Firstly, whilst each of the new studies individually wouldn’t have led to a significant result, having three in this extreme area does lead to statistical significance (likely because having multiple studies in this extreme area (rather than one) possibly reduces the between-study heterogeneity). Secondly, the weighted</w:t>
-      </w:r>
-      <w:r>
-        <w:t xml:space="preserve"> </w:t>
-      </w:r>
-      <w:r>
-        <w:t xml:space="preserve">‘average’</w:t>
-      </w:r>
-      <w:r>
-        <w:t xml:space="preserve"> </w:t>
-      </w:r>
-      <w:r>
-        <w:t xml:space="preserve">new study, is nowhere near the new studies on this plot - illustrating that under this interpretation of the pixels, pixels that are far away from the general</w:t>
-      </w:r>
-      <w:r>
-        <w:t xml:space="preserve"> </w:t>
-      </w:r>
-      <w:r>
-        <w:t xml:space="preserve">‘crowd’</w:t>
-      </w:r>
-      <w:r>
-        <w:t xml:space="preserve"> </w:t>
-      </w:r>
-      <w:r>
-        <w:t xml:space="preserve">of studies are unlikely to exist in practicality (especially the areas of small standard error, due to the presence of the between-study heterogeneity term).</w:t>
-      </w:r>
-    </w:p>
-    <w:tbl>
-      <w:tblPr>
-        <w:tblStyle w:val="Table"/>
-        <w:tblLook w:firstRow="0" w:lastRow="0" w:firstColumn="0" w:lastColumn="0" w:noHBand="0" w:noVBand="0" w:val="0000"/>
-        <w:tblBorders>
-          <w:left w:val="single" w:sz="24" w:space="0" w:color="CC1914"/>
-          <w:right w:val="single" w:sz="4" w:space="0" w:color="CC1914"/>
-          <w:top w:val="single" w:sz="4" w:space="0" w:color="CC1914"/>
-          <w:bottom w:val="single" w:sz="4" w:space="0" w:color="CC1914"/>
-        </w:tblBorders>
-        <w:tblCellMar>
-          <w:left w:w="144" w:type="dxa"/>
-          <w:right w:w="144" w:type="dxa"/>
-        </w:tblCellMar>
-        <w:tblInd w:w="164" w:type="dxa"/>
-        <w:tblW w:type="pct" w:w="100%"/>
-      </w:tblPr>
-      <w:tr>
-        <w:trPr>
-          <w:cantSplit/>
-        </w:trPr>
-        <w:tc>
-          <w:tcPr>
-            <w:shd w:color="auto" w:fill="f7dddc" w:val="clear"/>
-            <w:tcMar>
-              <w:top w:w="92" w:type="dxa"/>
-              <w:bottom w:w="92" w:type="dxa"/>
-            </w:tcMar>
-          </w:tcPr>
-          <w:p>
-            <w:pPr>
-              <w:pStyle w:val="BodyText"/>
-            </w:pPr>
-            <w:pPr>
-              <w:spacing w:before="0" w:after="0"/>
-              <w:textAlignment w:val="center"/>
-            </w:pPr>
-            <w:r>
-              <w:drawing>
-                <wp:inline>
-                  <wp:extent cx="152400" cy="152400"/>
-                  <wp:effectExtent b="0" l="0" r="0" t="0"/>
-                  <wp:docPr descr="" title="" id="72" name="Picture"/>
-                  <a:graphic>
-                    <a:graphicData uri="http://schemas.openxmlformats.org/drawingml/2006/picture">
-                      <pic:pic>
-                        <pic:nvPicPr>
-                          <pic:cNvPr descr="C:\Users\crn4\AppData\Local\Apps\Quarto\share\formats\docx\important.png" id="73" name="Picture"/>
-                          <pic:cNvPicPr>
-                            <a:picLocks noChangeArrowheads="1" noChangeAspect="1"/>
-                          </pic:cNvPicPr>
-                        </pic:nvPicPr>
-                        <pic:blipFill>
-                          <a:blip r:embed="rId54"/>
-                          <a:stretch>
-                            <a:fillRect/>
-                          </a:stretch>
-                        </pic:blipFill>
-                        <pic:spPr bwMode="auto">
-                          <a:xfrm>
-                            <a:off x="0" y="0"/>
-                            <a:ext cx="152400" cy="152400"/>
-                          </a:xfrm>
-                          <a:prstGeom prst="rect">
-                            <a:avLst/>
-                          </a:prstGeom>
-                          <a:noFill/>
-                          <a:ln w="9525">
-                            <a:noFill/>
-                            <a:headEnd/>
-                            <a:tailEnd/>
-                          </a:ln>
-                        </pic:spPr>
-                      </pic:pic>
-                    </a:graphicData>
-                  </a:graphic>
-                </wp:inline>
-              </w:drawing>
-            </w:r>
-            <w:r>
-              <w:t xml:space="preserve"> </w:t>
-            </w:r>
-            <w:r>
-              <w:t xml:space="preserve"> </w:t>
-            </w:r>
-            <w:r>
-              <w:t xml:space="preserve">Plot additions</w:t>
-            </w:r>
-          </w:p>
-        </w:tc>
-      </w:tr>
-      <w:tr>
-        <w:trPr>
-          <w:cantSplit/>
-        </w:trPr>
-        <w:tc>
-          <w:tcPr>
-            <w:tcMar>
-              <w:top w:w="108" w:type="dxa"/>
-              <w:bottom w:w="108" w:type="dxa"/>
-            </w:tcMar>
-          </w:tcPr>
-          <w:p>
-            <w:pPr>
-              <w:numPr>
-                <w:ilvl w:val="0"/>
-                <w:numId w:val="1001"/>
-              </w:numPr>
-            </w:pPr>
-            <w:r>
-              <w:t xml:space="preserve">Dotted lines between the individual new studies and the overall</w:t>
-            </w:r>
-            <w:r>
-              <w:t xml:space="preserve"> </w:t>
-            </w:r>
-            <w:r>
-              <w:t xml:space="preserve">‘average’</w:t>
-            </w:r>
-            <w:r>
-              <w:t xml:space="preserve"> </w:t>
-            </w:r>
-            <w:r>
-              <w:t xml:space="preserve">new study (making a spider-like shape).</w:t>
-            </w:r>
-          </w:p>
-          <w:p>
-            <w:pPr>
-              <w:numPr>
-                <w:ilvl w:val="0"/>
-                <w:numId w:val="1001"/>
-              </w:numPr>
-            </w:pPr>
-            <w:r>
-              <w:t xml:space="preserve">Choose a different shape for the</w:t>
-            </w:r>
-            <w:r>
-              <w:t xml:space="preserve"> </w:t>
-            </w:r>
-            <w:r>
-              <w:t xml:space="preserve">‘average’</w:t>
-            </w:r>
-            <w:r>
-              <w:t xml:space="preserve"> </w:t>
-            </w:r>
-            <w:r>
-              <w:t xml:space="preserve">new study, as using a diamond confuses people that there may be something associated with the width of the diamond (as is the case for the pooled effects).</w:t>
-            </w:r>
-          </w:p>
-        </w:tc>
-      </w:tr>
-    </w:tbl>
-    <w:bookmarkEnd w:id="74"/>
-    <w:bookmarkEnd w:id="75"/>
-    <w:bookmarkEnd w:id="76"/>
-    <w:bookmarkStart w:id="89" w:name="compare-each-case"/>
-    <w:p>
-      <w:pPr>
-        <w:pStyle w:val="Heading2"/>
-      </w:pPr>
-      <w:r>
-        <w:t xml:space="preserve">Compare each case</w:t>
-      </w:r>
-    </w:p>
-    <w:p>
-      <w:pPr>
-        <w:pStyle w:val="FirstParagraph"/>
-      </w:pPr>
-      <w:r>
         <w:drawing>
           <wp:inline>
             <wp:extent cx="5334000" cy="2133600"/>
             <wp:effectExtent b="0" l="0" r="0" t="0"/>
-            <wp:docPr descr="" title="" id="78" name="Picture"/>
+            <wp:docPr descr="" title="" id="111" name="Picture"/>
             <a:graphic>
               <a:graphicData uri="http://schemas.openxmlformats.org/drawingml/2006/picture">
                 <pic:pic>
                   <pic:nvPicPr>
-                    <pic:cNvPr descr="Interpretation-tool_files/figure-docx/unnamed-chunk-18-1.png" id="79" name="Picture"/>
+                    <pic:cNvPr descr="Interpretation-tool_files/figure-docx/unnamed-chunk-28-4.png" id="112" name="Picture"/>
                     <pic:cNvPicPr>
                       <a:picLocks noChangeArrowheads="1" noChangeAspect="1"/>
                     </pic:cNvPicPr>
                   </pic:nvPicPr>
                   <pic:blipFill>
-                    <a:blip r:embed="rId77"/>
+                    <a:blip r:embed="rId110"/>
                     <a:stretch>
                       <a:fillRect/>
                     </a:stretch>
@@ -12233,149 +13586,100 @@
         </w:drawing>
       </w:r>
     </w:p>
-    <w:p>
-      <w:pPr>
-        <w:pStyle w:val="BodyText"/>
-      </w:pPr>
-      <w:r>
-        <w:drawing>
-          <wp:inline>
-            <wp:extent cx="5334000" cy="2133600"/>
-            <wp:effectExtent b="0" l="0" r="0" t="0"/>
-            <wp:docPr descr="" title="" id="81" name="Picture"/>
-            <a:graphic>
-              <a:graphicData uri="http://schemas.openxmlformats.org/drawingml/2006/picture">
-                <pic:pic>
-                  <pic:nvPicPr>
-                    <pic:cNvPr descr="Interpretation-tool_files/figure-docx/unnamed-chunk-18-2.png" id="82" name="Picture"/>
-                    <pic:cNvPicPr>
-                      <a:picLocks noChangeArrowheads="1" noChangeAspect="1"/>
-                    </pic:cNvPicPr>
-                  </pic:nvPicPr>
-                  <pic:blipFill>
-                    <a:blip r:embed="rId80"/>
-                    <a:stretch>
-                      <a:fillRect/>
-                    </a:stretch>
-                  </pic:blipFill>
-                  <pic:spPr bwMode="auto">
-                    <a:xfrm>
-                      <a:off x="0" y="0"/>
-                      <a:ext cx="5334000" cy="2133600"/>
-                    </a:xfrm>
-                    <a:prstGeom prst="rect">
-                      <a:avLst/>
-                    </a:prstGeom>
-                    <a:noFill/>
-                    <a:ln w="9525">
-                      <a:noFill/>
-                      <a:headEnd/>
-                      <a:tailEnd/>
-                    </a:ln>
-                  </pic:spPr>
-                </pic:pic>
-              </a:graphicData>
-            </a:graphic>
-          </wp:inline>
-        </w:drawing>
-      </w:r>
-    </w:p>
-    <w:p>
-      <w:pPr>
-        <w:pStyle w:val="BodyText"/>
-      </w:pPr>
-      <w:r>
-        <w:drawing>
-          <wp:inline>
-            <wp:extent cx="5334000" cy="2133600"/>
-            <wp:effectExtent b="0" l="0" r="0" t="0"/>
-            <wp:docPr descr="" title="" id="84" name="Picture"/>
-            <a:graphic>
-              <a:graphicData uri="http://schemas.openxmlformats.org/drawingml/2006/picture">
-                <pic:pic>
-                  <pic:nvPicPr>
-                    <pic:cNvPr descr="Interpretation-tool_files/figure-docx/unnamed-chunk-18-3.png" id="85" name="Picture"/>
-                    <pic:cNvPicPr>
-                      <a:picLocks noChangeArrowheads="1" noChangeAspect="1"/>
-                    </pic:cNvPicPr>
-                  </pic:nvPicPr>
-                  <pic:blipFill>
-                    <a:blip r:embed="rId83"/>
-                    <a:stretch>
-                      <a:fillRect/>
-                    </a:stretch>
-                  </pic:blipFill>
-                  <pic:spPr bwMode="auto">
-                    <a:xfrm>
-                      <a:off x="0" y="0"/>
-                      <a:ext cx="5334000" cy="2133600"/>
-                    </a:xfrm>
-                    <a:prstGeom prst="rect">
-                      <a:avLst/>
-                    </a:prstGeom>
-                    <a:noFill/>
-                    <a:ln w="9525">
-                      <a:noFill/>
-                      <a:headEnd/>
-                      <a:tailEnd/>
-                    </a:ln>
-                  </pic:spPr>
-                </pic:pic>
-              </a:graphicData>
-            </a:graphic>
-          </wp:inline>
-        </w:drawing>
-      </w:r>
-    </w:p>
-    <w:p>
-      <w:pPr>
-        <w:pStyle w:val="BodyText"/>
-      </w:pPr>
-      <w:r>
-        <w:drawing>
-          <wp:inline>
-            <wp:extent cx="5334000" cy="2133600"/>
-            <wp:effectExtent b="0" l="0" r="0" t="0"/>
-            <wp:docPr descr="" title="" id="87" name="Picture"/>
-            <a:graphic>
-              <a:graphicData uri="http://schemas.openxmlformats.org/drawingml/2006/picture">
-                <pic:pic>
-                  <pic:nvPicPr>
-                    <pic:cNvPr descr="Interpretation-tool_files/figure-docx/unnamed-chunk-18-4.png" id="88" name="Picture"/>
-                    <pic:cNvPicPr>
-                      <a:picLocks noChangeArrowheads="1" noChangeAspect="1"/>
-                    </pic:cNvPicPr>
-                  </pic:nvPicPr>
-                  <pic:blipFill>
-                    <a:blip r:embed="rId86"/>
-                    <a:stretch>
-                      <a:fillRect/>
-                    </a:stretch>
-                  </pic:blipFill>
-                  <pic:spPr bwMode="auto">
-                    <a:xfrm>
-                      <a:off x="0" y="0"/>
-                      <a:ext cx="5334000" cy="2133600"/>
-                    </a:xfrm>
-                    <a:prstGeom prst="rect">
-                      <a:avLst/>
-                    </a:prstGeom>
-                    <a:noFill/>
-                    <a:ln w="9525">
-                      <a:noFill/>
-                      <a:headEnd/>
-                      <a:tailEnd/>
-                    </a:ln>
-                  </pic:spPr>
-                </pic:pic>
-              </a:graphicData>
-            </a:graphic>
-          </wp:inline>
-        </w:drawing>
-      </w:r>
-    </w:p>
-    <w:bookmarkEnd w:id="89"/>
-    <w:bookmarkEnd w:id="90"/>
+    <w:bookmarkEnd w:id="113"/>
+    <w:bookmarkEnd w:id="114"/>
+    <w:bookmarkStart w:id="120" w:name="references"/>
+    <w:p>
+      <w:pPr>
+        <w:pStyle w:val="Heading1"/>
+      </w:pPr>
+      <w:r>
+        <w:t xml:space="preserve">3. References</w:t>
+      </w:r>
+    </w:p>
+    <w:bookmarkStart w:id="119" w:name="refs"/>
+    <w:bookmarkStart w:id="116" w:name="ref-langan2012"/>
+    <w:p>
+      <w:pPr>
+        <w:pStyle w:val="Bibliography"/>
+      </w:pPr>
+      <w:r>
+        <w:t xml:space="preserve">1.</w:t>
+      </w:r>
+      <w:r>
+        <w:t xml:space="preserve"> </w:t>
+      </w:r>
+      <w:r>
+        <w:t xml:space="preserve">	</w:t>
+      </w:r>
+      <w:r>
+        <w:t xml:space="preserve">Langan D, Higgins JPT, Gregory W, Sutton AJ. Graphical augmentations to the funnel plot assess the impact of additional evidence on a meta-analysis.</w:t>
+      </w:r>
+      <w:r>
+        <w:t xml:space="preserve"> </w:t>
+      </w:r>
+      <w:r>
+        <w:rPr>
+          <w:i/>
+          <w:iCs/>
+        </w:rPr>
+        <w:t xml:space="preserve">Journal of Clinical Epidemiology</w:t>
+      </w:r>
+      <w:r>
+        <w:t xml:space="preserve">. 2012;65(5):511-519. doi:</w:t>
+      </w:r>
+      <w:hyperlink r:id="rId115">
+        <w:r>
+          <w:rPr>
+            <w:rStyle w:val="Hyperlink"/>
+          </w:rPr>
+          <w:t xml:space="preserve">https://doi.org/10.1016/j.jclinepi.2011.10.009</w:t>
+        </w:r>
+      </w:hyperlink>
+    </w:p>
+    <w:bookmarkEnd w:id="116"/>
+    <w:bookmarkStart w:id="118" w:name="ref-nevill2025"/>
+    <w:p>
+      <w:pPr>
+        <w:pStyle w:val="Bibliography"/>
+      </w:pPr>
+      <w:r>
+        <w:t xml:space="preserve">2.</w:t>
+      </w:r>
+      <w:r>
+        <w:t xml:space="preserve"> </w:t>
+      </w:r>
+      <w:r>
+        <w:t xml:space="preserve">	</w:t>
+      </w:r>
+      <w:r>
+        <w:t xml:space="preserve">Nevill C, Quinn TJ, Cooper N, Sutton A. MetaImpact: A novel tool to enable evidence-based sample sizes for future trials.</w:t>
+      </w:r>
+      <w:r>
+        <w:t xml:space="preserve"> </w:t>
+      </w:r>
+      <w:r>
+        <w:rPr>
+          <w:i/>
+          <w:iCs/>
+        </w:rPr>
+        <w:t xml:space="preserve">BMJ Evidence-Based Medicine</w:t>
+      </w:r>
+      <w:r>
+        <w:t xml:space="preserve">. Published online 2025. doi:</w:t>
+      </w:r>
+      <w:hyperlink r:id="rId117">
+        <w:r>
+          <w:rPr>
+            <w:rStyle w:val="Hyperlink"/>
+          </w:rPr>
+          <w:t xml:space="preserve">10.1136/bmjebm-2025-113694</w:t>
+        </w:r>
+      </w:hyperlink>
+    </w:p>
+    <w:bookmarkEnd w:id="118"/>
+    <w:bookmarkEnd w:id="119"/>
+    <w:bookmarkEnd w:id="120"/>
     <w:sectPr/>
   </w:body>
 </w:document>
@@ -12482,6 +13786,91 @@
       </w:pPr>
     </w:lvl>
   </w:abstractNum>
+  <w:abstractNum w:abstractNumId="99411">
+    <w:nsid w:val="00A99411"/>
+    <w:multiLevelType w:val="multilevel"/>
+    <w:lvl w:ilvl="0">
+      <w:start w:val="1"/>
+      <w:numFmt w:val="decimal"/>
+      <w:lvlText w:val="%1."/>
+      <w:lvlJc w:val="left"/>
+      <w:pPr>
+        <w:ind w:left="720" w:hanging="360"/>
+      </w:pPr>
+    </w:lvl>
+    <w:lvl w:ilvl="1">
+      <w:start w:val="1"/>
+      <w:numFmt w:val="decimal"/>
+      <w:lvlText w:val="%2."/>
+      <w:lvlJc w:val="left"/>
+      <w:pPr>
+        <w:ind w:left="1440" w:hanging="360"/>
+      </w:pPr>
+    </w:lvl>
+    <w:lvl w:ilvl="2">
+      <w:start w:val="1"/>
+      <w:numFmt w:val="decimal"/>
+      <w:lvlText w:val="%3."/>
+      <w:lvlJc w:val="left"/>
+      <w:pPr>
+        <w:ind w:left="2160" w:hanging="360"/>
+      </w:pPr>
+    </w:lvl>
+    <w:lvl w:ilvl="3">
+      <w:start w:val="1"/>
+      <w:numFmt w:val="decimal"/>
+      <w:lvlText w:val="%4."/>
+      <w:lvlJc w:val="left"/>
+      <w:pPr>
+        <w:ind w:left="2880" w:hanging="360"/>
+      </w:pPr>
+    </w:lvl>
+    <w:lvl w:ilvl="4">
+      <w:start w:val="1"/>
+      <w:numFmt w:val="decimal"/>
+      <w:lvlText w:val="%5."/>
+      <w:lvlJc w:val="left"/>
+      <w:pPr>
+        <w:ind w:left="3600" w:hanging="360"/>
+      </w:pPr>
+    </w:lvl>
+    <w:lvl w:ilvl="5">
+      <w:start w:val="1"/>
+      <w:numFmt w:val="decimal"/>
+      <w:lvlText w:val="%6."/>
+      <w:lvlJc w:val="left"/>
+      <w:pPr>
+        <w:ind w:left="4320" w:hanging="360"/>
+      </w:pPr>
+    </w:lvl>
+    <w:lvl w:ilvl="6">
+      <w:start w:val="1"/>
+      <w:numFmt w:val="decimal"/>
+      <w:lvlText w:val="%7."/>
+      <w:lvlJc w:val="left"/>
+      <w:pPr>
+        <w:ind w:left="5040" w:hanging="360"/>
+      </w:pPr>
+    </w:lvl>
+    <w:lvl w:ilvl="7">
+      <w:start w:val="1"/>
+      <w:numFmt w:val="decimal"/>
+      <w:lvlText w:val="%8."/>
+      <w:lvlJc w:val="left"/>
+      <w:pPr>
+        <w:ind w:left="5760" w:hanging="360"/>
+      </w:pPr>
+    </w:lvl>
+    <w:lvl w:ilvl="8">
+      <w:start w:val="1"/>
+      <w:numFmt w:val="decimal"/>
+      <w:lvlText w:val="%9."/>
+      <w:lvlJc w:val="left"/>
+      <w:pPr>
+        <w:ind w:left="6480" w:hanging="360"/>
+      </w:pPr>
+    </w:lvl>
+  </w:abstractNum>
   <w:abstractNum w:abstractNumId="991">
     <w:nsid w:val="0000A991"/>
     <w:multiLevelType w:val="multilevel"/>
@@ -12589,7 +13978,97 @@
     <w:abstractNumId w:val="990"/>
   </w:num>
   <w:num w:numId="1001">
+    <w:abstractNumId w:val="99411"/>
+    <w:lvlOverride w:ilvl="0">
+      <w:startOverride w:val="1"/>
+    </w:lvlOverride>
+    <w:lvlOverride w:ilvl="1">
+      <w:startOverride w:val="1"/>
+    </w:lvlOverride>
+    <w:lvlOverride w:ilvl="2">
+      <w:startOverride w:val="1"/>
+    </w:lvlOverride>
+    <w:lvlOverride w:ilvl="3">
+      <w:startOverride w:val="1"/>
+    </w:lvlOverride>
+    <w:lvlOverride w:ilvl="4">
+      <w:startOverride w:val="1"/>
+    </w:lvlOverride>
+    <w:lvlOverride w:ilvl="5">
+      <w:startOverride w:val="1"/>
+    </w:lvlOverride>
+    <w:lvlOverride w:ilvl="6">
+      <w:startOverride w:val="1"/>
+    </w:lvlOverride>
+    <w:lvlOverride w:ilvl="7">
+      <w:startOverride w:val="1"/>
+    </w:lvlOverride>
+    <w:lvlOverride w:ilvl="8">
+      <w:startOverride w:val="1"/>
+    </w:lvlOverride>
+  </w:num>
+  <w:num w:numId="1002">
     <w:abstractNumId w:val="991"/>
+  </w:num>
+  <w:num w:numId="1003">
+    <w:abstractNumId w:val="99411"/>
+    <w:lvlOverride w:ilvl="0">
+      <w:startOverride w:val="1"/>
+    </w:lvlOverride>
+    <w:lvlOverride w:ilvl="1">
+      <w:startOverride w:val="1"/>
+    </w:lvlOverride>
+    <w:lvlOverride w:ilvl="2">
+      <w:startOverride w:val="1"/>
+    </w:lvlOverride>
+    <w:lvlOverride w:ilvl="3">
+      <w:startOverride w:val="1"/>
+    </w:lvlOverride>
+    <w:lvlOverride w:ilvl="4">
+      <w:startOverride w:val="1"/>
+    </w:lvlOverride>
+    <w:lvlOverride w:ilvl="5">
+      <w:startOverride w:val="1"/>
+    </w:lvlOverride>
+    <w:lvlOverride w:ilvl="6">
+      <w:startOverride w:val="1"/>
+    </w:lvlOverride>
+    <w:lvlOverride w:ilvl="7">
+      <w:startOverride w:val="1"/>
+    </w:lvlOverride>
+    <w:lvlOverride w:ilvl="8">
+      <w:startOverride w:val="1"/>
+    </w:lvlOverride>
+  </w:num>
+  <w:num w:numId="1004">
+    <w:abstractNumId w:val="99411"/>
+    <w:lvlOverride w:ilvl="0">
+      <w:startOverride w:val="1"/>
+    </w:lvlOverride>
+    <w:lvlOverride w:ilvl="1">
+      <w:startOverride w:val="1"/>
+    </w:lvlOverride>
+    <w:lvlOverride w:ilvl="2">
+      <w:startOverride w:val="1"/>
+    </w:lvlOverride>
+    <w:lvlOverride w:ilvl="3">
+      <w:startOverride w:val="1"/>
+    </w:lvlOverride>
+    <w:lvlOverride w:ilvl="4">
+      <w:startOverride w:val="1"/>
+    </w:lvlOverride>
+    <w:lvlOverride w:ilvl="5">
+      <w:startOverride w:val="1"/>
+    </w:lvlOverride>
+    <w:lvlOverride w:ilvl="6">
+      <w:startOverride w:val="1"/>
+    </w:lvlOverride>
+    <w:lvlOverride w:ilvl="7">
+      <w:startOverride w:val="1"/>
+    </w:lvlOverride>
+    <w:lvlOverride w:ilvl="8">
+      <w:startOverride w:val="1"/>
+    </w:lvlOverride>
   </w:num>
 </w:numbering>
 </file>
